--- a/doc.docx
+++ b/doc.docx
@@ -4,118 +4,87 @@
   <w:body>
     <w:p>
       <w:pPr>
-        <w:rPr>
-          <w:lang w:val="bg-BG"/>
+        <w:spacing w:after="0" w:line="360" w:lineRule="auto"/>
+        <w:jc w:val="both"/>
+        <w:rPr>
+          <w:rFonts w:ascii="Times New Roman" w:eastAsia="Times New Roman" w:hAnsi="Times New Roman" w:cs="Times New Roman"/>
+          <w:b/>
+          <w:bCs/>
+          <w:kern w:val="0"/>
+          <w:sz w:val="32"/>
+          <w:szCs w:val="32"/>
+          <w:lang w:val="bg-BG"/>
+          <w14:ligatures w14:val="none"/>
         </w:rPr>
       </w:pPr>
       <w:r>
         <w:rPr>
-          <w:highlight w:val="yellow"/>
-          <w:lang w:val="bg-BG"/>
-        </w:rPr>
-        <w:t>О</w:t>
-      </w:r>
-      <w:r>
-        <w:rPr>
-          <w:highlight w:val="yellow"/>
-        </w:rPr>
-        <w:t xml:space="preserve">бемът на текстовата част следва да е около до стандартни 3 страници (1 стандартна страница съдържа до 1800 знака без разстоянията) синтезиран текст при следното форматиране: </w:t>
-      </w:r>
-      <w:r>
-        <w:rPr>
-          <w:highlight w:val="yellow"/>
-        </w:rPr>
-        <w:sym w:font="Symbol" w:char="F0B7"/>
-      </w:r>
-      <w:r>
-        <w:rPr>
-          <w:highlight w:val="yellow"/>
-        </w:rPr>
-        <w:t xml:space="preserve"> Page setup: Top, Bottom, Left, Right: 2.5; Paper size: A4; </w:t>
-      </w:r>
-      <w:r>
-        <w:rPr>
-          <w:highlight w:val="yellow"/>
-        </w:rPr>
-        <w:sym w:font="Symbol" w:char="F0B7"/>
-      </w:r>
-      <w:r>
-        <w:rPr>
-          <w:highlight w:val="yellow"/>
-        </w:rPr>
-        <w:t xml:space="preserve"> Заглавна страница – Тема, Изпълнител (име, специалност, ФН), Проверил (гл. ас. д-р Калина Георгиева); </w:t>
-      </w:r>
-      <w:r>
-        <w:rPr>
-          <w:highlight w:val="yellow"/>
-        </w:rPr>
-        <w:sym w:font="Symbol" w:char="F0B7"/>
-      </w:r>
-      <w:r>
-        <w:rPr>
-          <w:highlight w:val="yellow"/>
-        </w:rPr>
-        <w:t xml:space="preserve"> Основен текст: Font – Тimes ne roman; Text size: 12; Alignment: Justified; Line spacing: 1.5; First line: 1.25; Spacing: Before: 0, After: 0; </w:t>
-      </w:r>
-      <w:r>
-        <w:rPr>
-          <w:highlight w:val="yellow"/>
-        </w:rPr>
-        <w:sym w:font="Symbol" w:char="F0B7"/>
-      </w:r>
-      <w:r>
-        <w:rPr>
-          <w:highlight w:val="yellow"/>
-        </w:rPr>
-        <w:t xml:space="preserve"> Заглавия: Text size 14, Text style: Bold; </w:t>
-      </w:r>
-      <w:r>
-        <w:rPr>
-          <w:highlight w:val="yellow"/>
-        </w:rPr>
-        <w:sym w:font="Symbol" w:char="F0B7"/>
-      </w:r>
-      <w:r>
-        <w:rPr>
-          <w:highlight w:val="yellow"/>
-        </w:rPr>
-        <w:t xml:space="preserve"> Подзаглавия: Text size 14, Text style: Bold, Italic;</w:t>
-      </w:r>
-    </w:p>
-    <w:p/>
-    <w:p>
-      <w:r>
-        <w:rPr>
-          <w:lang w:val="bg-BG"/>
-        </w:rPr>
-        <w:t>Курсов проект „</w:t>
-      </w:r>
-      <w:r>
-        <w:t>Open Data Reuse”</w:t>
+          <w:rFonts w:ascii="Times New Roman" w:eastAsia="Times New Roman" w:hAnsi="Times New Roman" w:cs="Times New Roman"/>
+          <w:b/>
+          <w:bCs/>
+          <w:kern w:val="0"/>
+          <w:sz w:val="32"/>
+          <w:szCs w:val="32"/>
+          <w:lang w:val="bg-BG"/>
+          <w14:ligatures w14:val="none"/>
+        </w:rPr>
+        <w:t>Курсов проект „Open Data Reuse”</w:t>
       </w:r>
     </w:p>
     <w:p>
+      <w:pPr>
+        <w:spacing w:after="0" w:line="360" w:lineRule="auto"/>
+        <w:jc w:val="both"/>
+        <w:rPr>
+          <w:rFonts w:ascii="Times New Roman" w:eastAsia="Times New Roman" w:hAnsi="Times New Roman" w:cs="Times New Roman"/>
+          <w:b/>
+          <w:bCs/>
+          <w:kern w:val="0"/>
+          <w:sz w:val="32"/>
+          <w:szCs w:val="32"/>
+          <w:lang w:val="bg-BG"/>
+          <w14:ligatures w14:val="none"/>
+        </w:rPr>
+      </w:pPr>
       <w:r>
         <w:rPr>
-          <w:lang w:val="bg-BG"/>
-        </w:rPr>
-        <w:t>Никола Георгиев</w:t>
+          <w:rFonts w:ascii="Times New Roman" w:eastAsia="Times New Roman" w:hAnsi="Times New Roman" w:cs="Times New Roman"/>
+          <w:b/>
+          <w:bCs/>
+          <w:kern w:val="0"/>
+          <w:sz w:val="32"/>
+          <w:szCs w:val="32"/>
+          <w:lang w:val="bg-BG"/>
+          <w14:ligatures w14:val="none"/>
+        </w:rPr>
+        <w:t xml:space="preserve">Изпълнител - </w:t>
       </w:r>
       <w:r>
-        <w:t>, 4MI0600288</w:t>
+        <w:rPr>
+          <w:rFonts w:ascii="Times New Roman" w:eastAsia="Times New Roman" w:hAnsi="Times New Roman" w:cs="Times New Roman"/>
+          <w:b/>
+          <w:bCs/>
+          <w:kern w:val="0"/>
+          <w:sz w:val="32"/>
+          <w:szCs w:val="32"/>
+          <w:lang w:val="bg-BG"/>
+          <w14:ligatures w14:val="none"/>
+        </w:rPr>
+        <w:t>Никола Георгиев, 4MI0600288</w:t>
       </w:r>
     </w:p>
     <w:p>
       <w:pPr>
-        <w:spacing w:before="100" w:beforeAutospacing="1" w:after="100" w:afterAutospacing="1" w:line="240" w:lineRule="auto"/>
-        <w:outlineLvl w:val="2"/>
+        <w:spacing w:after="0" w:line="360" w:lineRule="auto"/>
+        <w:jc w:val="both"/>
         <w:rPr>
           <w:rFonts w:ascii="Times New Roman" w:eastAsia="Times New Roman" w:hAnsi="Times New Roman" w:cs="Times New Roman"/>
           <w:b/>
           <w:bCs/>
           <w:kern w:val="0"/>
-          <w:sz w:val="27"/>
-          <w:szCs w:val="27"/>
+          <w:sz w:val="32"/>
+          <w:szCs w:val="32"/>
+          <w:lang w:val="bg-BG"/>
           <w14:ligatures w14:val="none"/>
         </w:rPr>
       </w:pPr>
@@ -125,40 +94,106 @@
           <w:b/>
           <w:bCs/>
           <w:kern w:val="0"/>
-          <w:sz w:val="27"/>
-          <w:szCs w:val="27"/>
-          <w14:ligatures w14:val="none"/>
-        </w:rPr>
-        <w:t>1. Нормативни източници – 1 т.</w:t>
+          <w:sz w:val="32"/>
+          <w:szCs w:val="32"/>
+          <w:lang w:val="bg-BG"/>
+          <w14:ligatures w14:val="none"/>
+        </w:rPr>
+        <w:t xml:space="preserve">Проверил - </w:t>
+      </w:r>
+      <w:r>
+        <w:rPr>
+          <w:rFonts w:ascii="Times New Roman" w:eastAsia="Times New Roman" w:hAnsi="Times New Roman" w:cs="Times New Roman"/>
+          <w:b/>
+          <w:bCs/>
+          <w:kern w:val="0"/>
+          <w:sz w:val="32"/>
+          <w:szCs w:val="32"/>
+          <w:lang w:val="bg-BG"/>
+          <w14:ligatures w14:val="none"/>
+        </w:rPr>
+        <w:t>гл. ас. д-р Калина Георгиева</w:t>
       </w:r>
     </w:p>
     <w:p>
       <w:pPr>
-        <w:spacing w:before="100" w:beforeAutospacing="1" w:after="100" w:afterAutospacing="1" w:line="240" w:lineRule="auto"/>
-        <w:rPr>
-          <w:rFonts w:ascii="Times New Roman" w:eastAsia="Times New Roman" w:hAnsi="Times New Roman" w:cs="Times New Roman"/>
-          <w:kern w:val="0"/>
+        <w:spacing w:after="0" w:line="360" w:lineRule="auto"/>
+        <w:jc w:val="both"/>
+        <w:rPr>
+          <w:rFonts w:ascii="Times New Roman" w:eastAsia="Times New Roman" w:hAnsi="Times New Roman" w:cs="Times New Roman"/>
+          <w:b/>
+          <w:bCs/>
+          <w:kern w:val="0"/>
+          <w:lang w:val="bg-BG"/>
+          <w14:ligatures w14:val="none"/>
+        </w:rPr>
+      </w:pPr>
+    </w:p>
+    <w:p>
+      <w:pPr>
+        <w:spacing w:after="0" w:line="360" w:lineRule="auto"/>
+        <w:jc w:val="both"/>
+        <w:rPr>
+          <w:rFonts w:ascii="Times New Roman" w:eastAsia="Times New Roman" w:hAnsi="Times New Roman" w:cs="Times New Roman"/>
+          <w:b/>
+          <w:bCs/>
+          <w:kern w:val="0"/>
+          <w:sz w:val="28"/>
+          <w:szCs w:val="28"/>
+          <w:lang w:val="bg-BG"/>
           <w14:ligatures w14:val="none"/>
         </w:rPr>
       </w:pPr>
       <w:r>
         <w:rPr>
           <w:rFonts w:ascii="Times New Roman" w:eastAsia="Times New Roman" w:hAnsi="Times New Roman" w:cs="Times New Roman"/>
-          <w:kern w:val="0"/>
-          <w14:ligatures w14:val="none"/>
-        </w:rPr>
-        <w:t>При разработването на визуализация на данни от отворени източници в България, приложимата нормативна рамка включва закони, наредби и международни директиви, които регулират достъпа до данни, електронното управление, защитата на личните данни и правата на гражданите и юридическите лица. Целта е да се осигури повторна употреба на публични данни при спазване на правната рамка, като се гарантира качество, достъпност и сигурност на информацията.</w:t>
+          <w:b/>
+          <w:bCs/>
+          <w:kern w:val="0"/>
+          <w:sz w:val="28"/>
+          <w:szCs w:val="28"/>
+          <w:lang w:val="bg-BG"/>
+          <w14:ligatures w14:val="none"/>
+        </w:rPr>
+        <w:t>1. Нормативни източници</w:t>
       </w:r>
     </w:p>
     <w:p>
       <w:pPr>
-        <w:spacing w:before="100" w:beforeAutospacing="1" w:after="100" w:afterAutospacing="1" w:line="240" w:lineRule="auto"/>
-        <w:outlineLvl w:val="3"/>
+        <w:spacing w:after="0" w:line="360" w:lineRule="auto"/>
+        <w:ind w:firstLine="720"/>
+        <w:jc w:val="both"/>
+        <w:rPr>
+          <w:rFonts w:ascii="Times New Roman" w:eastAsia="Times New Roman" w:hAnsi="Times New Roman" w:cs="Times New Roman"/>
+          <w:kern w:val="0"/>
+          <w:lang w:val="bg-BG"/>
+          <w14:ligatures w14:val="none"/>
+        </w:rPr>
+      </w:pPr>
+      <w:r>
+        <w:rPr>
+          <w:rFonts w:ascii="Times New Roman" w:eastAsia="Times New Roman" w:hAnsi="Times New Roman" w:cs="Times New Roman"/>
+          <w:kern w:val="0"/>
+          <w:lang w:val="bg-BG"/>
+          <w14:ligatures w14:val="none"/>
+        </w:rPr>
+        <w:t>При визуализация на данни от отворени източници в България се прилагат закони и международни директиви, които регулират достъп, електронно управление, защита на лични данни и права на гражданите и фирмите. Целта е осигуряване на повторна употреба на данни при спазване на законодателството.</w:t>
+      </w:r>
+    </w:p>
+    <w:p>
+      <w:pPr>
+        <w:spacing w:after="0" w:line="360" w:lineRule="auto"/>
+        <w:jc w:val="both"/>
         <w:rPr>
           <w:rFonts w:ascii="Times New Roman" w:eastAsia="Times New Roman" w:hAnsi="Times New Roman" w:cs="Times New Roman"/>
           <w:b/>
           <w:bCs/>
-          <w:kern w:val="0"/>
+          <w:i/>
+          <w:iCs/>
+          <w:kern w:val="0"/>
+          <w:sz w:val="28"/>
+          <w:szCs w:val="28"/>
+          <w:lang w:val="bg-BG"/>
           <w14:ligatures w14:val="none"/>
         </w:rPr>
       </w:pPr>
@@ -167,7 +202,12 @@
           <w:rFonts w:ascii="Times New Roman" w:eastAsia="Times New Roman" w:hAnsi="Times New Roman" w:cs="Times New Roman"/>
           <w:b/>
           <w:bCs/>
-          <w:kern w:val="0"/>
+          <w:i/>
+          <w:iCs/>
+          <w:kern w:val="0"/>
+          <w:sz w:val="28"/>
+          <w:szCs w:val="28"/>
+          <w:lang w:val="bg-BG"/>
           <w14:ligatures w14:val="none"/>
         </w:rPr>
         <w:t>1.1 Национални нормативни актове</w:t>
@@ -175,38 +215,43 @@
     </w:p>
     <w:p>
       <w:pPr>
+        <w:pStyle w:val="ListParagraph"/>
         <w:numPr>
           <w:ilvl w:val="0"/>
-          <w:numId w:val="6"/>
+          <w:numId w:val="19"/>
         </w:numPr>
-        <w:spacing w:before="100" w:beforeAutospacing="1" w:after="100" w:afterAutospacing="1" w:line="240" w:lineRule="auto"/>
-        <w:rPr>
-          <w:rFonts w:ascii="Times New Roman" w:eastAsia="Times New Roman" w:hAnsi="Times New Roman" w:cs="Times New Roman"/>
-          <w:kern w:val="0"/>
+        <w:spacing w:after="0" w:line="360" w:lineRule="auto"/>
+        <w:jc w:val="both"/>
+        <w:rPr>
+          <w:rFonts w:ascii="Times New Roman" w:eastAsia="Times New Roman" w:hAnsi="Times New Roman" w:cs="Times New Roman"/>
+          <w:kern w:val="0"/>
+          <w:lang w:val="bg-BG"/>
           <w14:ligatures w14:val="none"/>
         </w:rPr>
       </w:pPr>
       <w:r>
         <w:rPr>
           <w:rFonts w:ascii="Times New Roman" w:eastAsia="Times New Roman" w:hAnsi="Times New Roman" w:cs="Times New Roman"/>
-          <w:b/>
-          <w:bCs/>
-          <w:kern w:val="0"/>
-          <w14:ligatures w14:val="none"/>
-        </w:rPr>
-        <w:t>Закон за достъп до обществена информация (ЗДОИ)</w:t>
+          <w:kern w:val="0"/>
+          <w:lang w:val="bg-BG"/>
+          <w14:ligatures w14:val="none"/>
+        </w:rPr>
+        <w:t>ЗДОИ – право на достъп до обществена информация, с ограничения за лични данни и държавна тайна.</w:t>
       </w:r>
     </w:p>
     <w:p>
       <w:pPr>
+        <w:pStyle w:val="ListParagraph"/>
         <w:numPr>
-          <w:ilvl w:val="1"/>
-          <w:numId w:val="6"/>
+          <w:ilvl w:val="0"/>
+          <w:numId w:val="19"/>
         </w:numPr>
-        <w:spacing w:before="100" w:beforeAutospacing="1" w:after="100" w:afterAutospacing="1" w:line="240" w:lineRule="auto"/>
-        <w:rPr>
-          <w:rFonts w:ascii="Times New Roman" w:eastAsia="Times New Roman" w:hAnsi="Times New Roman" w:cs="Times New Roman"/>
-          <w:kern w:val="0"/>
+        <w:spacing w:after="0" w:line="360" w:lineRule="auto"/>
+        <w:jc w:val="both"/>
+        <w:rPr>
+          <w:rFonts w:ascii="Times New Roman" w:eastAsia="Times New Roman" w:hAnsi="Times New Roman" w:cs="Times New Roman"/>
+          <w:kern w:val="0"/>
+          <w:lang w:val="bg-BG"/>
           <w14:ligatures w14:val="none"/>
         </w:rPr>
       </w:pPr>
@@ -214,21 +259,25 @@
         <w:rPr>
           <w:rFonts w:ascii="Times New Roman" w:eastAsia="Times New Roman" w:hAnsi="Times New Roman" w:cs="Times New Roman"/>
           <w:kern w:val="0"/>
-          <w14:ligatures w14:val="none"/>
-        </w:rPr>
-        <w:t>Регламентира правото на гражданите и организациите да получават информация от държавните органи.</w:t>
+          <w:lang w:val="bg-BG"/>
+          <w14:ligatures w14:val="none"/>
+        </w:rPr>
+        <w:t>ЗЕУ – електронни услуги, стандарти за платформи, съвместимост и сигурност.</w:t>
       </w:r>
     </w:p>
     <w:p>
       <w:pPr>
+        <w:pStyle w:val="ListParagraph"/>
         <w:numPr>
-          <w:ilvl w:val="1"/>
-          <w:numId w:val="6"/>
+          <w:ilvl w:val="0"/>
+          <w:numId w:val="19"/>
         </w:numPr>
-        <w:spacing w:before="100" w:beforeAutospacing="1" w:after="100" w:afterAutospacing="1" w:line="240" w:lineRule="auto"/>
-        <w:rPr>
-          <w:rFonts w:ascii="Times New Roman" w:eastAsia="Times New Roman" w:hAnsi="Times New Roman" w:cs="Times New Roman"/>
-          <w:kern w:val="0"/>
+        <w:spacing w:after="0" w:line="360" w:lineRule="auto"/>
+        <w:jc w:val="both"/>
+        <w:rPr>
+          <w:rFonts w:ascii="Times New Roman" w:eastAsia="Times New Roman" w:hAnsi="Times New Roman" w:cs="Times New Roman"/>
+          <w:kern w:val="0"/>
+          <w:lang w:val="bg-BG"/>
           <w14:ligatures w14:val="none"/>
         </w:rPr>
       </w:pPr>
@@ -236,21 +285,25 @@
         <w:rPr>
           <w:rFonts w:ascii="Times New Roman" w:eastAsia="Times New Roman" w:hAnsi="Times New Roman" w:cs="Times New Roman"/>
           <w:kern w:val="0"/>
-          <w14:ligatures w14:val="none"/>
-        </w:rPr>
-        <w:t>Определя кои данни могат да се предоставят като обществена информация и какви ограничения съществуват (например, защитени държавни тайни, лични данни).</w:t>
+          <w:lang w:val="bg-BG"/>
+          <w14:ligatures w14:val="none"/>
+        </w:rPr>
+        <w:t>ЗЗЛД – защита на личните данни, изисква обезличаване при публични визуализации.</w:t>
       </w:r>
     </w:p>
     <w:p>
       <w:pPr>
+        <w:pStyle w:val="ListParagraph"/>
         <w:numPr>
-          <w:ilvl w:val="1"/>
-          <w:numId w:val="6"/>
+          <w:ilvl w:val="0"/>
+          <w:numId w:val="19"/>
         </w:numPr>
-        <w:spacing w:before="100" w:beforeAutospacing="1" w:after="100" w:afterAutospacing="1" w:line="240" w:lineRule="auto"/>
-        <w:rPr>
-          <w:rFonts w:ascii="Times New Roman" w:eastAsia="Times New Roman" w:hAnsi="Times New Roman" w:cs="Times New Roman"/>
-          <w:kern w:val="0"/>
+        <w:spacing w:after="0" w:line="360" w:lineRule="auto"/>
+        <w:jc w:val="both"/>
+        <w:rPr>
+          <w:rFonts w:ascii="Times New Roman" w:eastAsia="Times New Roman" w:hAnsi="Times New Roman" w:cs="Times New Roman"/>
+          <w:kern w:val="0"/>
+          <w:lang w:val="bg-BG"/>
           <w14:ligatures w14:val="none"/>
         </w:rPr>
       </w:pPr>
@@ -258,111 +311,26 @@
         <w:rPr>
           <w:rFonts w:ascii="Times New Roman" w:eastAsia="Times New Roman" w:hAnsi="Times New Roman" w:cs="Times New Roman"/>
           <w:kern w:val="0"/>
-          <w14:ligatures w14:val="none"/>
-        </w:rPr>
-        <w:t>Със ЗДОИ се гарантира, че данните публикувани на портала за отворени данни могат да се използват повторно за научни, образователни или търговски цели.</w:t>
+          <w:lang w:val="bg-BG"/>
+          <w14:ligatures w14:val="none"/>
+        </w:rPr>
+        <w:t>Наредба №1 – формати, метаданни, актуализация и качество на отворените данни.</w:t>
       </w:r>
     </w:p>
     <w:p>
       <w:pPr>
-        <w:numPr>
-          <w:ilvl w:val="0"/>
-          <w:numId w:val="6"/>
-        </w:numPr>
-        <w:spacing w:before="100" w:beforeAutospacing="1" w:after="100" w:afterAutospacing="1" w:line="240" w:lineRule="auto"/>
-        <w:rPr>
-          <w:rFonts w:ascii="Times New Roman" w:eastAsia="Times New Roman" w:hAnsi="Times New Roman" w:cs="Times New Roman"/>
-          <w:kern w:val="0"/>
-          <w14:ligatures w14:val="none"/>
-        </w:rPr>
-      </w:pPr>
-      <w:r>
+        <w:spacing w:after="0" w:line="360" w:lineRule="auto"/>
+        <w:jc w:val="both"/>
         <w:rPr>
           <w:rFonts w:ascii="Times New Roman" w:eastAsia="Times New Roman" w:hAnsi="Times New Roman" w:cs="Times New Roman"/>
           <w:b/>
           <w:bCs/>
-          <w:kern w:val="0"/>
-          <w14:ligatures w14:val="none"/>
-        </w:rPr>
-        <w:t>Закон за електронното управление (ЗЕУ)</w:t>
-      </w:r>
-    </w:p>
-    <w:p>
-      <w:pPr>
-        <w:numPr>
-          <w:ilvl w:val="1"/>
-          <w:numId w:val="6"/>
-        </w:numPr>
-        <w:spacing w:before="100" w:beforeAutospacing="1" w:after="100" w:afterAutospacing="1" w:line="240" w:lineRule="auto"/>
-        <w:rPr>
-          <w:rFonts w:ascii="Times New Roman" w:eastAsia="Times New Roman" w:hAnsi="Times New Roman" w:cs="Times New Roman"/>
-          <w:kern w:val="0"/>
-          <w14:ligatures w14:val="none"/>
-        </w:rPr>
-      </w:pPr>
-      <w:r>
-        <w:rPr>
-          <w:rFonts w:ascii="Times New Roman" w:eastAsia="Times New Roman" w:hAnsi="Times New Roman" w:cs="Times New Roman"/>
-          <w:kern w:val="0"/>
-          <w14:ligatures w14:val="none"/>
-        </w:rPr>
-        <w:t>Установява принципите за електронно предоставяне на услуги, включително достъп до електронни данни.</w:t>
-      </w:r>
-    </w:p>
-    <w:p>
-      <w:pPr>
-        <w:numPr>
-          <w:ilvl w:val="1"/>
-          <w:numId w:val="6"/>
-        </w:numPr>
-        <w:spacing w:before="100" w:beforeAutospacing="1" w:after="100" w:afterAutospacing="1" w:line="240" w:lineRule="auto"/>
-        <w:rPr>
-          <w:rFonts w:ascii="Times New Roman" w:eastAsia="Times New Roman" w:hAnsi="Times New Roman" w:cs="Times New Roman"/>
-          <w:kern w:val="0"/>
-          <w14:ligatures w14:val="none"/>
-        </w:rPr>
-      </w:pPr>
-      <w:r>
-        <w:rPr>
-          <w:rFonts w:ascii="Times New Roman" w:eastAsia="Times New Roman" w:hAnsi="Times New Roman" w:cs="Times New Roman"/>
-          <w:kern w:val="0"/>
-          <w14:ligatures w14:val="none"/>
-        </w:rPr>
-        <w:t>Осигурява регламентация за създаване на електронни платформи за визуализация и анализ на публични данни.</w:t>
-      </w:r>
-    </w:p>
-    <w:p>
-      <w:pPr>
-        <w:numPr>
-          <w:ilvl w:val="1"/>
-          <w:numId w:val="6"/>
-        </w:numPr>
-        <w:spacing w:before="100" w:beforeAutospacing="1" w:after="100" w:afterAutospacing="1" w:line="240" w:lineRule="auto"/>
-        <w:rPr>
-          <w:rFonts w:ascii="Times New Roman" w:eastAsia="Times New Roman" w:hAnsi="Times New Roman" w:cs="Times New Roman"/>
-          <w:kern w:val="0"/>
-          <w14:ligatures w14:val="none"/>
-        </w:rPr>
-      </w:pPr>
-      <w:r>
-        <w:rPr>
-          <w:rFonts w:ascii="Times New Roman" w:eastAsia="Times New Roman" w:hAnsi="Times New Roman" w:cs="Times New Roman"/>
-          <w:kern w:val="0"/>
-          <w14:ligatures w14:val="none"/>
-        </w:rPr>
-        <w:t>Също така урежда техническите стандарти за съвместимост и сигурност на електронните услуги.</w:t>
-      </w:r>
-    </w:p>
-    <w:p>
-      <w:pPr>
-        <w:numPr>
-          <w:ilvl w:val="0"/>
-          <w:numId w:val="6"/>
-        </w:numPr>
-        <w:spacing w:before="100" w:beforeAutospacing="1" w:after="100" w:afterAutospacing="1" w:line="240" w:lineRule="auto"/>
-        <w:rPr>
-          <w:rFonts w:ascii="Times New Roman" w:eastAsia="Times New Roman" w:hAnsi="Times New Roman" w:cs="Times New Roman"/>
-          <w:kern w:val="0"/>
+          <w:i/>
+          <w:iCs/>
+          <w:kern w:val="0"/>
+          <w:sz w:val="28"/>
+          <w:szCs w:val="28"/>
+          <w:lang w:val="bg-BG"/>
           <w14:ligatures w14:val="none"/>
         </w:rPr>
       </w:pPr>
@@ -371,165 +339,12 @@
           <w:rFonts w:ascii="Times New Roman" w:eastAsia="Times New Roman" w:hAnsi="Times New Roman" w:cs="Times New Roman"/>
           <w:b/>
           <w:bCs/>
-          <w:kern w:val="0"/>
-          <w14:ligatures w14:val="none"/>
-        </w:rPr>
-        <w:t>Закон за защита на личните данни (ЗЗЛД)</w:t>
-      </w:r>
-    </w:p>
-    <w:p>
-      <w:pPr>
-        <w:numPr>
-          <w:ilvl w:val="1"/>
-          <w:numId w:val="6"/>
-        </w:numPr>
-        <w:spacing w:before="100" w:beforeAutospacing="1" w:after="100" w:afterAutospacing="1" w:line="240" w:lineRule="auto"/>
-        <w:rPr>
-          <w:rFonts w:ascii="Times New Roman" w:eastAsia="Times New Roman" w:hAnsi="Times New Roman" w:cs="Times New Roman"/>
-          <w:kern w:val="0"/>
-          <w14:ligatures w14:val="none"/>
-        </w:rPr>
-      </w:pPr>
-      <w:r>
-        <w:rPr>
-          <w:rFonts w:ascii="Times New Roman" w:eastAsia="Times New Roman" w:hAnsi="Times New Roman" w:cs="Times New Roman"/>
-          <w:kern w:val="0"/>
-          <w14:ligatures w14:val="none"/>
-        </w:rPr>
-        <w:t>Осигурява защита на личните данни на гражданите при събиране, обработка и публикуване на данни.</w:t>
-      </w:r>
-    </w:p>
-    <w:p>
-      <w:pPr>
-        <w:numPr>
-          <w:ilvl w:val="1"/>
-          <w:numId w:val="6"/>
-        </w:numPr>
-        <w:spacing w:before="100" w:beforeAutospacing="1" w:after="100" w:afterAutospacing="1" w:line="240" w:lineRule="auto"/>
-        <w:rPr>
-          <w:rFonts w:ascii="Times New Roman" w:eastAsia="Times New Roman" w:hAnsi="Times New Roman" w:cs="Times New Roman"/>
-          <w:kern w:val="0"/>
-          <w14:ligatures w14:val="none"/>
-        </w:rPr>
-      </w:pPr>
-      <w:r>
-        <w:rPr>
-          <w:rFonts w:ascii="Times New Roman" w:eastAsia="Times New Roman" w:hAnsi="Times New Roman" w:cs="Times New Roman"/>
-          <w:kern w:val="0"/>
-          <w14:ligatures w14:val="none"/>
-        </w:rPr>
-        <w:lastRenderedPageBreak/>
-        <w:t>Задължава институциите да обезличават данни, когато се използват за публични цели, като визуализации и анализи.</w:t>
-      </w:r>
-    </w:p>
-    <w:p>
-      <w:pPr>
-        <w:numPr>
-          <w:ilvl w:val="1"/>
-          <w:numId w:val="6"/>
-        </w:numPr>
-        <w:spacing w:before="100" w:beforeAutospacing="1" w:after="100" w:afterAutospacing="1" w:line="240" w:lineRule="auto"/>
-        <w:rPr>
-          <w:rFonts w:ascii="Times New Roman" w:eastAsia="Times New Roman" w:hAnsi="Times New Roman" w:cs="Times New Roman"/>
-          <w:kern w:val="0"/>
-          <w14:ligatures w14:val="none"/>
-        </w:rPr>
-      </w:pPr>
-      <w:r>
-        <w:rPr>
-          <w:rFonts w:ascii="Times New Roman" w:eastAsia="Times New Roman" w:hAnsi="Times New Roman" w:cs="Times New Roman"/>
-          <w:kern w:val="0"/>
-          <w14:ligatures w14:val="none"/>
-        </w:rPr>
-        <w:t>Важен за гарантиране, че предоставените данни в проекта не нарушават конфиденциалността на физическите лица.</w:t>
-      </w:r>
-    </w:p>
-    <w:p>
-      <w:pPr>
-        <w:numPr>
-          <w:ilvl w:val="0"/>
-          <w:numId w:val="6"/>
-        </w:numPr>
-        <w:spacing w:before="100" w:beforeAutospacing="1" w:after="100" w:afterAutospacing="1" w:line="240" w:lineRule="auto"/>
-        <w:rPr>
-          <w:rFonts w:ascii="Times New Roman" w:eastAsia="Times New Roman" w:hAnsi="Times New Roman" w:cs="Times New Roman"/>
-          <w:kern w:val="0"/>
-          <w14:ligatures w14:val="none"/>
-        </w:rPr>
-      </w:pPr>
-      <w:r>
-        <w:rPr>
-          <w:rFonts w:ascii="Times New Roman" w:eastAsia="Times New Roman" w:hAnsi="Times New Roman" w:cs="Times New Roman"/>
-          <w:b/>
-          <w:bCs/>
-          <w:kern w:val="0"/>
-          <w14:ligatures w14:val="none"/>
-        </w:rPr>
-        <w:t>Наредба № 1 за условията и реда за публикуване на отворени данни</w:t>
-      </w:r>
-    </w:p>
-    <w:p>
-      <w:pPr>
-        <w:numPr>
-          <w:ilvl w:val="1"/>
-          <w:numId w:val="6"/>
-        </w:numPr>
-        <w:spacing w:before="100" w:beforeAutospacing="1" w:after="100" w:afterAutospacing="1" w:line="240" w:lineRule="auto"/>
-        <w:rPr>
-          <w:rFonts w:ascii="Times New Roman" w:eastAsia="Times New Roman" w:hAnsi="Times New Roman" w:cs="Times New Roman"/>
-          <w:kern w:val="0"/>
-          <w14:ligatures w14:val="none"/>
-        </w:rPr>
-      </w:pPr>
-      <w:r>
-        <w:rPr>
-          <w:rFonts w:ascii="Times New Roman" w:eastAsia="Times New Roman" w:hAnsi="Times New Roman" w:cs="Times New Roman"/>
-          <w:kern w:val="0"/>
-          <w14:ligatures w14:val="none"/>
-        </w:rPr>
-        <w:t>Регламентира конкретните изисквания за формати, метаданни, актуализация и стандарти за качество на публикуваните данни.</w:t>
-      </w:r>
-    </w:p>
-    <w:p>
-      <w:pPr>
-        <w:numPr>
-          <w:ilvl w:val="1"/>
-          <w:numId w:val="6"/>
-        </w:numPr>
-        <w:spacing w:before="100" w:beforeAutospacing="1" w:after="100" w:afterAutospacing="1" w:line="240" w:lineRule="auto"/>
-        <w:rPr>
-          <w:rFonts w:ascii="Times New Roman" w:eastAsia="Times New Roman" w:hAnsi="Times New Roman" w:cs="Times New Roman"/>
-          <w:kern w:val="0"/>
-          <w14:ligatures w14:val="none"/>
-        </w:rPr>
-      </w:pPr>
-      <w:r>
-        <w:rPr>
-          <w:rFonts w:ascii="Times New Roman" w:eastAsia="Times New Roman" w:hAnsi="Times New Roman" w:cs="Times New Roman"/>
-          <w:kern w:val="0"/>
-          <w14:ligatures w14:val="none"/>
-        </w:rPr>
-        <w:t>Осигурява технически и административни насоки за създаване на достъпни и повторно използваеми набори от данни.</w:t>
-      </w:r>
-    </w:p>
-    <w:p>
-      <w:pPr>
-        <w:spacing w:before="100" w:beforeAutospacing="1" w:after="100" w:afterAutospacing="1" w:line="240" w:lineRule="auto"/>
-        <w:outlineLvl w:val="3"/>
-        <w:rPr>
-          <w:rFonts w:ascii="Times New Roman" w:eastAsia="Times New Roman" w:hAnsi="Times New Roman" w:cs="Times New Roman"/>
-          <w:b/>
-          <w:bCs/>
-          <w:kern w:val="0"/>
-          <w14:ligatures w14:val="none"/>
-        </w:rPr>
-      </w:pPr>
-      <w:r>
-        <w:rPr>
-          <w:rFonts w:ascii="Times New Roman" w:eastAsia="Times New Roman" w:hAnsi="Times New Roman" w:cs="Times New Roman"/>
-          <w:b/>
-          <w:bCs/>
-          <w:kern w:val="0"/>
+          <w:i/>
+          <w:iCs/>
+          <w:kern w:val="0"/>
+          <w:sz w:val="28"/>
+          <w:szCs w:val="28"/>
+          <w:lang w:val="bg-BG"/>
           <w14:ligatures w14:val="none"/>
         </w:rPr>
         <w:t>1.2 Международни нормативни актове</w:t>
@@ -537,38 +352,43 @@
     </w:p>
     <w:p>
       <w:pPr>
+        <w:pStyle w:val="ListParagraph"/>
         <w:numPr>
           <w:ilvl w:val="0"/>
-          <w:numId w:val="7"/>
+          <w:numId w:val="20"/>
         </w:numPr>
-        <w:spacing w:before="100" w:beforeAutospacing="1" w:after="100" w:afterAutospacing="1" w:line="240" w:lineRule="auto"/>
-        <w:rPr>
-          <w:rFonts w:ascii="Times New Roman" w:eastAsia="Times New Roman" w:hAnsi="Times New Roman" w:cs="Times New Roman"/>
-          <w:kern w:val="0"/>
+        <w:spacing w:after="0" w:line="360" w:lineRule="auto"/>
+        <w:jc w:val="both"/>
+        <w:rPr>
+          <w:rFonts w:ascii="Times New Roman" w:eastAsia="Times New Roman" w:hAnsi="Times New Roman" w:cs="Times New Roman"/>
+          <w:kern w:val="0"/>
+          <w:lang w:val="bg-BG"/>
           <w14:ligatures w14:val="none"/>
         </w:rPr>
       </w:pPr>
       <w:r>
         <w:rPr>
           <w:rFonts w:ascii="Times New Roman" w:eastAsia="Times New Roman" w:hAnsi="Times New Roman" w:cs="Times New Roman"/>
-          <w:b/>
-          <w:bCs/>
-          <w:kern w:val="0"/>
-          <w14:ligatures w14:val="none"/>
-        </w:rPr>
-        <w:t>Директива 2019/1024 на Европейския парламент и на Съвета (PSI Directive)</w:t>
+          <w:kern w:val="0"/>
+          <w:lang w:val="bg-BG"/>
+          <w14:ligatures w14:val="none"/>
+        </w:rPr>
+        <w:t>Директива 2019/1024 (PSI Directive) – повторна употреба на публични данни в машинно-четим формат.</w:t>
       </w:r>
     </w:p>
     <w:p>
       <w:pPr>
+        <w:pStyle w:val="ListParagraph"/>
         <w:numPr>
-          <w:ilvl w:val="1"/>
-          <w:numId w:val="7"/>
+          <w:ilvl w:val="0"/>
+          <w:numId w:val="20"/>
         </w:numPr>
-        <w:spacing w:before="100" w:beforeAutospacing="1" w:after="100" w:afterAutospacing="1" w:line="240" w:lineRule="auto"/>
-        <w:rPr>
-          <w:rFonts w:ascii="Times New Roman" w:eastAsia="Times New Roman" w:hAnsi="Times New Roman" w:cs="Times New Roman"/>
-          <w:kern w:val="0"/>
+        <w:spacing w:after="0" w:line="360" w:lineRule="auto"/>
+        <w:jc w:val="both"/>
+        <w:rPr>
+          <w:rFonts w:ascii="Times New Roman" w:eastAsia="Times New Roman" w:hAnsi="Times New Roman" w:cs="Times New Roman"/>
+          <w:kern w:val="0"/>
+          <w:lang w:val="bg-BG"/>
           <w14:ligatures w14:val="none"/>
         </w:rPr>
       </w:pPr>
@@ -576,43 +396,58 @@
         <w:rPr>
           <w:rFonts w:ascii="Times New Roman" w:eastAsia="Times New Roman" w:hAnsi="Times New Roman" w:cs="Times New Roman"/>
           <w:kern w:val="0"/>
-          <w14:ligatures w14:val="none"/>
-        </w:rPr>
-        <w:t>Регламентира повторната употреба на информация от публичния сектор в Европейския съюз.</w:t>
+          <w:lang w:val="bg-BG"/>
+          <w14:ligatures w14:val="none"/>
+        </w:rPr>
+        <w:t>Регламент (ЕС) 2016/679 (GDPR) – анонимизация и защита на лични данни.</w:t>
       </w:r>
     </w:p>
     <w:p>
       <w:pPr>
-        <w:numPr>
-          <w:ilvl w:val="1"/>
-          <w:numId w:val="7"/>
-        </w:numPr>
-        <w:spacing w:before="100" w:beforeAutospacing="1" w:after="100" w:afterAutospacing="1" w:line="240" w:lineRule="auto"/>
-        <w:rPr>
-          <w:rFonts w:ascii="Times New Roman" w:eastAsia="Times New Roman" w:hAnsi="Times New Roman" w:cs="Times New Roman"/>
-          <w:kern w:val="0"/>
+        <w:spacing w:after="0" w:line="360" w:lineRule="auto"/>
+        <w:jc w:val="both"/>
+        <w:rPr>
+          <w:rFonts w:ascii="Times New Roman" w:eastAsia="Times New Roman" w:hAnsi="Times New Roman" w:cs="Times New Roman"/>
+          <w:b/>
+          <w:bCs/>
+          <w:i/>
+          <w:iCs/>
+          <w:kern w:val="0"/>
+          <w:sz w:val="28"/>
+          <w:szCs w:val="28"/>
+          <w:lang w:val="bg-BG"/>
           <w14:ligatures w14:val="none"/>
         </w:rPr>
       </w:pPr>
       <w:r>
         <w:rPr>
           <w:rFonts w:ascii="Times New Roman" w:eastAsia="Times New Roman" w:hAnsi="Times New Roman" w:cs="Times New Roman"/>
-          <w:kern w:val="0"/>
-          <w14:ligatures w14:val="none"/>
-        </w:rPr>
-        <w:t>Определя, че държавните органи трябва да предоставят данни в машинно-четими формати, свободни за повторна употреба, включително за търговски цели.</w:t>
+          <w:b/>
+          <w:bCs/>
+          <w:i/>
+          <w:iCs/>
+          <w:kern w:val="0"/>
+          <w:sz w:val="28"/>
+          <w:szCs w:val="28"/>
+          <w:lang w:val="bg-BG"/>
+          <w14:ligatures w14:val="none"/>
+        </w:rPr>
+        <w:t>1.3 Компетентни органи</w:t>
       </w:r>
     </w:p>
     <w:p>
       <w:pPr>
+        <w:pStyle w:val="ListParagraph"/>
         <w:numPr>
-          <w:ilvl w:val="1"/>
-          <w:numId w:val="7"/>
+          <w:ilvl w:val="0"/>
+          <w:numId w:val="21"/>
         </w:numPr>
-        <w:spacing w:before="100" w:beforeAutospacing="1" w:after="100" w:afterAutospacing="1" w:line="240" w:lineRule="auto"/>
-        <w:rPr>
-          <w:rFonts w:ascii="Times New Roman" w:eastAsia="Times New Roman" w:hAnsi="Times New Roman" w:cs="Times New Roman"/>
-          <w:kern w:val="0"/>
+        <w:spacing w:after="0" w:line="360" w:lineRule="auto"/>
+        <w:jc w:val="both"/>
+        <w:rPr>
+          <w:rFonts w:ascii="Times New Roman" w:eastAsia="Times New Roman" w:hAnsi="Times New Roman" w:cs="Times New Roman"/>
+          <w:kern w:val="0"/>
+          <w:lang w:val="bg-BG"/>
           <w14:ligatures w14:val="none"/>
         </w:rPr>
       </w:pPr>
@@ -620,45 +455,51 @@
         <w:rPr>
           <w:rFonts w:ascii="Times New Roman" w:eastAsia="Times New Roman" w:hAnsi="Times New Roman" w:cs="Times New Roman"/>
           <w:kern w:val="0"/>
-          <w14:ligatures w14:val="none"/>
-        </w:rPr>
-        <w:t>Създава правна рамка за иновации, мобилни приложения и услуги, базирани на публични данни.</w:t>
+          <w:lang w:val="bg-BG"/>
+          <w14:ligatures w14:val="none"/>
+        </w:rPr>
+        <w:t>МЕУ – поддържа платформи за отворени данни и контролира качеството.</w:t>
       </w:r>
     </w:p>
     <w:p>
       <w:pPr>
+        <w:pStyle w:val="ListParagraph"/>
         <w:numPr>
           <w:ilvl w:val="0"/>
-          <w:numId w:val="7"/>
+          <w:numId w:val="21"/>
         </w:numPr>
-        <w:spacing w:before="100" w:beforeAutospacing="1" w:after="100" w:afterAutospacing="1" w:line="240" w:lineRule="auto"/>
-        <w:rPr>
-          <w:rFonts w:ascii="Times New Roman" w:eastAsia="Times New Roman" w:hAnsi="Times New Roman" w:cs="Times New Roman"/>
-          <w:kern w:val="0"/>
+        <w:spacing w:after="0" w:line="360" w:lineRule="auto"/>
+        <w:jc w:val="both"/>
+        <w:rPr>
+          <w:rFonts w:ascii="Times New Roman" w:eastAsia="Times New Roman" w:hAnsi="Times New Roman" w:cs="Times New Roman"/>
+          <w:kern w:val="0"/>
+          <w:lang w:val="bg-BG"/>
           <w14:ligatures w14:val="none"/>
         </w:rPr>
       </w:pPr>
       <w:r>
         <w:rPr>
           <w:rFonts w:ascii="Times New Roman" w:eastAsia="Times New Roman" w:hAnsi="Times New Roman" w:cs="Times New Roman"/>
-          <w:b/>
-          <w:bCs/>
-          <w:kern w:val="0"/>
-          <w14:ligatures w14:val="none"/>
-        </w:rPr>
-        <w:t>Регламент (ЕС) 2016/679 (GDPR)</w:t>
+          <w:kern w:val="0"/>
+          <w:lang w:val="bg-BG"/>
+          <w14:ligatures w14:val="none"/>
+        </w:rPr>
+        <w:t>АПДП – следи защитата на личните данни.</w:t>
       </w:r>
     </w:p>
     <w:p>
       <w:pPr>
+        <w:pStyle w:val="ListParagraph"/>
         <w:numPr>
-          <w:ilvl w:val="1"/>
-          <w:numId w:val="7"/>
+          <w:ilvl w:val="0"/>
+          <w:numId w:val="21"/>
         </w:numPr>
-        <w:spacing w:before="100" w:beforeAutospacing="1" w:after="100" w:afterAutospacing="1" w:line="240" w:lineRule="auto"/>
-        <w:rPr>
-          <w:rFonts w:ascii="Times New Roman" w:eastAsia="Times New Roman" w:hAnsi="Times New Roman" w:cs="Times New Roman"/>
-          <w:kern w:val="0"/>
+        <w:spacing w:after="0" w:line="360" w:lineRule="auto"/>
+        <w:jc w:val="both"/>
+        <w:rPr>
+          <w:rFonts w:ascii="Times New Roman" w:eastAsia="Times New Roman" w:hAnsi="Times New Roman" w:cs="Times New Roman"/>
+          <w:kern w:val="0"/>
+          <w:lang w:val="bg-BG"/>
           <w14:ligatures w14:val="none"/>
         </w:rPr>
       </w:pPr>
@@ -666,278 +507,34 @@
         <w:rPr>
           <w:rFonts w:ascii="Times New Roman" w:eastAsia="Times New Roman" w:hAnsi="Times New Roman" w:cs="Times New Roman"/>
           <w:kern w:val="0"/>
-          <w14:ligatures w14:val="none"/>
-        </w:rPr>
-        <w:t>Задава правилата за защита на личните данни на гражданите на ЕС.</w:t>
+          <w:lang w:val="bg-BG"/>
+          <w14:ligatures w14:val="none"/>
+        </w:rPr>
+        <w:t>Държавни институции и общини – предоставят актуални и правилно форматирани данни.</w:t>
       </w:r>
     </w:p>
     <w:p>
       <w:pPr>
-        <w:numPr>
-          <w:ilvl w:val="1"/>
-          <w:numId w:val="7"/>
-        </w:numPr>
-        <w:spacing w:before="100" w:beforeAutospacing="1" w:after="100" w:afterAutospacing="1" w:line="240" w:lineRule="auto"/>
-        <w:rPr>
-          <w:rFonts w:ascii="Times New Roman" w:eastAsia="Times New Roman" w:hAnsi="Times New Roman" w:cs="Times New Roman"/>
-          <w:kern w:val="0"/>
+        <w:spacing w:after="0" w:line="360" w:lineRule="auto"/>
+        <w:jc w:val="both"/>
+        <w:rPr>
+          <w:rFonts w:ascii="Times New Roman" w:eastAsia="Times New Roman" w:hAnsi="Times New Roman" w:cs="Times New Roman"/>
+          <w:kern w:val="0"/>
+          <w:lang w:val="bg-BG"/>
           <w14:ligatures w14:val="none"/>
         </w:rPr>
       </w:pPr>
       <w:r>
-        <w:rPr>
-          <w:rFonts w:ascii="Times New Roman" w:eastAsia="Times New Roman" w:hAnsi="Times New Roman" w:cs="Times New Roman"/>
-          <w:kern w:val="0"/>
-          <w14:ligatures w14:val="none"/>
-        </w:rPr>
-        <w:t>Изисква при визуализация на данни от публичния сектор, които съдържат чувствителна информация, да се осигури пълна анонимизация и защита на идентичността на физическите лица.</w:t>
-      </w:r>
-    </w:p>
-    <w:p>
-      <w:pPr>
-        <w:spacing w:before="100" w:beforeAutospacing="1" w:after="100" w:afterAutospacing="1" w:line="240" w:lineRule="auto"/>
-        <w:outlineLvl w:val="3"/>
         <w:rPr>
           <w:rFonts w:ascii="Times New Roman" w:eastAsia="Times New Roman" w:hAnsi="Times New Roman" w:cs="Times New Roman"/>
           <w:b/>
           <w:bCs/>
-          <w:kern w:val="0"/>
-          <w14:ligatures w14:val="none"/>
-        </w:rPr>
-      </w:pPr>
-      <w:r>
-        <w:rPr>
-          <w:rFonts w:ascii="Times New Roman" w:eastAsia="Times New Roman" w:hAnsi="Times New Roman" w:cs="Times New Roman"/>
-          <w:b/>
-          <w:bCs/>
-          <w:kern w:val="0"/>
-          <w14:ligatures w14:val="none"/>
-        </w:rPr>
-        <w:t>1.3 Компетентни държавни органи</w:t>
-      </w:r>
-    </w:p>
-    <w:p>
-      <w:pPr>
-        <w:numPr>
-          <w:ilvl w:val="0"/>
-          <w:numId w:val="8"/>
-        </w:numPr>
-        <w:spacing w:before="100" w:beforeAutospacing="1" w:after="100" w:afterAutospacing="1" w:line="240" w:lineRule="auto"/>
-        <w:rPr>
-          <w:rFonts w:ascii="Times New Roman" w:eastAsia="Times New Roman" w:hAnsi="Times New Roman" w:cs="Times New Roman"/>
-          <w:kern w:val="0"/>
-          <w14:ligatures w14:val="none"/>
-        </w:rPr>
-      </w:pPr>
-      <w:r>
-        <w:rPr>
-          <w:rFonts w:ascii="Times New Roman" w:eastAsia="Times New Roman" w:hAnsi="Times New Roman" w:cs="Times New Roman"/>
-          <w:b/>
-          <w:bCs/>
-          <w:kern w:val="0"/>
-          <w14:ligatures w14:val="none"/>
-        </w:rPr>
-        <w:t>Министерство на електронното управление (МЕУ)</w:t>
-      </w:r>
-    </w:p>
-    <w:p>
-      <w:pPr>
-        <w:numPr>
-          <w:ilvl w:val="1"/>
-          <w:numId w:val="8"/>
-        </w:numPr>
-        <w:spacing w:before="100" w:beforeAutospacing="1" w:after="100" w:afterAutospacing="1" w:line="240" w:lineRule="auto"/>
-        <w:rPr>
-          <w:rFonts w:ascii="Times New Roman" w:eastAsia="Times New Roman" w:hAnsi="Times New Roman" w:cs="Times New Roman"/>
-          <w:kern w:val="0"/>
-          <w14:ligatures w14:val="none"/>
-        </w:rPr>
-      </w:pPr>
-      <w:r>
-        <w:rPr>
-          <w:rFonts w:ascii="Times New Roman" w:eastAsia="Times New Roman" w:hAnsi="Times New Roman" w:cs="Times New Roman"/>
-          <w:kern w:val="0"/>
-          <w14:ligatures w14:val="none"/>
-        </w:rPr>
-        <w:t>Отговаря за поддържането и координацията на електронните услуги и платформите за отворени данни.</w:t>
-      </w:r>
-    </w:p>
-    <w:p>
-      <w:pPr>
-        <w:numPr>
-          <w:ilvl w:val="1"/>
-          <w:numId w:val="8"/>
-        </w:numPr>
-        <w:spacing w:before="100" w:beforeAutospacing="1" w:after="100" w:afterAutospacing="1" w:line="240" w:lineRule="auto"/>
-        <w:rPr>
-          <w:rFonts w:ascii="Times New Roman" w:eastAsia="Times New Roman" w:hAnsi="Times New Roman" w:cs="Times New Roman"/>
-          <w:kern w:val="0"/>
-          <w14:ligatures w14:val="none"/>
-        </w:rPr>
-      </w:pPr>
-      <w:r>
-        <w:rPr>
-          <w:rFonts w:ascii="Times New Roman" w:eastAsia="Times New Roman" w:hAnsi="Times New Roman" w:cs="Times New Roman"/>
-          <w:kern w:val="0"/>
-          <w14:ligatures w14:val="none"/>
-        </w:rPr>
-        <w:t>Контролира спазването на изискванията за качество и достъпност на публикуваните данни.</w:t>
-      </w:r>
-    </w:p>
-    <w:p>
-      <w:pPr>
-        <w:numPr>
-          <w:ilvl w:val="0"/>
-          <w:numId w:val="8"/>
-        </w:numPr>
-        <w:spacing w:before="100" w:beforeAutospacing="1" w:after="100" w:afterAutospacing="1" w:line="240" w:lineRule="auto"/>
-        <w:rPr>
-          <w:rFonts w:ascii="Times New Roman" w:eastAsia="Times New Roman" w:hAnsi="Times New Roman" w:cs="Times New Roman"/>
-          <w:kern w:val="0"/>
-          <w14:ligatures w14:val="none"/>
-        </w:rPr>
-      </w:pPr>
-      <w:r>
-        <w:rPr>
-          <w:rFonts w:ascii="Times New Roman" w:eastAsia="Times New Roman" w:hAnsi="Times New Roman" w:cs="Times New Roman"/>
-          <w:b/>
-          <w:bCs/>
-          <w:kern w:val="0"/>
-          <w14:ligatures w14:val="none"/>
-        </w:rPr>
-        <w:t>Агенция за защита на личните данни (АПДП)</w:t>
-      </w:r>
-    </w:p>
-    <w:p>
-      <w:pPr>
-        <w:numPr>
-          <w:ilvl w:val="1"/>
-          <w:numId w:val="8"/>
-        </w:numPr>
-        <w:spacing w:before="100" w:beforeAutospacing="1" w:after="100" w:afterAutospacing="1" w:line="240" w:lineRule="auto"/>
-        <w:rPr>
-          <w:rFonts w:ascii="Times New Roman" w:eastAsia="Times New Roman" w:hAnsi="Times New Roman" w:cs="Times New Roman"/>
-          <w:kern w:val="0"/>
-          <w14:ligatures w14:val="none"/>
-        </w:rPr>
-      </w:pPr>
-      <w:r>
-        <w:rPr>
-          <w:rFonts w:ascii="Times New Roman" w:eastAsia="Times New Roman" w:hAnsi="Times New Roman" w:cs="Times New Roman"/>
-          <w:kern w:val="0"/>
-          <w14:ligatures w14:val="none"/>
-        </w:rPr>
-        <w:t>Следи за спазване на правилата за защита на личните данни при събиране, обработка и визуализация.</w:t>
-      </w:r>
-    </w:p>
-    <w:p>
-      <w:pPr>
-        <w:numPr>
-          <w:ilvl w:val="1"/>
-          <w:numId w:val="8"/>
-        </w:numPr>
-        <w:spacing w:before="100" w:beforeAutospacing="1" w:after="100" w:afterAutospacing="1" w:line="240" w:lineRule="auto"/>
-        <w:rPr>
-          <w:rFonts w:ascii="Times New Roman" w:eastAsia="Times New Roman" w:hAnsi="Times New Roman" w:cs="Times New Roman"/>
-          <w:kern w:val="0"/>
-          <w14:ligatures w14:val="none"/>
-        </w:rPr>
-      </w:pPr>
-      <w:r>
-        <w:rPr>
-          <w:rFonts w:ascii="Times New Roman" w:eastAsia="Times New Roman" w:hAnsi="Times New Roman" w:cs="Times New Roman"/>
-          <w:kern w:val="0"/>
-          <w14:ligatures w14:val="none"/>
-        </w:rPr>
-        <w:t>Консултира и санкционира при нарушения на законодателството за личните данни.</w:t>
-      </w:r>
-    </w:p>
-    <w:p>
-      <w:pPr>
-        <w:numPr>
-          <w:ilvl w:val="0"/>
-          <w:numId w:val="8"/>
-        </w:numPr>
-        <w:spacing w:before="100" w:beforeAutospacing="1" w:after="100" w:afterAutospacing="1" w:line="240" w:lineRule="auto"/>
-        <w:rPr>
-          <w:rFonts w:ascii="Times New Roman" w:eastAsia="Times New Roman" w:hAnsi="Times New Roman" w:cs="Times New Roman"/>
-          <w:kern w:val="0"/>
-          <w14:ligatures w14:val="none"/>
-        </w:rPr>
-      </w:pPr>
-      <w:r>
-        <w:rPr>
-          <w:rFonts w:ascii="Times New Roman" w:eastAsia="Times New Roman" w:hAnsi="Times New Roman" w:cs="Times New Roman"/>
-          <w:b/>
-          <w:bCs/>
-          <w:kern w:val="0"/>
-          <w14:ligatures w14:val="none"/>
-        </w:rPr>
-        <w:t>Държавни институции и общини</w:t>
-      </w:r>
-    </w:p>
-    <w:p>
-      <w:pPr>
-        <w:numPr>
-          <w:ilvl w:val="1"/>
-          <w:numId w:val="8"/>
-        </w:numPr>
-        <w:spacing w:before="100" w:beforeAutospacing="1" w:after="100" w:afterAutospacing="1" w:line="240" w:lineRule="auto"/>
-        <w:rPr>
-          <w:rFonts w:ascii="Times New Roman" w:eastAsia="Times New Roman" w:hAnsi="Times New Roman" w:cs="Times New Roman"/>
-          <w:kern w:val="0"/>
-          <w14:ligatures w14:val="none"/>
-        </w:rPr>
-      </w:pPr>
-      <w:r>
-        <w:rPr>
-          <w:rFonts w:ascii="Times New Roman" w:eastAsia="Times New Roman" w:hAnsi="Times New Roman" w:cs="Times New Roman"/>
-          <w:kern w:val="0"/>
-          <w14:ligatures w14:val="none"/>
-        </w:rPr>
-        <w:t>Отговарят за предоставяне на актуални данни на порталите за отворени данни.</w:t>
-      </w:r>
-    </w:p>
-    <w:p>
-      <w:pPr>
-        <w:numPr>
-          <w:ilvl w:val="1"/>
-          <w:numId w:val="8"/>
-        </w:numPr>
-        <w:spacing w:before="100" w:beforeAutospacing="1" w:after="100" w:afterAutospacing="1" w:line="240" w:lineRule="auto"/>
-        <w:rPr>
-          <w:rFonts w:ascii="Times New Roman" w:eastAsia="Times New Roman" w:hAnsi="Times New Roman" w:cs="Times New Roman"/>
-          <w:kern w:val="0"/>
-          <w14:ligatures w14:val="none"/>
-        </w:rPr>
-      </w:pPr>
-      <w:r>
-        <w:rPr>
-          <w:rFonts w:ascii="Times New Roman" w:eastAsia="Times New Roman" w:hAnsi="Times New Roman" w:cs="Times New Roman"/>
-          <w:kern w:val="0"/>
-          <w14:ligatures w14:val="none"/>
-        </w:rPr>
-        <w:t>Осигуряват правилното форматиране и качество на наборите от данни, които са основа за визуализацията.</w:t>
-      </w:r>
-    </w:p>
-    <w:p>
-      <w:pPr>
-        <w:spacing w:before="100" w:beforeAutospacing="1" w:after="100" w:afterAutospacing="1" w:line="240" w:lineRule="auto"/>
-        <w:outlineLvl w:val="3"/>
-        <w:rPr>
-          <w:rFonts w:ascii="Times New Roman" w:eastAsia="Times New Roman" w:hAnsi="Times New Roman" w:cs="Times New Roman"/>
-          <w:b/>
-          <w:bCs/>
-          <w:kern w:val="0"/>
-          <w14:ligatures w14:val="none"/>
-        </w:rPr>
-      </w:pPr>
-      <w:r>
-        <w:rPr>
-          <w:rFonts w:ascii="Times New Roman" w:eastAsia="Times New Roman" w:hAnsi="Times New Roman" w:cs="Times New Roman"/>
-          <w:b/>
-          <w:bCs/>
-          <w:kern w:val="0"/>
+          <w:i/>
+          <w:iCs/>
+          <w:kern w:val="0"/>
+          <w:sz w:val="28"/>
+          <w:szCs w:val="28"/>
+          <w:lang w:val="bg-BG"/>
           <w14:ligatures w14:val="none"/>
         </w:rPr>
         <w:t>1.4 Субекти с права и задължения</w:t>
@@ -945,39 +542,43 @@
     </w:p>
     <w:p>
       <w:pPr>
+        <w:pStyle w:val="ListParagraph"/>
         <w:numPr>
           <w:ilvl w:val="0"/>
-          <w:numId w:val="9"/>
+          <w:numId w:val="22"/>
         </w:numPr>
-        <w:spacing w:before="100" w:beforeAutospacing="1" w:after="100" w:afterAutospacing="1" w:line="240" w:lineRule="auto"/>
-        <w:rPr>
-          <w:rFonts w:ascii="Times New Roman" w:eastAsia="Times New Roman" w:hAnsi="Times New Roman" w:cs="Times New Roman"/>
-          <w:kern w:val="0"/>
+        <w:spacing w:after="0" w:line="360" w:lineRule="auto"/>
+        <w:jc w:val="both"/>
+        <w:rPr>
+          <w:rFonts w:ascii="Times New Roman" w:eastAsia="Times New Roman" w:hAnsi="Times New Roman" w:cs="Times New Roman"/>
+          <w:kern w:val="0"/>
+          <w:lang w:val="bg-BG"/>
           <w14:ligatures w14:val="none"/>
         </w:rPr>
       </w:pPr>
       <w:r>
         <w:rPr>
           <w:rFonts w:ascii="Times New Roman" w:eastAsia="Times New Roman" w:hAnsi="Times New Roman" w:cs="Times New Roman"/>
-          <w:b/>
-          <w:bCs/>
-          <w:kern w:val="0"/>
-          <w14:ligatures w14:val="none"/>
-        </w:rPr>
-        <w:lastRenderedPageBreak/>
-        <w:t>Държавни органи и институции</w:t>
+          <w:kern w:val="0"/>
+          <w:lang w:val="bg-BG"/>
+          <w14:ligatures w14:val="none"/>
+        </w:rPr>
+        <w:t>Държавни органи – предоставят точни и актуални данни.</w:t>
       </w:r>
     </w:p>
     <w:p>
       <w:pPr>
+        <w:pStyle w:val="ListParagraph"/>
         <w:numPr>
-          <w:ilvl w:val="1"/>
-          <w:numId w:val="9"/>
+          <w:ilvl w:val="0"/>
+          <w:numId w:val="22"/>
         </w:numPr>
-        <w:spacing w:before="100" w:beforeAutospacing="1" w:after="100" w:afterAutospacing="1" w:line="240" w:lineRule="auto"/>
-        <w:rPr>
-          <w:rFonts w:ascii="Times New Roman" w:eastAsia="Times New Roman" w:hAnsi="Times New Roman" w:cs="Times New Roman"/>
-          <w:kern w:val="0"/>
+        <w:spacing w:after="0" w:line="360" w:lineRule="auto"/>
+        <w:jc w:val="both"/>
+        <w:rPr>
+          <w:rFonts w:ascii="Times New Roman" w:eastAsia="Times New Roman" w:hAnsi="Times New Roman" w:cs="Times New Roman"/>
+          <w:kern w:val="0"/>
+          <w:lang w:val="bg-BG"/>
           <w14:ligatures w14:val="none"/>
         </w:rPr>
       </w:pPr>
@@ -985,21 +586,25 @@
         <w:rPr>
           <w:rFonts w:ascii="Times New Roman" w:eastAsia="Times New Roman" w:hAnsi="Times New Roman" w:cs="Times New Roman"/>
           <w:kern w:val="0"/>
-          <w14:ligatures w14:val="none"/>
-        </w:rPr>
-        <w:t>Задължени са да предоставят данни и да гарантират тяхната точност, пълнота и достъпност.</w:t>
+          <w:lang w:val="bg-BG"/>
+          <w14:ligatures w14:val="none"/>
+        </w:rPr>
+        <w:t>Граждани и фирми – използват данни за анализи и приложения, при анонимизация.</w:t>
       </w:r>
     </w:p>
     <w:p>
       <w:pPr>
+        <w:pStyle w:val="ListParagraph"/>
         <w:numPr>
-          <w:ilvl w:val="1"/>
-          <w:numId w:val="9"/>
+          <w:ilvl w:val="0"/>
+          <w:numId w:val="22"/>
         </w:numPr>
-        <w:spacing w:before="100" w:beforeAutospacing="1" w:after="100" w:afterAutospacing="1" w:line="240" w:lineRule="auto"/>
-        <w:rPr>
-          <w:rFonts w:ascii="Times New Roman" w:eastAsia="Times New Roman" w:hAnsi="Times New Roman" w:cs="Times New Roman"/>
-          <w:kern w:val="0"/>
+        <w:spacing w:after="0" w:line="360" w:lineRule="auto"/>
+        <w:jc w:val="both"/>
+        <w:rPr>
+          <w:rFonts w:ascii="Times New Roman" w:eastAsia="Times New Roman" w:hAnsi="Times New Roman" w:cs="Times New Roman"/>
+          <w:kern w:val="0"/>
+          <w:lang w:val="bg-BG"/>
           <w14:ligatures w14:val="none"/>
         </w:rPr>
       </w:pPr>
@@ -1007,277 +612,129 @@
         <w:rPr>
           <w:rFonts w:ascii="Times New Roman" w:eastAsia="Times New Roman" w:hAnsi="Times New Roman" w:cs="Times New Roman"/>
           <w:kern w:val="0"/>
-          <w14:ligatures w14:val="none"/>
-        </w:rPr>
-        <w:t>Отговарят за актуализиране на данните и спазване на нормативната рамка.</w:t>
+          <w:lang w:val="bg-BG"/>
+          <w14:ligatures w14:val="none"/>
+        </w:rPr>
+        <w:t>Разработчици – създават приложения и визуализации, спазвайки закони и лицензиране.</w:t>
       </w:r>
     </w:p>
     <w:p>
       <w:pPr>
+        <w:pStyle w:val="ListParagraph"/>
         <w:numPr>
           <w:ilvl w:val="0"/>
-          <w:numId w:val="9"/>
+          <w:numId w:val="22"/>
         </w:numPr>
-        <w:spacing w:before="100" w:beforeAutospacing="1" w:after="100" w:afterAutospacing="1" w:line="240" w:lineRule="auto"/>
-        <w:rPr>
-          <w:rFonts w:ascii="Times New Roman" w:eastAsia="Times New Roman" w:hAnsi="Times New Roman" w:cs="Times New Roman"/>
-          <w:kern w:val="0"/>
+        <w:spacing w:after="0" w:line="360" w:lineRule="auto"/>
+        <w:jc w:val="both"/>
+        <w:rPr>
+          <w:rFonts w:ascii="Times New Roman" w:eastAsia="Times New Roman" w:hAnsi="Times New Roman" w:cs="Times New Roman"/>
+          <w:kern w:val="0"/>
+          <w:lang w:val="bg-BG"/>
           <w14:ligatures w14:val="none"/>
         </w:rPr>
       </w:pPr>
       <w:r>
         <w:rPr>
           <w:rFonts w:ascii="Times New Roman" w:eastAsia="Times New Roman" w:hAnsi="Times New Roman" w:cs="Times New Roman"/>
-          <w:b/>
-          <w:bCs/>
-          <w:kern w:val="0"/>
-          <w14:ligatures w14:val="none"/>
-        </w:rPr>
-        <w:t>Граждани и юридически лица</w:t>
-      </w:r>
-    </w:p>
-    <w:p>
-      <w:pPr>
-        <w:numPr>
-          <w:ilvl w:val="1"/>
-          <w:numId w:val="9"/>
-        </w:numPr>
-        <w:spacing w:before="100" w:beforeAutospacing="1" w:after="100" w:afterAutospacing="1" w:line="240" w:lineRule="auto"/>
-        <w:rPr>
-          <w:rFonts w:ascii="Times New Roman" w:eastAsia="Times New Roman" w:hAnsi="Times New Roman" w:cs="Times New Roman"/>
-          <w:kern w:val="0"/>
-          <w14:ligatures w14:val="none"/>
-        </w:rPr>
-      </w:pPr>
-      <w:r>
-        <w:rPr>
-          <w:rFonts w:ascii="Times New Roman" w:eastAsia="Times New Roman" w:hAnsi="Times New Roman" w:cs="Times New Roman"/>
-          <w:kern w:val="0"/>
-          <w14:ligatures w14:val="none"/>
-        </w:rPr>
-        <w:t>Имат правото да използват публично достъпните данни за анализи, образователни и търговски цели.</w:t>
-      </w:r>
-    </w:p>
-    <w:p>
-      <w:pPr>
-        <w:numPr>
-          <w:ilvl w:val="1"/>
-          <w:numId w:val="9"/>
-        </w:numPr>
-        <w:spacing w:before="100" w:beforeAutospacing="1" w:after="100" w:afterAutospacing="1" w:line="240" w:lineRule="auto"/>
-        <w:rPr>
-          <w:rFonts w:ascii="Times New Roman" w:eastAsia="Times New Roman" w:hAnsi="Times New Roman" w:cs="Times New Roman"/>
-          <w:kern w:val="0"/>
-          <w14:ligatures w14:val="none"/>
-        </w:rPr>
-      </w:pPr>
-      <w:r>
-        <w:rPr>
-          <w:rFonts w:ascii="Times New Roman" w:eastAsia="Times New Roman" w:hAnsi="Times New Roman" w:cs="Times New Roman"/>
-          <w:kern w:val="0"/>
-          <w14:ligatures w14:val="none"/>
-        </w:rPr>
-        <w:t>Гарантира се защитата на личните им данни чрез анонимизация.</w:t>
-      </w:r>
-    </w:p>
-    <w:p>
-      <w:pPr>
-        <w:numPr>
-          <w:ilvl w:val="0"/>
-          <w:numId w:val="9"/>
-        </w:numPr>
-        <w:spacing w:before="100" w:beforeAutospacing="1" w:after="100" w:afterAutospacing="1" w:line="240" w:lineRule="auto"/>
-        <w:rPr>
-          <w:rFonts w:ascii="Times New Roman" w:eastAsia="Times New Roman" w:hAnsi="Times New Roman" w:cs="Times New Roman"/>
-          <w:kern w:val="0"/>
-          <w14:ligatures w14:val="none"/>
-        </w:rPr>
-      </w:pPr>
-      <w:r>
-        <w:rPr>
-          <w:rFonts w:ascii="Times New Roman" w:eastAsia="Times New Roman" w:hAnsi="Times New Roman" w:cs="Times New Roman"/>
-          <w:b/>
-          <w:bCs/>
-          <w:kern w:val="0"/>
-          <w14:ligatures w14:val="none"/>
-        </w:rPr>
-        <w:t>Разработчици и фирми</w:t>
-      </w:r>
-    </w:p>
-    <w:p>
-      <w:pPr>
-        <w:numPr>
-          <w:ilvl w:val="1"/>
-          <w:numId w:val="9"/>
-        </w:numPr>
-        <w:spacing w:before="100" w:beforeAutospacing="1" w:after="100" w:afterAutospacing="1" w:line="240" w:lineRule="auto"/>
-        <w:rPr>
-          <w:rFonts w:ascii="Times New Roman" w:eastAsia="Times New Roman" w:hAnsi="Times New Roman" w:cs="Times New Roman"/>
-          <w:kern w:val="0"/>
-          <w14:ligatures w14:val="none"/>
-        </w:rPr>
-      </w:pPr>
-      <w:r>
-        <w:rPr>
-          <w:rFonts w:ascii="Times New Roman" w:eastAsia="Times New Roman" w:hAnsi="Times New Roman" w:cs="Times New Roman"/>
-          <w:kern w:val="0"/>
-          <w14:ligatures w14:val="none"/>
-        </w:rPr>
-        <w:t>Могат да създават мобилни приложения, визуализации и услуги, базирани на отворени данни.</w:t>
-      </w:r>
-    </w:p>
-    <w:p>
-      <w:pPr>
-        <w:numPr>
-          <w:ilvl w:val="1"/>
-          <w:numId w:val="9"/>
-        </w:numPr>
-        <w:spacing w:before="100" w:beforeAutospacing="1" w:after="100" w:afterAutospacing="1" w:line="240" w:lineRule="auto"/>
-        <w:rPr>
-          <w:rFonts w:ascii="Times New Roman" w:eastAsia="Times New Roman" w:hAnsi="Times New Roman" w:cs="Times New Roman"/>
-          <w:kern w:val="0"/>
-          <w14:ligatures w14:val="none"/>
-        </w:rPr>
-      </w:pPr>
-      <w:r>
-        <w:rPr>
-          <w:rFonts w:ascii="Times New Roman" w:eastAsia="Times New Roman" w:hAnsi="Times New Roman" w:cs="Times New Roman"/>
-          <w:kern w:val="0"/>
-          <w14:ligatures w14:val="none"/>
-        </w:rPr>
-        <w:t>Трябва да спазват нормативните ограничения за повторна употреба, лицензиране и защита на личните данни.</w:t>
-      </w:r>
-    </w:p>
-    <w:p>
-      <w:pPr>
-        <w:spacing w:before="100" w:beforeAutospacing="1" w:after="100" w:afterAutospacing="1" w:line="240" w:lineRule="auto"/>
-        <w:outlineLvl w:val="3"/>
-        <w:rPr>
-          <w:rFonts w:ascii="Times New Roman" w:eastAsia="Times New Roman" w:hAnsi="Times New Roman" w:cs="Times New Roman"/>
-          <w:b/>
-          <w:bCs/>
-          <w:kern w:val="0"/>
-          <w14:ligatures w14:val="none"/>
-        </w:rPr>
-      </w:pPr>
-      <w:r>
-        <w:rPr>
-          <w:rFonts w:ascii="Times New Roman" w:eastAsia="Times New Roman" w:hAnsi="Times New Roman" w:cs="Times New Roman"/>
-          <w:b/>
-          <w:bCs/>
-          <w:kern w:val="0"/>
-          <w14:ligatures w14:val="none"/>
-        </w:rPr>
+          <w:kern w:val="0"/>
+          <w:lang w:val="bg-BG"/>
+          <w14:ligatures w14:val="none"/>
+        </w:rPr>
+        <w:lastRenderedPageBreak/>
         <w:t>1.5 Йерархия на нормативната уредба</w:t>
       </w:r>
     </w:p>
     <w:p>
       <w:pPr>
+        <w:pStyle w:val="ListParagraph"/>
         <w:numPr>
           <w:ilvl w:val="0"/>
-          <w:numId w:val="10"/>
+          <w:numId w:val="22"/>
         </w:numPr>
-        <w:spacing w:before="100" w:beforeAutospacing="1" w:after="100" w:afterAutospacing="1" w:line="240" w:lineRule="auto"/>
-        <w:rPr>
-          <w:rFonts w:ascii="Times New Roman" w:eastAsia="Times New Roman" w:hAnsi="Times New Roman" w:cs="Times New Roman"/>
-          <w:kern w:val="0"/>
+        <w:spacing w:after="0" w:line="360" w:lineRule="auto"/>
+        <w:jc w:val="both"/>
+        <w:rPr>
+          <w:rFonts w:ascii="Times New Roman" w:eastAsia="Times New Roman" w:hAnsi="Times New Roman" w:cs="Times New Roman"/>
+          <w:kern w:val="0"/>
+          <w:lang w:val="bg-BG"/>
           <w14:ligatures w14:val="none"/>
         </w:rPr>
       </w:pPr>
       <w:r>
         <w:rPr>
           <w:rFonts w:ascii="Times New Roman" w:eastAsia="Times New Roman" w:hAnsi="Times New Roman" w:cs="Times New Roman"/>
-          <w:b/>
-          <w:bCs/>
-          <w:kern w:val="0"/>
-          <w14:ligatures w14:val="none"/>
-        </w:rPr>
-        <w:t>Международни нормативни актове (директиви и регламенти на ЕС)</w:t>
-      </w:r>
-      <w:r>
-        <w:rPr>
-          <w:rFonts w:ascii="Times New Roman" w:eastAsia="Times New Roman" w:hAnsi="Times New Roman" w:cs="Times New Roman"/>
-          <w:kern w:val="0"/>
-          <w14:ligatures w14:val="none"/>
-        </w:rPr>
-        <w:t xml:space="preserve"> – приоритет пред националното законодателство.</w:t>
+          <w:kern w:val="0"/>
+          <w:lang w:val="bg-BG"/>
+          <w14:ligatures w14:val="none"/>
+        </w:rPr>
+        <w:t>Международни директиви и регламенти ЕС</w:t>
       </w:r>
     </w:p>
     <w:p>
       <w:pPr>
+        <w:pStyle w:val="ListParagraph"/>
         <w:numPr>
           <w:ilvl w:val="0"/>
-          <w:numId w:val="10"/>
+          <w:numId w:val="22"/>
         </w:numPr>
-        <w:spacing w:before="100" w:beforeAutospacing="1" w:after="100" w:afterAutospacing="1" w:line="240" w:lineRule="auto"/>
-        <w:rPr>
-          <w:rFonts w:ascii="Times New Roman" w:eastAsia="Times New Roman" w:hAnsi="Times New Roman" w:cs="Times New Roman"/>
-          <w:kern w:val="0"/>
+        <w:spacing w:after="0" w:line="360" w:lineRule="auto"/>
+        <w:jc w:val="both"/>
+        <w:rPr>
+          <w:rFonts w:ascii="Times New Roman" w:eastAsia="Times New Roman" w:hAnsi="Times New Roman" w:cs="Times New Roman"/>
+          <w:kern w:val="0"/>
+          <w:lang w:val="bg-BG"/>
           <w14:ligatures w14:val="none"/>
         </w:rPr>
       </w:pPr>
       <w:r>
         <w:rPr>
           <w:rFonts w:ascii="Times New Roman" w:eastAsia="Times New Roman" w:hAnsi="Times New Roman" w:cs="Times New Roman"/>
-          <w:b/>
-          <w:bCs/>
-          <w:kern w:val="0"/>
+          <w:kern w:val="0"/>
+          <w:lang w:val="bg-BG"/>
           <w14:ligatures w14:val="none"/>
         </w:rPr>
         <w:t>Национални закони (ЗДОИ, ЗЕУ, ЗЗЛД)</w:t>
-      </w:r>
-      <w:r>
-        <w:rPr>
-          <w:rFonts w:ascii="Times New Roman" w:eastAsia="Times New Roman" w:hAnsi="Times New Roman" w:cs="Times New Roman"/>
-          <w:kern w:val="0"/>
-          <w14:ligatures w14:val="none"/>
-        </w:rPr>
-        <w:t xml:space="preserve"> – основна правна рамка за достъп и обработка на данни.</w:t>
       </w:r>
     </w:p>
     <w:p>
       <w:pPr>
+        <w:pStyle w:val="ListParagraph"/>
         <w:numPr>
           <w:ilvl w:val="0"/>
-          <w:numId w:val="10"/>
+          <w:numId w:val="22"/>
         </w:numPr>
-        <w:spacing w:before="100" w:beforeAutospacing="1" w:after="100" w:afterAutospacing="1" w:line="240" w:lineRule="auto"/>
-        <w:rPr>
-          <w:rFonts w:ascii="Times New Roman" w:eastAsia="Times New Roman" w:hAnsi="Times New Roman" w:cs="Times New Roman"/>
-          <w:kern w:val="0"/>
+        <w:spacing w:after="0" w:line="360" w:lineRule="auto"/>
+        <w:jc w:val="both"/>
+        <w:rPr>
+          <w:rFonts w:ascii="Times New Roman" w:eastAsia="Times New Roman" w:hAnsi="Times New Roman" w:cs="Times New Roman"/>
+          <w:kern w:val="0"/>
+          <w:lang w:val="bg-BG"/>
           <w14:ligatures w14:val="none"/>
         </w:rPr>
       </w:pPr>
       <w:r>
         <w:rPr>
           <w:rFonts w:ascii="Times New Roman" w:eastAsia="Times New Roman" w:hAnsi="Times New Roman" w:cs="Times New Roman"/>
-          <w:b/>
-          <w:bCs/>
-          <w:kern w:val="0"/>
-          <w14:ligatures w14:val="none"/>
-        </w:rPr>
-        <w:t>Наредби и инструкции (Наредба № 1, вътрешни инструкции на МЕУ и АПДП)</w:t>
-      </w:r>
-      <w:r>
-        <w:rPr>
-          <w:rFonts w:ascii="Times New Roman" w:eastAsia="Times New Roman" w:hAnsi="Times New Roman" w:cs="Times New Roman"/>
-          <w:kern w:val="0"/>
-          <w14:ligatures w14:val="none"/>
-        </w:rPr>
-        <w:t xml:space="preserve"> – конкретизират прилагането на законите и осигуряват технически стандарти за изпълнение.</w:t>
+          <w:kern w:val="0"/>
+          <w:lang w:val="bg-BG"/>
+          <w14:ligatures w14:val="none"/>
+        </w:rPr>
+        <w:t>Наредби и инструкции (Наредба №1, вътрешни инструкции)</w:t>
       </w:r>
     </w:p>
     <w:p>
       <w:pPr>
-        <w:spacing w:before="100" w:beforeAutospacing="1" w:after="100" w:afterAutospacing="1" w:line="240" w:lineRule="auto"/>
-        <w:outlineLvl w:val="2"/>
+        <w:spacing w:after="0" w:line="360" w:lineRule="auto"/>
+        <w:jc w:val="both"/>
         <w:rPr>
           <w:rFonts w:ascii="Times New Roman" w:eastAsia="Times New Roman" w:hAnsi="Times New Roman" w:cs="Times New Roman"/>
           <w:b/>
           <w:bCs/>
           <w:kern w:val="0"/>
-          <w:sz w:val="27"/>
-          <w:szCs w:val="27"/>
+          <w:sz w:val="28"/>
+          <w:szCs w:val="28"/>
+          <w:lang w:val="bg-BG"/>
           <w14:ligatures w14:val="none"/>
         </w:rPr>
       </w:pPr>
@@ -1287,19 +744,23 @@
           <w:b/>
           <w:bCs/>
           <w:kern w:val="0"/>
-          <w:sz w:val="27"/>
-          <w:szCs w:val="27"/>
-          <w14:ligatures w14:val="none"/>
-        </w:rPr>
-        <w:t>2. Ненормативни източници – 1 т.</w:t>
+          <w:sz w:val="28"/>
+          <w:szCs w:val="28"/>
+          <w:lang w:val="bg-BG"/>
+          <w14:ligatures w14:val="none"/>
+        </w:rPr>
+        <w:t>2. Ненормативни източници</w:t>
       </w:r>
     </w:p>
     <w:p>
       <w:pPr>
-        <w:spacing w:before="100" w:beforeAutospacing="1" w:after="100" w:afterAutospacing="1" w:line="240" w:lineRule="auto"/>
-        <w:rPr>
-          <w:rFonts w:ascii="Times New Roman" w:eastAsia="Times New Roman" w:hAnsi="Times New Roman" w:cs="Times New Roman"/>
-          <w:kern w:val="0"/>
+        <w:spacing w:after="0" w:line="360" w:lineRule="auto"/>
+        <w:ind w:firstLine="720"/>
+        <w:jc w:val="both"/>
+        <w:rPr>
+          <w:rFonts w:ascii="Times New Roman" w:eastAsia="Times New Roman" w:hAnsi="Times New Roman" w:cs="Times New Roman"/>
+          <w:kern w:val="0"/>
+          <w:lang w:val="bg-BG"/>
           <w14:ligatures w14:val="none"/>
         </w:rPr>
       </w:pPr>
@@ -1307,20 +768,24 @@
         <w:rPr>
           <w:rFonts w:ascii="Times New Roman" w:eastAsia="Times New Roman" w:hAnsi="Times New Roman" w:cs="Times New Roman"/>
           <w:kern w:val="0"/>
-          <w14:ligatures w14:val="none"/>
-        </w:rPr>
-        <w:t>При разработването на визуализация на данни от отворени източници, освен нормативната рамка, се използват различни ненормативни източници, които предоставят технически, методологически и практически насоки. Те осигуряват стандарти, добри практики, лицензни рамки и технологии за ефективно, безопасно и достъпно представяне на данните.</w:t>
+          <w:lang w:val="bg-BG"/>
+          <w14:ligatures w14:val="none"/>
+        </w:rPr>
+        <w:t>Ненормативните източници предоставят методологически и технически насоки за визуализация на данни.</w:t>
       </w:r>
     </w:p>
     <w:p>
       <w:pPr>
-        <w:spacing w:before="100" w:beforeAutospacing="1" w:after="100" w:afterAutospacing="1" w:line="240" w:lineRule="auto"/>
-        <w:outlineLvl w:val="3"/>
+        <w:spacing w:after="0" w:line="360" w:lineRule="auto"/>
+        <w:jc w:val="both"/>
         <w:rPr>
           <w:rFonts w:ascii="Times New Roman" w:eastAsia="Times New Roman" w:hAnsi="Times New Roman" w:cs="Times New Roman"/>
           <w:b/>
-          <w:bCs/>
-          <w:kern w:val="0"/>
+          <w:i/>
+          <w:kern w:val="0"/>
+          <w:sz w:val="28"/>
+          <w:szCs w:val="28"/>
+          <w:lang w:val="bg-BG"/>
           <w14:ligatures w14:val="none"/>
         </w:rPr>
       </w:pPr>
@@ -1328,8 +793,11 @@
         <w:rPr>
           <w:rFonts w:ascii="Times New Roman" w:eastAsia="Times New Roman" w:hAnsi="Times New Roman" w:cs="Times New Roman"/>
           <w:b/>
-          <w:bCs/>
-          <w:kern w:val="0"/>
+          <w:i/>
+          <w:kern w:val="0"/>
+          <w:sz w:val="28"/>
+          <w:szCs w:val="28"/>
+          <w:lang w:val="bg-BG"/>
           <w14:ligatures w14:val="none"/>
         </w:rPr>
         <w:t>2.1 Добри практики</w:t>
@@ -1337,38 +805,43 @@
     </w:p>
     <w:p>
       <w:pPr>
+        <w:pStyle w:val="ListParagraph"/>
         <w:numPr>
           <w:ilvl w:val="0"/>
-          <w:numId w:val="11"/>
+          <w:numId w:val="23"/>
         </w:numPr>
-        <w:spacing w:before="100" w:beforeAutospacing="1" w:after="100" w:afterAutospacing="1" w:line="240" w:lineRule="auto"/>
-        <w:rPr>
-          <w:rFonts w:ascii="Times New Roman" w:eastAsia="Times New Roman" w:hAnsi="Times New Roman" w:cs="Times New Roman"/>
-          <w:kern w:val="0"/>
+        <w:spacing w:after="0" w:line="360" w:lineRule="auto"/>
+        <w:jc w:val="both"/>
+        <w:rPr>
+          <w:rFonts w:ascii="Times New Roman" w:eastAsia="Times New Roman" w:hAnsi="Times New Roman" w:cs="Times New Roman"/>
+          <w:kern w:val="0"/>
+          <w:lang w:val="bg-BG"/>
           <w14:ligatures w14:val="none"/>
         </w:rPr>
       </w:pPr>
       <w:r>
         <w:rPr>
           <w:rFonts w:ascii="Times New Roman" w:eastAsia="Times New Roman" w:hAnsi="Times New Roman" w:cs="Times New Roman"/>
-          <w:b/>
-          <w:bCs/>
-          <w:kern w:val="0"/>
-          <w14:ligatures w14:val="none"/>
-        </w:rPr>
-        <w:t>Open Data Principles (ODP)</w:t>
+          <w:kern w:val="0"/>
+          <w:lang w:val="bg-BG"/>
+          <w14:ligatures w14:val="none"/>
+        </w:rPr>
+        <w:t>Open Data Principles – достъпност, машинно-четим формат, документация.</w:t>
       </w:r>
     </w:p>
     <w:p>
       <w:pPr>
+        <w:pStyle w:val="ListParagraph"/>
         <w:numPr>
-          <w:ilvl w:val="1"/>
-          <w:numId w:val="11"/>
+          <w:ilvl w:val="0"/>
+          <w:numId w:val="23"/>
         </w:numPr>
-        <w:spacing w:before="100" w:beforeAutospacing="1" w:after="100" w:afterAutospacing="1" w:line="240" w:lineRule="auto"/>
-        <w:rPr>
-          <w:rFonts w:ascii="Times New Roman" w:eastAsia="Times New Roman" w:hAnsi="Times New Roman" w:cs="Times New Roman"/>
-          <w:kern w:val="0"/>
+        <w:spacing w:after="0" w:line="360" w:lineRule="auto"/>
+        <w:jc w:val="both"/>
+        <w:rPr>
+          <w:rFonts w:ascii="Times New Roman" w:eastAsia="Times New Roman" w:hAnsi="Times New Roman" w:cs="Times New Roman"/>
+          <w:kern w:val="0"/>
+          <w:lang w:val="bg-BG"/>
           <w14:ligatures w14:val="none"/>
         </w:rPr>
       </w:pPr>
@@ -1376,142 +849,36 @@
         <w:rPr>
           <w:rFonts w:ascii="Times New Roman" w:eastAsia="Times New Roman" w:hAnsi="Times New Roman" w:cs="Times New Roman"/>
           <w:kern w:val="0"/>
-          <w14:ligatures w14:val="none"/>
-        </w:rPr>
-        <w:t>Добри практики за публикуване и повторна употреба на данни от публичния сектор.</w:t>
+          <w:lang w:val="bg-BG"/>
+          <w14:ligatures w14:val="none"/>
+        </w:rPr>
+        <w:t>Data Visualization Best Practices (Kirk, 2016) – избор на цветове, интерактивност, разбираемост.</w:t>
       </w:r>
     </w:p>
     <w:p>
       <w:pPr>
-        <w:numPr>
-          <w:ilvl w:val="1"/>
-          <w:numId w:val="11"/>
-        </w:numPr>
-        <w:spacing w:before="100" w:beforeAutospacing="1" w:after="100" w:afterAutospacing="1" w:line="240" w:lineRule="auto"/>
-        <w:rPr>
-          <w:rFonts w:ascii="Times New Roman" w:eastAsia="Times New Roman" w:hAnsi="Times New Roman" w:cs="Times New Roman"/>
-          <w:kern w:val="0"/>
+        <w:spacing w:after="0" w:line="360" w:lineRule="auto"/>
+        <w:jc w:val="both"/>
+        <w:rPr>
+          <w:rFonts w:ascii="Times New Roman" w:eastAsia="Times New Roman" w:hAnsi="Times New Roman" w:cs="Times New Roman"/>
+          <w:b/>
+          <w:i/>
+          <w:kern w:val="0"/>
+          <w:sz w:val="28"/>
+          <w:szCs w:val="28"/>
+          <w:lang w:val="bg-BG"/>
           <w14:ligatures w14:val="none"/>
         </w:rPr>
       </w:pPr>
       <w:r>
         <w:rPr>
           <w:rFonts w:ascii="Times New Roman" w:eastAsia="Times New Roman" w:hAnsi="Times New Roman" w:cs="Times New Roman"/>
-          <w:kern w:val="0"/>
-          <w14:ligatures w14:val="none"/>
-        </w:rPr>
-        <w:t>Включват принципите за достъпност, машинно-четим формат, безплатен или нискоструващ достъп и пълна документация на метаданните.</w:t>
-      </w:r>
-    </w:p>
-    <w:p>
-      <w:pPr>
-        <w:numPr>
-          <w:ilvl w:val="1"/>
-          <w:numId w:val="11"/>
-        </w:numPr>
-        <w:spacing w:before="100" w:beforeAutospacing="1" w:after="100" w:afterAutospacing="1" w:line="240" w:lineRule="auto"/>
-        <w:rPr>
-          <w:rFonts w:ascii="Times New Roman" w:eastAsia="Times New Roman" w:hAnsi="Times New Roman" w:cs="Times New Roman"/>
-          <w:kern w:val="0"/>
-          <w14:ligatures w14:val="none"/>
-        </w:rPr>
-      </w:pPr>
-      <w:r>
-        <w:rPr>
-          <w:rFonts w:ascii="Times New Roman" w:eastAsia="Times New Roman" w:hAnsi="Times New Roman" w:cs="Times New Roman"/>
-          <w:kern w:val="0"/>
-          <w14:ligatures w14:val="none"/>
-        </w:rPr>
-        <w:t>Обосновка: Осигуряват, че визуализацията е съвместима с очакванията на потребителите и улеснява повторната употреба.</w:t>
-      </w:r>
-    </w:p>
-    <w:p>
-      <w:pPr>
-        <w:numPr>
-          <w:ilvl w:val="0"/>
-          <w:numId w:val="11"/>
-        </w:numPr>
-        <w:spacing w:before="100" w:beforeAutospacing="1" w:after="100" w:afterAutospacing="1" w:line="240" w:lineRule="auto"/>
-        <w:rPr>
-          <w:rFonts w:ascii="Times New Roman" w:eastAsia="Times New Roman" w:hAnsi="Times New Roman" w:cs="Times New Roman"/>
-          <w:kern w:val="0"/>
-          <w14:ligatures w14:val="none"/>
-        </w:rPr>
-      </w:pPr>
-      <w:r>
-        <w:rPr>
-          <w:rFonts w:ascii="Times New Roman" w:eastAsia="Times New Roman" w:hAnsi="Times New Roman" w:cs="Times New Roman"/>
           <w:b/>
-          <w:bCs/>
-          <w:kern w:val="0"/>
-          <w14:ligatures w14:val="none"/>
-        </w:rPr>
-        <w:t>Data Visualization Best Practices (Kirk, 2016)</w:t>
-      </w:r>
-    </w:p>
-    <w:p>
-      <w:pPr>
-        <w:numPr>
-          <w:ilvl w:val="1"/>
-          <w:numId w:val="11"/>
-        </w:numPr>
-        <w:spacing w:before="100" w:beforeAutospacing="1" w:after="100" w:afterAutospacing="1" w:line="240" w:lineRule="auto"/>
-        <w:rPr>
-          <w:rFonts w:ascii="Times New Roman" w:eastAsia="Times New Roman" w:hAnsi="Times New Roman" w:cs="Times New Roman"/>
-          <w:kern w:val="0"/>
-          <w14:ligatures w14:val="none"/>
-        </w:rPr>
-      </w:pPr>
-      <w:r>
-        <w:rPr>
-          <w:rFonts w:ascii="Times New Roman" w:eastAsia="Times New Roman" w:hAnsi="Times New Roman" w:cs="Times New Roman"/>
-          <w:kern w:val="0"/>
-          <w14:ligatures w14:val="none"/>
-        </w:rPr>
-        <w:t>Добри практики за визуализация на данни, включително избор на цветови палитри, избягване на изкривяващи представяния и създаване на интерактивни интерфейси.</w:t>
-      </w:r>
-    </w:p>
-    <w:p>
-      <w:pPr>
-        <w:numPr>
-          <w:ilvl w:val="1"/>
-          <w:numId w:val="11"/>
-        </w:numPr>
-        <w:spacing w:before="100" w:beforeAutospacing="1" w:after="100" w:afterAutospacing="1" w:line="240" w:lineRule="auto"/>
-        <w:rPr>
-          <w:rFonts w:ascii="Times New Roman" w:eastAsia="Times New Roman" w:hAnsi="Times New Roman" w:cs="Times New Roman"/>
-          <w:kern w:val="0"/>
-          <w14:ligatures w14:val="none"/>
-        </w:rPr>
-      </w:pPr>
-      <w:r>
-        <w:rPr>
-          <w:rFonts w:ascii="Times New Roman" w:eastAsia="Times New Roman" w:hAnsi="Times New Roman" w:cs="Times New Roman"/>
-          <w:kern w:val="0"/>
-          <w14:ligatures w14:val="none"/>
-        </w:rPr>
-        <w:lastRenderedPageBreak/>
-        <w:t>Обосновка: Позволяват на потребителите да разберат лесно големи масиви от данни, като се повишава информативната стойност на проекта.</w:t>
-      </w:r>
-    </w:p>
-    <w:p>
-      <w:pPr>
-        <w:spacing w:before="100" w:beforeAutospacing="1" w:after="100" w:afterAutospacing="1" w:line="240" w:lineRule="auto"/>
-        <w:outlineLvl w:val="3"/>
-        <w:rPr>
-          <w:rFonts w:ascii="Times New Roman" w:eastAsia="Times New Roman" w:hAnsi="Times New Roman" w:cs="Times New Roman"/>
-          <w:b/>
-          <w:bCs/>
-          <w:kern w:val="0"/>
-          <w14:ligatures w14:val="none"/>
-        </w:rPr>
-      </w:pPr>
-      <w:r>
-        <w:rPr>
-          <w:rFonts w:ascii="Times New Roman" w:eastAsia="Times New Roman" w:hAnsi="Times New Roman" w:cs="Times New Roman"/>
-          <w:b/>
-          <w:bCs/>
-          <w:kern w:val="0"/>
+          <w:i/>
+          <w:kern w:val="0"/>
+          <w:sz w:val="28"/>
+          <w:szCs w:val="28"/>
+          <w:lang w:val="bg-BG"/>
           <w14:ligatures w14:val="none"/>
         </w:rPr>
         <w:t>2.2 Технически стандарти</w:t>
@@ -1519,38 +886,43 @@
     </w:p>
     <w:p>
       <w:pPr>
+        <w:pStyle w:val="ListParagraph"/>
         <w:numPr>
           <w:ilvl w:val="0"/>
-          <w:numId w:val="12"/>
+          <w:numId w:val="24"/>
         </w:numPr>
-        <w:spacing w:before="100" w:beforeAutospacing="1" w:after="100" w:afterAutospacing="1" w:line="240" w:lineRule="auto"/>
-        <w:rPr>
-          <w:rFonts w:ascii="Times New Roman" w:eastAsia="Times New Roman" w:hAnsi="Times New Roman" w:cs="Times New Roman"/>
-          <w:kern w:val="0"/>
+        <w:spacing w:after="0" w:line="360" w:lineRule="auto"/>
+        <w:jc w:val="both"/>
+        <w:rPr>
+          <w:rFonts w:ascii="Times New Roman" w:eastAsia="Times New Roman" w:hAnsi="Times New Roman" w:cs="Times New Roman"/>
+          <w:kern w:val="0"/>
+          <w:lang w:val="bg-BG"/>
           <w14:ligatures w14:val="none"/>
         </w:rPr>
       </w:pPr>
       <w:r>
         <w:rPr>
           <w:rFonts w:ascii="Times New Roman" w:eastAsia="Times New Roman" w:hAnsi="Times New Roman" w:cs="Times New Roman"/>
-          <w:b/>
-          <w:bCs/>
-          <w:kern w:val="0"/>
-          <w14:ligatures w14:val="none"/>
-        </w:rPr>
-        <w:t>CSV, JSON, GeoJSON</w:t>
+          <w:kern w:val="0"/>
+          <w:lang w:val="bg-BG"/>
+          <w14:ligatures w14:val="none"/>
+        </w:rPr>
+        <w:t>CSV, JSON, GeoJSON – структурирани и географски данни.</w:t>
       </w:r>
     </w:p>
     <w:p>
       <w:pPr>
+        <w:pStyle w:val="ListParagraph"/>
         <w:numPr>
-          <w:ilvl w:val="1"/>
-          <w:numId w:val="12"/>
+          <w:ilvl w:val="0"/>
+          <w:numId w:val="24"/>
         </w:numPr>
-        <w:spacing w:before="100" w:beforeAutospacing="1" w:after="100" w:afterAutospacing="1" w:line="240" w:lineRule="auto"/>
-        <w:rPr>
-          <w:rFonts w:ascii="Times New Roman" w:eastAsia="Times New Roman" w:hAnsi="Times New Roman" w:cs="Times New Roman"/>
-          <w:kern w:val="0"/>
+        <w:spacing w:after="0" w:line="360" w:lineRule="auto"/>
+        <w:jc w:val="both"/>
+        <w:rPr>
+          <w:rFonts w:ascii="Times New Roman" w:eastAsia="Times New Roman" w:hAnsi="Times New Roman" w:cs="Times New Roman"/>
+          <w:kern w:val="0"/>
+          <w:lang w:val="bg-BG"/>
           <w14:ligatures w14:val="none"/>
         </w:rPr>
       </w:pPr>
@@ -1558,119 +930,36 @@
         <w:rPr>
           <w:rFonts w:ascii="Times New Roman" w:eastAsia="Times New Roman" w:hAnsi="Times New Roman" w:cs="Times New Roman"/>
           <w:kern w:val="0"/>
-          <w14:ligatures w14:val="none"/>
-        </w:rPr>
-        <w:t>Общоприети формати за структурирани и географски данни.</w:t>
+          <w:lang w:val="bg-BG"/>
+          <w14:ligatures w14:val="none"/>
+        </w:rPr>
+        <w:t>HTML5, CSS3, JS ES6+ – уеб-стандарти за интерактивност и достъпност.</w:t>
       </w:r>
     </w:p>
     <w:p>
       <w:pPr>
-        <w:numPr>
-          <w:ilvl w:val="1"/>
-          <w:numId w:val="12"/>
-        </w:numPr>
-        <w:spacing w:before="100" w:beforeAutospacing="1" w:after="100" w:afterAutospacing="1" w:line="240" w:lineRule="auto"/>
-        <w:rPr>
-          <w:rFonts w:ascii="Times New Roman" w:eastAsia="Times New Roman" w:hAnsi="Times New Roman" w:cs="Times New Roman"/>
-          <w:kern w:val="0"/>
+        <w:spacing w:after="0" w:line="360" w:lineRule="auto"/>
+        <w:jc w:val="both"/>
+        <w:rPr>
+          <w:rFonts w:ascii="Times New Roman" w:eastAsia="Times New Roman" w:hAnsi="Times New Roman" w:cs="Times New Roman"/>
+          <w:b/>
+          <w:i/>
+          <w:kern w:val="0"/>
+          <w:sz w:val="28"/>
+          <w:szCs w:val="28"/>
+          <w:lang w:val="bg-BG"/>
           <w14:ligatures w14:val="none"/>
         </w:rPr>
       </w:pPr>
       <w:r>
         <w:rPr>
           <w:rFonts w:ascii="Times New Roman" w:eastAsia="Times New Roman" w:hAnsi="Times New Roman" w:cs="Times New Roman"/>
-          <w:kern w:val="0"/>
-          <w14:ligatures w14:val="none"/>
-        </w:rPr>
-        <w:t>Обосновка: Използват се, защото са широко поддържани от библиотеки като D3.js и Chart.js, което улеснява интеграцията и визуализацията.</w:t>
-      </w:r>
-    </w:p>
-    <w:p>
-      <w:pPr>
-        <w:numPr>
-          <w:ilvl w:val="0"/>
-          <w:numId w:val="12"/>
-        </w:numPr>
-        <w:spacing w:before="100" w:beforeAutospacing="1" w:after="100" w:afterAutospacing="1" w:line="240" w:lineRule="auto"/>
-        <w:rPr>
-          <w:rFonts w:ascii="Times New Roman" w:eastAsia="Times New Roman" w:hAnsi="Times New Roman" w:cs="Times New Roman"/>
-          <w:kern w:val="0"/>
-          <w14:ligatures w14:val="none"/>
-        </w:rPr>
-      </w:pPr>
-      <w:r>
-        <w:rPr>
-          <w:rFonts w:ascii="Times New Roman" w:eastAsia="Times New Roman" w:hAnsi="Times New Roman" w:cs="Times New Roman"/>
           <w:b/>
-          <w:bCs/>
-          <w:kern w:val="0"/>
-          <w14:ligatures w14:val="none"/>
-        </w:rPr>
-        <w:t>Web Standards (HTML5, CSS3, JavaScript ES6+)</w:t>
-      </w:r>
-    </w:p>
-    <w:p>
-      <w:pPr>
-        <w:numPr>
-          <w:ilvl w:val="1"/>
-          <w:numId w:val="12"/>
-        </w:numPr>
-        <w:spacing w:before="100" w:beforeAutospacing="1" w:after="100" w:afterAutospacing="1" w:line="240" w:lineRule="auto"/>
-        <w:rPr>
-          <w:rFonts w:ascii="Times New Roman" w:eastAsia="Times New Roman" w:hAnsi="Times New Roman" w:cs="Times New Roman"/>
-          <w:kern w:val="0"/>
-          <w14:ligatures w14:val="none"/>
-        </w:rPr>
-      </w:pPr>
-      <w:r>
-        <w:rPr>
-          <w:rFonts w:ascii="Times New Roman" w:eastAsia="Times New Roman" w:hAnsi="Times New Roman" w:cs="Times New Roman"/>
-          <w:kern w:val="0"/>
-          <w14:ligatures w14:val="none"/>
-        </w:rPr>
-        <w:t>Стандарти за изграждане на уеб-базирани визуализации и приложения.</w:t>
-      </w:r>
-    </w:p>
-    <w:p>
-      <w:pPr>
-        <w:numPr>
-          <w:ilvl w:val="1"/>
-          <w:numId w:val="12"/>
-        </w:numPr>
-        <w:spacing w:before="100" w:beforeAutospacing="1" w:after="100" w:afterAutospacing="1" w:line="240" w:lineRule="auto"/>
-        <w:rPr>
-          <w:rFonts w:ascii="Times New Roman" w:eastAsia="Times New Roman" w:hAnsi="Times New Roman" w:cs="Times New Roman"/>
-          <w:kern w:val="0"/>
-          <w14:ligatures w14:val="none"/>
-        </w:rPr>
-      </w:pPr>
-      <w:r>
-        <w:rPr>
-          <w:rFonts w:ascii="Times New Roman" w:eastAsia="Times New Roman" w:hAnsi="Times New Roman" w:cs="Times New Roman"/>
-          <w:kern w:val="0"/>
-          <w14:ligatures w14:val="none"/>
-        </w:rPr>
-        <w:t>Обосновка: Гарантират съвместимост с различни браузъри, достъпност и интерактивност на интерфейса.</w:t>
-      </w:r>
-    </w:p>
-    <w:p>
-      <w:pPr>
-        <w:spacing w:before="100" w:beforeAutospacing="1" w:after="100" w:afterAutospacing="1" w:line="240" w:lineRule="auto"/>
-        <w:outlineLvl w:val="3"/>
-        <w:rPr>
-          <w:rFonts w:ascii="Times New Roman" w:eastAsia="Times New Roman" w:hAnsi="Times New Roman" w:cs="Times New Roman"/>
-          <w:b/>
-          <w:bCs/>
-          <w:kern w:val="0"/>
-          <w14:ligatures w14:val="none"/>
-        </w:rPr>
-      </w:pPr>
-      <w:r>
-        <w:rPr>
-          <w:rFonts w:ascii="Times New Roman" w:eastAsia="Times New Roman" w:hAnsi="Times New Roman" w:cs="Times New Roman"/>
-          <w:b/>
-          <w:bCs/>
-          <w:kern w:val="0"/>
+          <w:i/>
+          <w:kern w:val="0"/>
+          <w:sz w:val="28"/>
+          <w:szCs w:val="28"/>
+          <w:lang w:val="bg-BG"/>
           <w14:ligatures w14:val="none"/>
         </w:rPr>
         <w:t>2.3 Общоприети лицензи</w:t>
@@ -1678,38 +967,43 @@
     </w:p>
     <w:p>
       <w:pPr>
+        <w:pStyle w:val="ListParagraph"/>
         <w:numPr>
           <w:ilvl w:val="0"/>
-          <w:numId w:val="13"/>
+          <w:numId w:val="25"/>
         </w:numPr>
-        <w:spacing w:before="100" w:beforeAutospacing="1" w:after="100" w:afterAutospacing="1" w:line="240" w:lineRule="auto"/>
-        <w:rPr>
-          <w:rFonts w:ascii="Times New Roman" w:eastAsia="Times New Roman" w:hAnsi="Times New Roman" w:cs="Times New Roman"/>
-          <w:kern w:val="0"/>
+        <w:spacing w:after="0" w:line="360" w:lineRule="auto"/>
+        <w:jc w:val="both"/>
+        <w:rPr>
+          <w:rFonts w:ascii="Times New Roman" w:eastAsia="Times New Roman" w:hAnsi="Times New Roman" w:cs="Times New Roman"/>
+          <w:kern w:val="0"/>
+          <w:lang w:val="bg-BG"/>
           <w14:ligatures w14:val="none"/>
         </w:rPr>
       </w:pPr>
       <w:r>
         <w:rPr>
           <w:rFonts w:ascii="Times New Roman" w:eastAsia="Times New Roman" w:hAnsi="Times New Roman" w:cs="Times New Roman"/>
-          <w:b/>
-          <w:bCs/>
-          <w:kern w:val="0"/>
-          <w14:ligatures w14:val="none"/>
-        </w:rPr>
-        <w:t>Open Data Commons Open Database License (ODbL)</w:t>
+          <w:kern w:val="0"/>
+          <w:lang w:val="bg-BG"/>
+          <w14:ligatures w14:val="none"/>
+        </w:rPr>
+        <w:t>ODbL – лиценз за повторна употреба на бази данни.</w:t>
       </w:r>
     </w:p>
     <w:p>
       <w:pPr>
+        <w:pStyle w:val="ListParagraph"/>
         <w:numPr>
-          <w:ilvl w:val="1"/>
-          <w:numId w:val="13"/>
+          <w:ilvl w:val="0"/>
+          <w:numId w:val="25"/>
         </w:numPr>
-        <w:spacing w:before="100" w:beforeAutospacing="1" w:after="100" w:afterAutospacing="1" w:line="240" w:lineRule="auto"/>
-        <w:rPr>
-          <w:rFonts w:ascii="Times New Roman" w:eastAsia="Times New Roman" w:hAnsi="Times New Roman" w:cs="Times New Roman"/>
-          <w:kern w:val="0"/>
+        <w:spacing w:after="0" w:line="360" w:lineRule="auto"/>
+        <w:jc w:val="both"/>
+        <w:rPr>
+          <w:rFonts w:ascii="Times New Roman" w:eastAsia="Times New Roman" w:hAnsi="Times New Roman" w:cs="Times New Roman"/>
+          <w:kern w:val="0"/>
+          <w:lang w:val="bg-BG"/>
           <w14:ligatures w14:val="none"/>
         </w:rPr>
       </w:pPr>
@@ -1717,119 +1011,36 @@
         <w:rPr>
           <w:rFonts w:ascii="Times New Roman" w:eastAsia="Times New Roman" w:hAnsi="Times New Roman" w:cs="Times New Roman"/>
           <w:kern w:val="0"/>
-          <w14:ligatures w14:val="none"/>
-        </w:rPr>
-        <w:t>Лиценз за повторна употреба на данни от отворени бази данни.</w:t>
+          <w:lang w:val="bg-BG"/>
+          <w14:ligatures w14:val="none"/>
+        </w:rPr>
+        <w:t>CC BY 4.0 – свободна употреба на медийни и визуални материали.</w:t>
       </w:r>
     </w:p>
     <w:p>
       <w:pPr>
-        <w:numPr>
-          <w:ilvl w:val="1"/>
-          <w:numId w:val="13"/>
-        </w:numPr>
-        <w:spacing w:before="100" w:beforeAutospacing="1" w:after="100" w:afterAutospacing="1" w:line="240" w:lineRule="auto"/>
-        <w:rPr>
-          <w:rFonts w:ascii="Times New Roman" w:eastAsia="Times New Roman" w:hAnsi="Times New Roman" w:cs="Times New Roman"/>
-          <w:kern w:val="0"/>
+        <w:spacing w:after="0" w:line="360" w:lineRule="auto"/>
+        <w:jc w:val="both"/>
+        <w:rPr>
+          <w:rFonts w:ascii="Times New Roman" w:eastAsia="Times New Roman" w:hAnsi="Times New Roman" w:cs="Times New Roman"/>
+          <w:b/>
+          <w:i/>
+          <w:kern w:val="0"/>
+          <w:sz w:val="28"/>
+          <w:szCs w:val="28"/>
+          <w:lang w:val="bg-BG"/>
           <w14:ligatures w14:val="none"/>
         </w:rPr>
       </w:pPr>
       <w:r>
         <w:rPr>
           <w:rFonts w:ascii="Times New Roman" w:eastAsia="Times New Roman" w:hAnsi="Times New Roman" w:cs="Times New Roman"/>
-          <w:kern w:val="0"/>
-          <w14:ligatures w14:val="none"/>
-        </w:rPr>
-        <w:t>Обосновка: Осигурява законна основа за използване на данни от портала за отворени данни на България, включително за създаване на визуализации и мобилни приложения.</w:t>
-      </w:r>
-    </w:p>
-    <w:p>
-      <w:pPr>
-        <w:numPr>
-          <w:ilvl w:val="0"/>
-          <w:numId w:val="13"/>
-        </w:numPr>
-        <w:spacing w:before="100" w:beforeAutospacing="1" w:after="100" w:afterAutospacing="1" w:line="240" w:lineRule="auto"/>
-        <w:rPr>
-          <w:rFonts w:ascii="Times New Roman" w:eastAsia="Times New Roman" w:hAnsi="Times New Roman" w:cs="Times New Roman"/>
-          <w:kern w:val="0"/>
-          <w14:ligatures w14:val="none"/>
-        </w:rPr>
-      </w:pPr>
-      <w:r>
-        <w:rPr>
-          <w:rFonts w:ascii="Times New Roman" w:eastAsia="Times New Roman" w:hAnsi="Times New Roman" w:cs="Times New Roman"/>
           <w:b/>
-          <w:bCs/>
-          <w:kern w:val="0"/>
-          <w14:ligatures w14:val="none"/>
-        </w:rPr>
-        <w:t>Creative Commons (CC BY 4.0)</w:t>
-      </w:r>
-    </w:p>
-    <w:p>
-      <w:pPr>
-        <w:numPr>
-          <w:ilvl w:val="1"/>
-          <w:numId w:val="13"/>
-        </w:numPr>
-        <w:spacing w:before="100" w:beforeAutospacing="1" w:after="100" w:afterAutospacing="1" w:line="240" w:lineRule="auto"/>
-        <w:rPr>
-          <w:rFonts w:ascii="Times New Roman" w:eastAsia="Times New Roman" w:hAnsi="Times New Roman" w:cs="Times New Roman"/>
-          <w:kern w:val="0"/>
-          <w14:ligatures w14:val="none"/>
-        </w:rPr>
-      </w:pPr>
-      <w:r>
-        <w:rPr>
-          <w:rFonts w:ascii="Times New Roman" w:eastAsia="Times New Roman" w:hAnsi="Times New Roman" w:cs="Times New Roman"/>
-          <w:kern w:val="0"/>
-          <w14:ligatures w14:val="none"/>
-        </w:rPr>
-        <w:t>Лиценз, позволяващ свободна употреба на творчески произведения с посочване на авторството.</w:t>
-      </w:r>
-    </w:p>
-    <w:p>
-      <w:pPr>
-        <w:numPr>
-          <w:ilvl w:val="1"/>
-          <w:numId w:val="13"/>
-        </w:numPr>
-        <w:spacing w:before="100" w:beforeAutospacing="1" w:after="100" w:afterAutospacing="1" w:line="240" w:lineRule="auto"/>
-        <w:rPr>
-          <w:rFonts w:ascii="Times New Roman" w:eastAsia="Times New Roman" w:hAnsi="Times New Roman" w:cs="Times New Roman"/>
-          <w:kern w:val="0"/>
-          <w14:ligatures w14:val="none"/>
-        </w:rPr>
-      </w:pPr>
-      <w:r>
-        <w:rPr>
-          <w:rFonts w:ascii="Times New Roman" w:eastAsia="Times New Roman" w:hAnsi="Times New Roman" w:cs="Times New Roman"/>
-          <w:kern w:val="0"/>
-          <w14:ligatures w14:val="none"/>
-        </w:rPr>
-        <w:t>Обосновка: Позволява легално интегриране на визуални и медийни елементи в проекта.</w:t>
-      </w:r>
-    </w:p>
-    <w:p>
-      <w:pPr>
-        <w:spacing w:before="100" w:beforeAutospacing="1" w:after="100" w:afterAutospacing="1" w:line="240" w:lineRule="auto"/>
-        <w:outlineLvl w:val="3"/>
-        <w:rPr>
-          <w:rFonts w:ascii="Times New Roman" w:eastAsia="Times New Roman" w:hAnsi="Times New Roman" w:cs="Times New Roman"/>
-          <w:b/>
-          <w:bCs/>
-          <w:kern w:val="0"/>
-          <w14:ligatures w14:val="none"/>
-        </w:rPr>
-      </w:pPr>
-      <w:r>
-        <w:rPr>
-          <w:rFonts w:ascii="Times New Roman" w:eastAsia="Times New Roman" w:hAnsi="Times New Roman" w:cs="Times New Roman"/>
-          <w:b/>
-          <w:bCs/>
-          <w:kern w:val="0"/>
+          <w:i/>
+          <w:kern w:val="0"/>
+          <w:sz w:val="28"/>
+          <w:szCs w:val="28"/>
+          <w:lang w:val="bg-BG"/>
           <w14:ligatures w14:val="none"/>
         </w:rPr>
         <w:t>2.4 Технологии и библиотеки</w:t>
@@ -1837,110 +1048,94 @@
     </w:p>
     <w:p>
       <w:pPr>
+        <w:pStyle w:val="ListParagraph"/>
         <w:numPr>
           <w:ilvl w:val="0"/>
-          <w:numId w:val="14"/>
+          <w:numId w:val="26"/>
         </w:numPr>
-        <w:spacing w:before="100" w:beforeAutospacing="1" w:after="100" w:afterAutospacing="1" w:line="240" w:lineRule="auto"/>
-        <w:rPr>
-          <w:rFonts w:ascii="Times New Roman" w:eastAsia="Times New Roman" w:hAnsi="Times New Roman" w:cs="Times New Roman"/>
-          <w:kern w:val="0"/>
+        <w:spacing w:after="0" w:line="360" w:lineRule="auto"/>
+        <w:jc w:val="both"/>
+        <w:rPr>
+          <w:rFonts w:ascii="Times New Roman" w:eastAsia="Times New Roman" w:hAnsi="Times New Roman" w:cs="Times New Roman"/>
+          <w:kern w:val="0"/>
+          <w:lang w:val="bg-BG"/>
           <w14:ligatures w14:val="none"/>
         </w:rPr>
       </w:pPr>
       <w:r>
         <w:rPr>
           <w:rFonts w:ascii="Times New Roman" w:eastAsia="Times New Roman" w:hAnsi="Times New Roman" w:cs="Times New Roman"/>
-          <w:b/>
-          <w:bCs/>
-          <w:kern w:val="0"/>
-          <w14:ligatures w14:val="none"/>
-        </w:rPr>
-        <w:t>D3.js</w:t>
-      </w:r>
-      <w:r>
-        <w:rPr>
-          <w:rFonts w:ascii="Times New Roman" w:eastAsia="Times New Roman" w:hAnsi="Times New Roman" w:cs="Times New Roman"/>
-          <w:kern w:val="0"/>
-          <w14:ligatures w14:val="none"/>
-        </w:rPr>
-        <w:t xml:space="preserve"> – библиотека за интерактивни визуализации на данни.</w:t>
+          <w:kern w:val="0"/>
+          <w:lang w:val="bg-BG"/>
+          <w14:ligatures w14:val="none"/>
+        </w:rPr>
+        <w:t>D3.js, Chart.js, Leaflet.js – графики и карти</w:t>
       </w:r>
     </w:p>
     <w:p>
       <w:pPr>
+        <w:pStyle w:val="ListParagraph"/>
         <w:numPr>
           <w:ilvl w:val="0"/>
-          <w:numId w:val="14"/>
+          <w:numId w:val="26"/>
         </w:numPr>
-        <w:spacing w:before="100" w:beforeAutospacing="1" w:after="100" w:afterAutospacing="1" w:line="240" w:lineRule="auto"/>
-        <w:rPr>
-          <w:rFonts w:ascii="Times New Roman" w:eastAsia="Times New Roman" w:hAnsi="Times New Roman" w:cs="Times New Roman"/>
-          <w:kern w:val="0"/>
+        <w:spacing w:after="0" w:line="360" w:lineRule="auto"/>
+        <w:jc w:val="both"/>
+        <w:rPr>
+          <w:rFonts w:ascii="Times New Roman" w:eastAsia="Times New Roman" w:hAnsi="Times New Roman" w:cs="Times New Roman"/>
+          <w:kern w:val="0"/>
+          <w:lang w:val="bg-BG"/>
           <w14:ligatures w14:val="none"/>
         </w:rPr>
       </w:pPr>
       <w:r>
         <w:rPr>
           <w:rFonts w:ascii="Times New Roman" w:eastAsia="Times New Roman" w:hAnsi="Times New Roman" w:cs="Times New Roman"/>
-          <w:b/>
-          <w:bCs/>
-          <w:kern w:val="0"/>
-          <w14:ligatures w14:val="none"/>
-        </w:rPr>
-        <w:t>Chart.js</w:t>
-      </w:r>
-      <w:r>
-        <w:rPr>
-          <w:rFonts w:ascii="Times New Roman" w:eastAsia="Times New Roman" w:hAnsi="Times New Roman" w:cs="Times New Roman"/>
-          <w:kern w:val="0"/>
-          <w14:ligatures w14:val="none"/>
-        </w:rPr>
-        <w:t xml:space="preserve"> – библиотека за графично представяне на статистически данни.</w:t>
+          <w:kern w:val="0"/>
+          <w:lang w:val="bg-BG"/>
+          <w14:ligatures w14:val="none"/>
+        </w:rPr>
+        <w:t>Fetch API / AJAX – динамично зареждане на данни</w:t>
       </w:r>
     </w:p>
     <w:p>
       <w:pPr>
+        <w:pStyle w:val="ListParagraph"/>
         <w:numPr>
           <w:ilvl w:val="0"/>
-          <w:numId w:val="14"/>
+          <w:numId w:val="26"/>
         </w:numPr>
-        <w:spacing w:before="100" w:beforeAutospacing="1" w:after="100" w:afterAutospacing="1" w:line="240" w:lineRule="auto"/>
-        <w:rPr>
-          <w:rFonts w:ascii="Times New Roman" w:eastAsia="Times New Roman" w:hAnsi="Times New Roman" w:cs="Times New Roman"/>
-          <w:kern w:val="0"/>
+        <w:spacing w:after="0" w:line="360" w:lineRule="auto"/>
+        <w:jc w:val="both"/>
+        <w:rPr>
+          <w:rFonts w:ascii="Times New Roman" w:eastAsia="Times New Roman" w:hAnsi="Times New Roman" w:cs="Times New Roman"/>
+          <w:kern w:val="0"/>
+          <w:lang w:val="bg-BG"/>
           <w14:ligatures w14:val="none"/>
         </w:rPr>
       </w:pPr>
       <w:r>
         <w:rPr>
           <w:rFonts w:ascii="Times New Roman" w:eastAsia="Times New Roman" w:hAnsi="Times New Roman" w:cs="Times New Roman"/>
-          <w:b/>
-          <w:bCs/>
-          <w:kern w:val="0"/>
-          <w14:ligatures w14:val="none"/>
-        </w:rPr>
-        <w:t>Leaflet.js</w:t>
-      </w:r>
-      <w:r>
-        <w:rPr>
-          <w:rFonts w:ascii="Times New Roman" w:eastAsia="Times New Roman" w:hAnsi="Times New Roman" w:cs="Times New Roman"/>
-          <w:kern w:val="0"/>
-          <w14:ligatures w14:val="none"/>
-        </w:rPr>
-        <w:t xml:space="preserve"> – за създаване на интерактивни карти (ако се добавят допълнителни географски слоеве).</w:t>
+          <w:kern w:val="0"/>
+          <w:lang w:val="bg-BG"/>
+          <w14:ligatures w14:val="none"/>
+        </w:rPr>
+        <w:t>Responsive Web Design – достъпност за всички устройства</w:t>
       </w:r>
     </w:p>
     <w:p>
       <w:pPr>
-        <w:numPr>
-          <w:ilvl w:val="0"/>
-          <w:numId w:val="14"/>
-        </w:numPr>
-        <w:spacing w:before="100" w:beforeAutospacing="1" w:after="100" w:afterAutospacing="1" w:line="240" w:lineRule="auto"/>
-        <w:rPr>
-          <w:rFonts w:ascii="Times New Roman" w:eastAsia="Times New Roman" w:hAnsi="Times New Roman" w:cs="Times New Roman"/>
-          <w:kern w:val="0"/>
+        <w:spacing w:after="0" w:line="360" w:lineRule="auto"/>
+        <w:jc w:val="both"/>
+        <w:rPr>
+          <w:rFonts w:ascii="Times New Roman" w:eastAsia="Times New Roman" w:hAnsi="Times New Roman" w:cs="Times New Roman"/>
+          <w:b/>
+          <w:i/>
+          <w:kern w:val="0"/>
+          <w:sz w:val="28"/>
+          <w:szCs w:val="28"/>
+          <w:lang w:val="bg-BG"/>
           <w14:ligatures w14:val="none"/>
         </w:rPr>
       </w:pPr>
@@ -1948,59 +1143,55 @@
         <w:rPr>
           <w:rFonts w:ascii="Times New Roman" w:eastAsia="Times New Roman" w:hAnsi="Times New Roman" w:cs="Times New Roman"/>
           <w:b/>
-          <w:bCs/>
-          <w:kern w:val="0"/>
-          <w14:ligatures w14:val="none"/>
-        </w:rPr>
-        <w:t>Fetch API / AJAX</w:t>
-      </w:r>
-      <w:r>
-        <w:rPr>
-          <w:rFonts w:ascii="Times New Roman" w:eastAsia="Times New Roman" w:hAnsi="Times New Roman" w:cs="Times New Roman"/>
-          <w:kern w:val="0"/>
-          <w14:ligatures w14:val="none"/>
-        </w:rPr>
-        <w:t xml:space="preserve"> – за динамично зареждане на данни от JSON и CSV файлове.</w:t>
+          <w:i/>
+          <w:kern w:val="0"/>
+          <w:sz w:val="28"/>
+          <w:szCs w:val="28"/>
+          <w:lang w:val="bg-BG"/>
+          <w14:ligatures w14:val="none"/>
+        </w:rPr>
+        <w:t>2.5 Доктринални източници</w:t>
       </w:r>
     </w:p>
     <w:p>
       <w:pPr>
+        <w:pStyle w:val="ListParagraph"/>
         <w:numPr>
           <w:ilvl w:val="0"/>
-          <w:numId w:val="14"/>
+          <w:numId w:val="30"/>
         </w:numPr>
-        <w:spacing w:before="100" w:beforeAutospacing="1" w:after="100" w:afterAutospacing="1" w:line="240" w:lineRule="auto"/>
-        <w:rPr>
-          <w:rFonts w:ascii="Times New Roman" w:eastAsia="Times New Roman" w:hAnsi="Times New Roman" w:cs="Times New Roman"/>
-          <w:kern w:val="0"/>
+        <w:spacing w:after="0" w:line="360" w:lineRule="auto"/>
+        <w:jc w:val="both"/>
+        <w:rPr>
+          <w:rFonts w:ascii="Times New Roman" w:eastAsia="Times New Roman" w:hAnsi="Times New Roman" w:cs="Times New Roman"/>
+          <w:kern w:val="0"/>
+          <w:lang w:val="bg-BG"/>
           <w14:ligatures w14:val="none"/>
         </w:rPr>
       </w:pPr>
       <w:r>
         <w:rPr>
           <w:rFonts w:ascii="Times New Roman" w:eastAsia="Times New Roman" w:hAnsi="Times New Roman" w:cs="Times New Roman"/>
-          <w:b/>
-          <w:bCs/>
-          <w:kern w:val="0"/>
-          <w14:ligatures w14:val="none"/>
-        </w:rPr>
-        <w:t>Responsive Web Design</w:t>
-      </w:r>
-      <w:r>
-        <w:rPr>
-          <w:rFonts w:ascii="Times New Roman" w:eastAsia="Times New Roman" w:hAnsi="Times New Roman" w:cs="Times New Roman"/>
-          <w:kern w:val="0"/>
-          <w14:ligatures w14:val="none"/>
-        </w:rPr>
-        <w:t xml:space="preserve"> – за осигуряване на достъпност и удобство при различни устройства.</w:t>
+          <w:kern w:val="0"/>
+          <w:lang w:val="bg-BG"/>
+          <w14:ligatures w14:val="none"/>
+        </w:rPr>
+        <w:t>Kirk, A. (2016). Data Visualization: A Practical Introduction</w:t>
       </w:r>
     </w:p>
     <w:p>
       <w:pPr>
-        <w:spacing w:before="100" w:beforeAutospacing="1" w:after="100" w:afterAutospacing="1" w:line="240" w:lineRule="auto"/>
-        <w:rPr>
-          <w:rFonts w:ascii="Times New Roman" w:eastAsia="Times New Roman" w:hAnsi="Times New Roman" w:cs="Times New Roman"/>
-          <w:kern w:val="0"/>
+        <w:pStyle w:val="ListParagraph"/>
+        <w:numPr>
+          <w:ilvl w:val="0"/>
+          <w:numId w:val="30"/>
+        </w:numPr>
+        <w:spacing w:after="0" w:line="360" w:lineRule="auto"/>
+        <w:jc w:val="both"/>
+        <w:rPr>
+          <w:rFonts w:ascii="Times New Roman" w:eastAsia="Times New Roman" w:hAnsi="Times New Roman" w:cs="Times New Roman"/>
+          <w:kern w:val="0"/>
+          <w:lang w:val="bg-BG"/>
           <w14:ligatures w14:val="none"/>
         </w:rPr>
       </w:pPr>
@@ -2008,84 +1199,74 @@
         <w:rPr>
           <w:rFonts w:ascii="Times New Roman" w:eastAsia="Times New Roman" w:hAnsi="Times New Roman" w:cs="Times New Roman"/>
           <w:kern w:val="0"/>
-          <w14:ligatures w14:val="none"/>
-        </w:rPr>
-        <w:t>Обосновка: Избраните технологии позволяват реализация на проекта с интерактивни карти, графики и таблици, които могат да се обновяват динамично, без необходимост от сървърна инфраструктура.</w:t>
+          <w:lang w:val="bg-BG"/>
+          <w14:ligatures w14:val="none"/>
+        </w:rPr>
+        <w:t>Kitchin, R. (2014). The Data Revolution</w:t>
       </w:r>
     </w:p>
     <w:p>
       <w:pPr>
-        <w:spacing w:before="100" w:beforeAutospacing="1" w:after="100" w:afterAutospacing="1" w:line="240" w:lineRule="auto"/>
-        <w:outlineLvl w:val="3"/>
-        <w:rPr>
-          <w:rFonts w:ascii="Times New Roman" w:eastAsia="Times New Roman" w:hAnsi="Times New Roman" w:cs="Times New Roman"/>
-          <w:b/>
-          <w:bCs/>
-          <w:kern w:val="0"/>
+        <w:pStyle w:val="ListParagraph"/>
+        <w:numPr>
+          <w:ilvl w:val="0"/>
+          <w:numId w:val="30"/>
+        </w:numPr>
+        <w:spacing w:after="0" w:line="360" w:lineRule="auto"/>
+        <w:jc w:val="both"/>
+        <w:rPr>
+          <w:rFonts w:ascii="Times New Roman" w:eastAsia="Times New Roman" w:hAnsi="Times New Roman" w:cs="Times New Roman"/>
+          <w:kern w:val="0"/>
+          <w:lang w:val="bg-BG"/>
           <w14:ligatures w14:val="none"/>
         </w:rPr>
       </w:pPr>
       <w:r>
         <w:rPr>
           <w:rFonts w:ascii="Times New Roman" w:eastAsia="Times New Roman" w:hAnsi="Times New Roman" w:cs="Times New Roman"/>
-          <w:b/>
-          <w:bCs/>
-          <w:kern w:val="0"/>
-          <w14:ligatures w14:val="none"/>
-        </w:rPr>
-        <w:t>2.5 Доктринални източници (научни публикации)</w:t>
+          <w:kern w:val="0"/>
+          <w:lang w:val="bg-BG"/>
+          <w14:ligatures w14:val="none"/>
+        </w:rPr>
+        <w:t>Janssen, M. et al. (2012). Benefits, Adoption Barriers and Myths of Open Data</w:t>
       </w:r>
     </w:p>
     <w:p>
       <w:pPr>
-        <w:numPr>
-          <w:ilvl w:val="0"/>
-          <w:numId w:val="15"/>
-        </w:numPr>
         <w:spacing w:before="100" w:beforeAutospacing="1" w:after="100" w:afterAutospacing="1" w:line="240" w:lineRule="auto"/>
-        <w:rPr>
-          <w:rFonts w:ascii="Times New Roman" w:eastAsia="Times New Roman" w:hAnsi="Times New Roman" w:cs="Times New Roman"/>
-          <w:kern w:val="0"/>
+        <w:outlineLvl w:val="2"/>
+        <w:rPr>
+          <w:rFonts w:ascii="Times New Roman" w:eastAsia="Times New Roman" w:hAnsi="Times New Roman" w:cs="Times New Roman"/>
+          <w:b/>
+          <w:bCs/>
+          <w:kern w:val="0"/>
+          <w:sz w:val="27"/>
+          <w:szCs w:val="27"/>
+          <w:lang w:val="bg-BG"/>
           <w14:ligatures w14:val="none"/>
         </w:rPr>
       </w:pPr>
       <w:r>
         <w:rPr>
           <w:rFonts w:ascii="Times New Roman" w:eastAsia="Times New Roman" w:hAnsi="Times New Roman" w:cs="Times New Roman"/>
-          <w:kern w:val="0"/>
-          <w14:ligatures w14:val="none"/>
-        </w:rPr>
-        <w:t xml:space="preserve">Kirk, A. </w:t>
-      </w:r>
-      <w:r>
-        <w:rPr>
-          <w:rFonts w:ascii="Times New Roman" w:eastAsia="Times New Roman" w:hAnsi="Times New Roman" w:cs="Times New Roman"/>
-          <w:i/>
-          <w:iCs/>
-          <w:kern w:val="0"/>
-          <w14:ligatures w14:val="none"/>
-        </w:rPr>
-        <w:t>Data Visualization: A Practical Introduction</w:t>
-      </w:r>
-      <w:r>
-        <w:rPr>
-          <w:rFonts w:ascii="Times New Roman" w:eastAsia="Times New Roman" w:hAnsi="Times New Roman" w:cs="Times New Roman"/>
-          <w:kern w:val="0"/>
-          <w14:ligatures w14:val="none"/>
-        </w:rPr>
-        <w:t>. Sage Publications, 2016, стр. 45–78. ISSN 978-1482258744.</w:t>
+          <w:b/>
+          <w:bCs/>
+          <w:kern w:val="0"/>
+          <w:sz w:val="27"/>
+          <w:szCs w:val="27"/>
+          <w:lang w:val="bg-BG"/>
+          <w14:ligatures w14:val="none"/>
+        </w:rPr>
+        <w:t>3. Самото решение</w:t>
       </w:r>
     </w:p>
     <w:p>
       <w:pPr>
-        <w:numPr>
-          <w:ilvl w:val="0"/>
-          <w:numId w:val="15"/>
-        </w:numPr>
         <w:spacing w:before="100" w:beforeAutospacing="1" w:after="100" w:afterAutospacing="1" w:line="240" w:lineRule="auto"/>
         <w:rPr>
           <w:rFonts w:ascii="Times New Roman" w:eastAsia="Times New Roman" w:hAnsi="Times New Roman" w:cs="Times New Roman"/>
           <w:kern w:val="0"/>
+          <w:lang w:val="bg-BG"/>
           <w14:ligatures w14:val="none"/>
         </w:rPr>
       </w:pPr>
@@ -2093,40 +1274,19 @@
         <w:rPr>
           <w:rFonts w:ascii="Times New Roman" w:eastAsia="Times New Roman" w:hAnsi="Times New Roman" w:cs="Times New Roman"/>
           <w:kern w:val="0"/>
-          <w14:ligatures w14:val="none"/>
-        </w:rPr>
-        <w:lastRenderedPageBreak/>
-        <w:t xml:space="preserve">Kitchin, R. </w:t>
-      </w:r>
-      <w:r>
-        <w:rPr>
-          <w:rFonts w:ascii="Times New Roman" w:eastAsia="Times New Roman" w:hAnsi="Times New Roman" w:cs="Times New Roman"/>
-          <w:i/>
-          <w:iCs/>
-          <w:kern w:val="0"/>
-          <w14:ligatures w14:val="none"/>
-        </w:rPr>
-        <w:t>The Data Revolution: Big Data, Open Data, Data Infrastructures and Their Consequences</w:t>
-      </w:r>
-      <w:r>
-        <w:rPr>
-          <w:rFonts w:ascii="Times New Roman" w:eastAsia="Times New Roman" w:hAnsi="Times New Roman" w:cs="Times New Roman"/>
-          <w:kern w:val="0"/>
-          <w14:ligatures w14:val="none"/>
-        </w:rPr>
-        <w:t>. Sage, 2014, стр. 101–145. ISSN 978-1446272889.</w:t>
+          <w:lang w:val="bg-BG"/>
+          <w14:ligatures w14:val="none"/>
+        </w:rPr>
+        <w:t>Разработеното решение е уеб-базирана интерактивна визуализация на резултатите от Националното външно оценяване (НВО) за VII клас по общини. Данните са взети от портала data.egov.bg и обработени в JSON и CSV формат.</w:t>
       </w:r>
     </w:p>
     <w:p>
       <w:pPr>
-        <w:numPr>
-          <w:ilvl w:val="0"/>
-          <w:numId w:val="15"/>
-        </w:numPr>
         <w:spacing w:before="100" w:beforeAutospacing="1" w:after="100" w:afterAutospacing="1" w:line="240" w:lineRule="auto"/>
         <w:rPr>
           <w:rFonts w:ascii="Times New Roman" w:eastAsia="Times New Roman" w:hAnsi="Times New Roman" w:cs="Times New Roman"/>
           <w:kern w:val="0"/>
+          <w:lang w:val="bg-BG"/>
           <w14:ligatures w14:val="none"/>
         </w:rPr>
       </w:pPr>
@@ -2134,202 +1294,28 @@
         <w:rPr>
           <w:rFonts w:ascii="Times New Roman" w:eastAsia="Times New Roman" w:hAnsi="Times New Roman" w:cs="Times New Roman"/>
           <w:kern w:val="0"/>
-          <w14:ligatures w14:val="none"/>
-        </w:rPr>
-        <w:t xml:space="preserve">Janssen, M., Charalabidis, Y., Zuiderwijk, A. </w:t>
-      </w:r>
-      <w:r>
-        <w:rPr>
-          <w:rFonts w:ascii="Times New Roman" w:eastAsia="Times New Roman" w:hAnsi="Times New Roman" w:cs="Times New Roman"/>
-          <w:i/>
-          <w:iCs/>
-          <w:kern w:val="0"/>
-          <w14:ligatures w14:val="none"/>
-        </w:rPr>
-        <w:t>Benefits, Adoption Barriers and Myths of Open Data and Open Government</w:t>
-      </w:r>
-      <w:r>
-        <w:rPr>
-          <w:rFonts w:ascii="Times New Roman" w:eastAsia="Times New Roman" w:hAnsi="Times New Roman" w:cs="Times New Roman"/>
-          <w:kern w:val="0"/>
-          <w14:ligatures w14:val="none"/>
-        </w:rPr>
-        <w:t>. Information Systems Management, 2012, Vol. 29(4), стр. 258–268. ISSN 1058-0530.</w:t>
+          <w:lang w:val="bg-BG"/>
+          <w14:ligatures w14:val="none"/>
+        </w:rPr>
+        <w:lastRenderedPageBreak/>
+        <w:t>Цел: демонстриране на повторна употреба на отворени данни чрез лесен за анализ инструмент, позволяващ сравнение между години.</w:t>
       </w:r>
     </w:p>
     <w:p>
       <w:pPr>
         <w:spacing w:before="100" w:beforeAutospacing="1" w:after="100" w:afterAutospacing="1" w:line="240" w:lineRule="auto"/>
-        <w:outlineLvl w:val="2"/>
-        <w:rPr>
-          <w:rFonts w:ascii="Times New Roman" w:eastAsia="Times New Roman" w:hAnsi="Times New Roman" w:cs="Times New Roman"/>
-          <w:b/>
-          <w:bCs/>
-          <w:kern w:val="0"/>
-          <w:sz w:val="27"/>
-          <w:szCs w:val="27"/>
+        <w:rPr>
+          <w:rFonts w:ascii="Times New Roman" w:eastAsia="Times New Roman" w:hAnsi="Times New Roman" w:cs="Times New Roman"/>
+          <w:kern w:val="0"/>
+          <w:lang w:val="bg-BG"/>
           <w14:ligatures w14:val="none"/>
         </w:rPr>
       </w:pPr>
       <w:r>
         <w:rPr>
           <w:rFonts w:ascii="Times New Roman" w:eastAsia="Times New Roman" w:hAnsi="Times New Roman" w:cs="Times New Roman"/>
-          <w:b/>
-          <w:bCs/>
-          <w:kern w:val="0"/>
-          <w:sz w:val="27"/>
-          <w:szCs w:val="27"/>
-          <w14:ligatures w14:val="none"/>
-        </w:rPr>
-        <w:t>3. Самото решение – 2,5 т.</w:t>
-      </w:r>
-    </w:p>
-    <w:p>
-      <w:pPr>
-        <w:spacing w:before="100" w:beforeAutospacing="1" w:after="100" w:afterAutospacing="1" w:line="240" w:lineRule="auto"/>
-        <w:rPr>
-          <w:rFonts w:ascii="Times New Roman" w:eastAsia="Times New Roman" w:hAnsi="Times New Roman" w:cs="Times New Roman"/>
-          <w:kern w:val="0"/>
-          <w14:ligatures w14:val="none"/>
-        </w:rPr>
-      </w:pPr>
-      <w:r>
-        <w:rPr>
-          <w:rFonts w:ascii="Times New Roman" w:eastAsia="Times New Roman" w:hAnsi="Times New Roman" w:cs="Times New Roman"/>
-          <w:kern w:val="0"/>
-          <w14:ligatures w14:val="none"/>
-        </w:rPr>
-        <w:t xml:space="preserve">Разработеното решение представлява </w:t>
-      </w:r>
-      <w:r>
-        <w:rPr>
-          <w:rFonts w:ascii="Times New Roman" w:eastAsia="Times New Roman" w:hAnsi="Times New Roman" w:cs="Times New Roman"/>
-          <w:b/>
-          <w:bCs/>
-          <w:kern w:val="0"/>
-          <w14:ligatures w14:val="none"/>
-        </w:rPr>
-        <w:t>уеб-базирана интерактивна визуализация</w:t>
-      </w:r>
-      <w:r>
-        <w:rPr>
-          <w:rFonts w:ascii="Times New Roman" w:eastAsia="Times New Roman" w:hAnsi="Times New Roman" w:cs="Times New Roman"/>
-          <w:kern w:val="0"/>
-          <w14:ligatures w14:val="none"/>
-        </w:rPr>
-        <w:t xml:space="preserve"> на резултатите от Националното външно оценяване (НВО) за VII клас по общини в България. Данните са извлечени от </w:t>
-      </w:r>
-      <w:r>
-        <w:rPr>
-          <w:rFonts w:ascii="Times New Roman" w:eastAsia="Times New Roman" w:hAnsi="Times New Roman" w:cs="Times New Roman"/>
-          <w:b/>
-          <w:bCs/>
-          <w:kern w:val="0"/>
-          <w14:ligatures w14:val="none"/>
-        </w:rPr>
-        <w:t>портала за отворени данни</w:t>
-      </w:r>
-      <w:r>
-        <w:rPr>
-          <w:rFonts w:ascii="Times New Roman" w:eastAsia="Times New Roman" w:hAnsi="Times New Roman" w:cs="Times New Roman"/>
-          <w:kern w:val="0"/>
-          <w14:ligatures w14:val="none"/>
-        </w:rPr>
-        <w:t xml:space="preserve"> </w:t>
-      </w:r>
-      <w:hyperlink r:id="rId5" w:tgtFrame="_new" w:history="1">
-        <w:r>
-          <w:rPr>
-            <w:rFonts w:ascii="Times New Roman" w:eastAsia="Times New Roman" w:hAnsi="Times New Roman" w:cs="Times New Roman"/>
-            <w:color w:val="0000FF"/>
-            <w:kern w:val="0"/>
-            <w:u w:val="single"/>
-            <w14:ligatures w14:val="none"/>
-          </w:rPr>
-          <w:t>data.egov.bg</w:t>
-        </w:r>
-      </w:hyperlink>
-      <w:r>
-        <w:rPr>
-          <w:rFonts w:ascii="Times New Roman" w:eastAsia="Times New Roman" w:hAnsi="Times New Roman" w:cs="Times New Roman"/>
-          <w:kern w:val="0"/>
-          <w14:ligatures w14:val="none"/>
-        </w:rPr>
-        <w:t xml:space="preserve"> и са обработени в </w:t>
-      </w:r>
-      <w:r>
-        <w:rPr>
-          <w:rFonts w:ascii="Times New Roman" w:eastAsia="Times New Roman" w:hAnsi="Times New Roman" w:cs="Times New Roman"/>
-          <w:b/>
-          <w:bCs/>
-          <w:kern w:val="0"/>
-          <w14:ligatures w14:val="none"/>
-        </w:rPr>
-        <w:t>JSON и CSV формат</w:t>
-      </w:r>
-      <w:r>
-        <w:rPr>
-          <w:rFonts w:ascii="Times New Roman" w:eastAsia="Times New Roman" w:hAnsi="Times New Roman" w:cs="Times New Roman"/>
-          <w:kern w:val="0"/>
-          <w14:ligatures w14:val="none"/>
-        </w:rPr>
-        <w:t>.</w:t>
-      </w:r>
-    </w:p>
-    <w:p>
-      <w:pPr>
-        <w:spacing w:before="100" w:beforeAutospacing="1" w:after="100" w:afterAutospacing="1" w:line="240" w:lineRule="auto"/>
-        <w:rPr>
-          <w:rFonts w:ascii="Times New Roman" w:eastAsia="Times New Roman" w:hAnsi="Times New Roman" w:cs="Times New Roman"/>
-          <w:kern w:val="0"/>
-          <w14:ligatures w14:val="none"/>
-        </w:rPr>
-      </w:pPr>
-      <w:r>
-        <w:rPr>
-          <w:rFonts w:ascii="Times New Roman" w:eastAsia="Times New Roman" w:hAnsi="Times New Roman" w:cs="Times New Roman"/>
-          <w:kern w:val="0"/>
-          <w14:ligatures w14:val="none"/>
-        </w:rPr>
-        <w:t xml:space="preserve">Проектът има за цел да демонстрира </w:t>
-      </w:r>
-      <w:r>
-        <w:rPr>
-          <w:rFonts w:ascii="Times New Roman" w:eastAsia="Times New Roman" w:hAnsi="Times New Roman" w:cs="Times New Roman"/>
-          <w:b/>
-          <w:bCs/>
-          <w:kern w:val="0"/>
-          <w14:ligatures w14:val="none"/>
-        </w:rPr>
-        <w:t>повторната употреба на отворени данни (Open Data Reuse)</w:t>
-      </w:r>
-      <w:r>
-        <w:rPr>
-          <w:rFonts w:ascii="Times New Roman" w:eastAsia="Times New Roman" w:hAnsi="Times New Roman" w:cs="Times New Roman"/>
-          <w:kern w:val="0"/>
-          <w14:ligatures w14:val="none"/>
-        </w:rPr>
-        <w:t xml:space="preserve"> чрез създаване на достъпен инструмент за анализ и сравнение между различни години. Визуализацията показва средните резултати по области и общини, като използва цветови скали за по-лесно възприемане.</w:t>
-      </w:r>
-    </w:p>
-    <w:p>
-      <w:pPr>
-        <w:spacing w:before="100" w:beforeAutospacing="1" w:after="100" w:afterAutospacing="1" w:line="240" w:lineRule="auto"/>
-        <w:outlineLvl w:val="3"/>
-        <w:rPr>
-          <w:rFonts w:ascii="Times New Roman" w:eastAsia="Times New Roman" w:hAnsi="Times New Roman" w:cs="Times New Roman"/>
-          <w:b/>
-          <w:bCs/>
-          <w:kern w:val="0"/>
-          <w14:ligatures w14:val="none"/>
-        </w:rPr>
-      </w:pPr>
-      <w:r>
-        <w:rPr>
-          <w:rFonts w:ascii="Times New Roman" w:eastAsia="Times New Roman" w:hAnsi="Times New Roman" w:cs="Times New Roman"/>
-          <w:b/>
-          <w:bCs/>
-          <w:kern w:val="0"/>
+          <w:kern w:val="0"/>
+          <w:lang w:val="bg-BG"/>
           <w14:ligatures w14:val="none"/>
         </w:rPr>
         <w:t>Основни функционалности:</w:t>
@@ -2339,12 +1325,13 @@
       <w:pPr>
         <w:numPr>
           <w:ilvl w:val="0"/>
-          <w:numId w:val="16"/>
+          <w:numId w:val="27"/>
         </w:numPr>
         <w:spacing w:before="100" w:beforeAutospacing="1" w:after="100" w:afterAutospacing="1" w:line="240" w:lineRule="auto"/>
         <w:rPr>
           <w:rFonts w:ascii="Times New Roman" w:eastAsia="Times New Roman" w:hAnsi="Times New Roman" w:cs="Times New Roman"/>
           <w:kern w:val="0"/>
+          <w:lang w:val="bg-BG"/>
           <w14:ligatures w14:val="none"/>
         </w:rPr>
       </w:pPr>
@@ -2352,21 +1339,23 @@
         <w:rPr>
           <w:rFonts w:ascii="Times New Roman" w:eastAsia="Times New Roman" w:hAnsi="Times New Roman" w:cs="Times New Roman"/>
           <w:kern w:val="0"/>
-          <w14:ligatures w14:val="none"/>
-        </w:rPr>
-        <w:t>Интерактивна карта на България с оцветяване според средния резултат по общини.</w:t>
+          <w:lang w:val="bg-BG"/>
+          <w14:ligatures w14:val="none"/>
+        </w:rPr>
+        <w:t>Интерактивна карта на България с оцветяване по среден резултат.</w:t>
       </w:r>
     </w:p>
     <w:p>
       <w:pPr>
         <w:numPr>
           <w:ilvl w:val="0"/>
-          <w:numId w:val="16"/>
+          <w:numId w:val="27"/>
         </w:numPr>
         <w:spacing w:before="100" w:beforeAutospacing="1" w:after="100" w:afterAutospacing="1" w:line="240" w:lineRule="auto"/>
         <w:rPr>
           <w:rFonts w:ascii="Times New Roman" w:eastAsia="Times New Roman" w:hAnsi="Times New Roman" w:cs="Times New Roman"/>
           <w:kern w:val="0"/>
+          <w:lang w:val="bg-BG"/>
           <w14:ligatures w14:val="none"/>
         </w:rPr>
       </w:pPr>
@@ -2374,6 +1363,7 @@
         <w:rPr>
           <w:rFonts w:ascii="Times New Roman" w:eastAsia="Times New Roman" w:hAnsi="Times New Roman" w:cs="Times New Roman"/>
           <w:kern w:val="0"/>
+          <w:lang w:val="bg-BG"/>
           <w14:ligatures w14:val="none"/>
         </w:rPr>
         <w:t>Падащо меню за избор на година (2018–2024).</w:t>
@@ -2383,12 +1373,13 @@
       <w:pPr>
         <w:numPr>
           <w:ilvl w:val="0"/>
-          <w:numId w:val="16"/>
+          <w:numId w:val="27"/>
         </w:numPr>
         <w:spacing w:before="100" w:beforeAutospacing="1" w:after="100" w:afterAutospacing="1" w:line="240" w:lineRule="auto"/>
         <w:rPr>
           <w:rFonts w:ascii="Times New Roman" w:eastAsia="Times New Roman" w:hAnsi="Times New Roman" w:cs="Times New Roman"/>
           <w:kern w:val="0"/>
+          <w:lang w:val="bg-BG"/>
           <w14:ligatures w14:val="none"/>
         </w:rPr>
       </w:pPr>
@@ -2396,21 +1387,23 @@
         <w:rPr>
           <w:rFonts w:ascii="Times New Roman" w:eastAsia="Times New Roman" w:hAnsi="Times New Roman" w:cs="Times New Roman"/>
           <w:kern w:val="0"/>
-          <w14:ligatures w14:val="none"/>
-        </w:rPr>
-        <w:t>Tooltip при посочване на община с име и стойност.</w:t>
+          <w:lang w:val="bg-BG"/>
+          <w14:ligatures w14:val="none"/>
+        </w:rPr>
+        <w:t>Tooltip с име на община и стойност.</w:t>
       </w:r>
     </w:p>
     <w:p>
       <w:pPr>
         <w:numPr>
           <w:ilvl w:val="0"/>
-          <w:numId w:val="16"/>
+          <w:numId w:val="27"/>
         </w:numPr>
         <w:spacing w:before="100" w:beforeAutospacing="1" w:after="100" w:afterAutospacing="1" w:line="240" w:lineRule="auto"/>
         <w:rPr>
           <w:rFonts w:ascii="Times New Roman" w:eastAsia="Times New Roman" w:hAnsi="Times New Roman" w:cs="Times New Roman"/>
           <w:kern w:val="0"/>
+          <w:lang w:val="bg-BG"/>
           <w14:ligatures w14:val="none"/>
         </w:rPr>
       </w:pPr>
@@ -2418,6 +1411,7 @@
         <w:rPr>
           <w:rFonts w:ascii="Times New Roman" w:eastAsia="Times New Roman" w:hAnsi="Times New Roman" w:cs="Times New Roman"/>
           <w:kern w:val="0"/>
+          <w:lang w:val="bg-BG"/>
           <w14:ligatures w14:val="none"/>
         </w:rPr>
         <w:t>Графика със средни резултати по години.</w:t>
@@ -2427,12 +1421,13 @@
       <w:pPr>
         <w:numPr>
           <w:ilvl w:val="0"/>
-          <w:numId w:val="16"/>
+          <w:numId w:val="27"/>
         </w:numPr>
         <w:spacing w:before="100" w:beforeAutospacing="1" w:after="100" w:afterAutospacing="1" w:line="240" w:lineRule="auto"/>
         <w:rPr>
           <w:rFonts w:ascii="Times New Roman" w:eastAsia="Times New Roman" w:hAnsi="Times New Roman" w:cs="Times New Roman"/>
           <w:kern w:val="0"/>
+          <w:lang w:val="bg-BG"/>
           <w14:ligatures w14:val="none"/>
         </w:rPr>
       </w:pPr>
@@ -2440,6 +1435,7 @@
         <w:rPr>
           <w:rFonts w:ascii="Times New Roman" w:eastAsia="Times New Roman" w:hAnsi="Times New Roman" w:cs="Times New Roman"/>
           <w:kern w:val="0"/>
+          <w:lang w:val="bg-BG"/>
           <w14:ligatures w14:val="none"/>
         </w:rPr>
         <w:t>Табличен изглед на данните.</w:t>
@@ -2448,549 +1444,41 @@
     <w:p>
       <w:pPr>
         <w:spacing w:before="100" w:beforeAutospacing="1" w:after="100" w:afterAutospacing="1" w:line="240" w:lineRule="auto"/>
-        <w:outlineLvl w:val="3"/>
-        <w:rPr>
-          <w:rFonts w:ascii="Times New Roman" w:eastAsia="Times New Roman" w:hAnsi="Times New Roman" w:cs="Times New Roman"/>
-          <w:b/>
-          <w:bCs/>
-          <w:kern w:val="0"/>
+        <w:rPr>
+          <w:rFonts w:ascii="Times New Roman" w:eastAsia="Times New Roman" w:hAnsi="Times New Roman" w:cs="Times New Roman"/>
+          <w:kern w:val="0"/>
+          <w:lang w:val="bg-BG"/>
           <w14:ligatures w14:val="none"/>
         </w:rPr>
       </w:pPr>
       <w:r>
         <w:rPr>
           <w:rFonts w:ascii="Times New Roman" w:eastAsia="Times New Roman" w:hAnsi="Times New Roman" w:cs="Times New Roman"/>
-          <w:b/>
-          <w:bCs/>
-          <w:kern w:val="0"/>
-          <w14:ligatures w14:val="none"/>
-        </w:rPr>
-        <w:t>Използвани технологии:</w:t>
+          <w:kern w:val="0"/>
+          <w:lang w:val="bg-BG"/>
+          <w14:ligatures w14:val="none"/>
+        </w:rPr>
+        <w:t>Технологии: HTML5, CSS3, JavaScript (ES6), D3.js, Chart.js, Leaflet.js. Данните се зареждат динамично чрез Fetch API, визуализациите се показват директно в браузъра.</w:t>
       </w:r>
     </w:p>
     <w:p>
       <w:pPr>
-        <w:spacing w:before="100" w:beforeAutospacing="1" w:after="100" w:afterAutospacing="1" w:line="240" w:lineRule="auto"/>
-        <w:rPr>
-          <w:rFonts w:ascii="Times New Roman" w:eastAsia="Times New Roman" w:hAnsi="Times New Roman" w:cs="Times New Roman"/>
-          <w:kern w:val="0"/>
+        <w:spacing w:after="0" w:line="240" w:lineRule="auto"/>
+        <w:rPr>
+          <w:rFonts w:ascii="Times New Roman" w:eastAsia="Times New Roman" w:hAnsi="Times New Roman" w:cs="Times New Roman"/>
+          <w:kern w:val="0"/>
+          <w:lang w:val="bg-BG"/>
           <w14:ligatures w14:val="none"/>
         </w:rPr>
       </w:pPr>
       <w:r>
         <w:rPr>
           <w:rFonts w:ascii="Times New Roman" w:eastAsia="Times New Roman" w:hAnsi="Times New Roman" w:cs="Times New Roman"/>
-          <w:kern w:val="0"/>
-          <w14:ligatures w14:val="none"/>
-        </w:rPr>
-        <w:t>HTML5, CSS3, JavaScript (ES6), D3.js, Chart.js, Leaflet.js.</w:t>
-      </w:r>
-      <w:r>
-        <w:rPr>
-          <w:rFonts w:ascii="Times New Roman" w:eastAsia="Times New Roman" w:hAnsi="Times New Roman" w:cs="Times New Roman"/>
-          <w:kern w:val="0"/>
-          <w14:ligatures w14:val="none"/>
-        </w:rPr>
-        <w:br/>
-        <w:t>Данните се зареждат динамично чрез Fetch API, а визуализациите се изобразяват директно в браузъра.</w:t>
-      </w:r>
-    </w:p>
-    <w:p>
-      <w:pPr>
-        <w:spacing w:before="100" w:beforeAutospacing="1" w:after="100" w:afterAutospacing="1" w:line="240" w:lineRule="auto"/>
-        <w:outlineLvl w:val="1"/>
-        <w:rPr>
-          <w:rFonts w:ascii="Times New Roman" w:eastAsia="Times New Roman" w:hAnsi="Times New Roman" w:cs="Times New Roman"/>
-          <w:b/>
-          <w:bCs/>
-          <w:kern w:val="0"/>
-          <w:sz w:val="36"/>
-          <w:szCs w:val="36"/>
-          <w14:ligatures w14:val="none"/>
-        </w:rPr>
-      </w:pPr>
-      <w:r>
-        <w:rPr>
-          <w:rFonts w:ascii="Times New Roman" w:eastAsia="Times New Roman" w:hAnsi="Times New Roman" w:cs="Times New Roman"/>
-          <w:b/>
-          <w:bCs/>
-          <w:kern w:val="0"/>
-          <w:sz w:val="36"/>
-          <w:szCs w:val="36"/>
-          <w14:ligatures w14:val="none"/>
-        </w:rPr>
-        <w:t>4. Заключение</w:t>
-      </w:r>
-    </w:p>
-    <w:p>
-      <w:pPr>
-        <w:spacing w:before="100" w:beforeAutospacing="1" w:after="100" w:afterAutospacing="1" w:line="240" w:lineRule="auto"/>
-        <w:outlineLvl w:val="2"/>
-        <w:rPr>
-          <w:rFonts w:ascii="Times New Roman" w:eastAsia="Times New Roman" w:hAnsi="Times New Roman" w:cs="Times New Roman"/>
-          <w:b/>
-          <w:bCs/>
-          <w:kern w:val="0"/>
-          <w:sz w:val="27"/>
-          <w:szCs w:val="27"/>
-          <w14:ligatures w14:val="none"/>
-        </w:rPr>
-      </w:pPr>
-      <w:r>
-        <w:rPr>
-          <w:rFonts w:ascii="Times New Roman" w:eastAsia="Times New Roman" w:hAnsi="Times New Roman" w:cs="Times New Roman"/>
-          <w:b/>
-          <w:bCs/>
-          <w:kern w:val="0"/>
-          <w:sz w:val="27"/>
-          <w:szCs w:val="27"/>
-          <w14:ligatures w14:val="none"/>
-        </w:rPr>
-        <w:t>4.1. Аргументация на избора на заданието</w:t>
-      </w:r>
-    </w:p>
-    <w:p>
-      <w:pPr>
-        <w:spacing w:before="100" w:beforeAutospacing="1" w:after="100" w:afterAutospacing="1" w:line="240" w:lineRule="auto"/>
-        <w:rPr>
-          <w:rFonts w:ascii="Times New Roman" w:eastAsia="Times New Roman" w:hAnsi="Times New Roman" w:cs="Times New Roman"/>
-          <w:kern w:val="0"/>
-          <w14:ligatures w14:val="none"/>
-        </w:rPr>
-      </w:pPr>
-      <w:r>
-        <w:rPr>
-          <w:rFonts w:ascii="Times New Roman" w:eastAsia="Times New Roman" w:hAnsi="Times New Roman" w:cs="Times New Roman"/>
-          <w:kern w:val="0"/>
-          <w14:ligatures w14:val="none"/>
-        </w:rPr>
-        <w:t>Темата, свързана с визуализацията на резултатите от националните външни оценявания (НВО), е избрана поради нейната значимост за обществото и пряката ѝ връзка с прозрачността и качеството на образователния процес. Образованието е един от най-важните сектори, в който данните могат да имат реален принос за подобряване на управлението и информираността. Въпреки че Министерството на образованието и науката публикува резултатите от НВО като отворени данни, те често са в труден за възприемане формат – обикновено таблици с голям обем информация, без визуални елементи и без възможност за бърз анализ.</w:t>
-      </w:r>
-    </w:p>
-    <w:p>
-      <w:pPr>
-        <w:spacing w:before="100" w:beforeAutospacing="1" w:after="100" w:afterAutospacing="1" w:line="240" w:lineRule="auto"/>
-        <w:rPr>
-          <w:rFonts w:ascii="Times New Roman" w:eastAsia="Times New Roman" w:hAnsi="Times New Roman" w:cs="Times New Roman"/>
-          <w:kern w:val="0"/>
-          <w14:ligatures w14:val="none"/>
-        </w:rPr>
-      </w:pPr>
-      <w:r>
-        <w:rPr>
-          <w:rFonts w:ascii="Times New Roman" w:eastAsia="Times New Roman" w:hAnsi="Times New Roman" w:cs="Times New Roman"/>
-          <w:kern w:val="0"/>
-          <w14:ligatures w14:val="none"/>
-        </w:rPr>
-        <w:lastRenderedPageBreak/>
-        <w:t xml:space="preserve">Изборът на това задание има за цел да покаже как чрез подходящи технологии и визуални решения може да се постигне </w:t>
-      </w:r>
-      <w:r>
-        <w:rPr>
-          <w:rFonts w:ascii="Times New Roman" w:eastAsia="Times New Roman" w:hAnsi="Times New Roman" w:cs="Times New Roman"/>
-          <w:b/>
-          <w:bCs/>
-          <w:kern w:val="0"/>
-          <w14:ligatures w14:val="none"/>
-        </w:rPr>
-        <w:t>по-достъпен, разбираем и полезен начин на представяне на данните</w:t>
-      </w:r>
-      <w:r>
-        <w:rPr>
-          <w:rFonts w:ascii="Times New Roman" w:eastAsia="Times New Roman" w:hAnsi="Times New Roman" w:cs="Times New Roman"/>
-          <w:kern w:val="0"/>
-          <w14:ligatures w14:val="none"/>
-        </w:rPr>
-        <w:t xml:space="preserve">. Така проектът не само подпомага гражданите в разбирането на информацията, но и стимулира </w:t>
-      </w:r>
-      <w:r>
-        <w:rPr>
-          <w:rFonts w:ascii="Times New Roman" w:eastAsia="Times New Roman" w:hAnsi="Times New Roman" w:cs="Times New Roman"/>
-          <w:b/>
-          <w:bCs/>
-          <w:kern w:val="0"/>
-          <w14:ligatures w14:val="none"/>
-        </w:rPr>
-        <w:t>повторната употреба на отворени данни</w:t>
-      </w:r>
-      <w:r>
-        <w:rPr>
-          <w:rFonts w:ascii="Times New Roman" w:eastAsia="Times New Roman" w:hAnsi="Times New Roman" w:cs="Times New Roman"/>
-          <w:kern w:val="0"/>
-          <w14:ligatures w14:val="none"/>
-        </w:rPr>
-        <w:t xml:space="preserve"> в духа на европейските и националните политики за отворено управление и дигитална прозрачност.</w:t>
-      </w:r>
-    </w:p>
-    <w:p>
-      <w:pPr>
-        <w:spacing w:after="0" w:line="240" w:lineRule="auto"/>
-        <w:rPr>
-          <w:rFonts w:ascii="Times New Roman" w:eastAsia="Times New Roman" w:hAnsi="Times New Roman" w:cs="Times New Roman"/>
-          <w:kern w:val="0"/>
-          <w14:ligatures w14:val="none"/>
-        </w:rPr>
-      </w:pPr>
-      <w:r>
-        <w:rPr>
-          <w:rFonts w:ascii="Times New Roman" w:eastAsia="Times New Roman" w:hAnsi="Times New Roman" w:cs="Times New Roman"/>
           <w:noProof/>
           <w:kern w:val="0"/>
-        </w:rPr>
-        <w:pict w14:anchorId="134581F5">
-          <v:rect id="_x0000_i1026" alt="" style="width:468pt;height:.05pt;mso-width-percent:0;mso-height-percent:0;mso-width-percent:0;mso-height-percent:0" o:hralign="center" o:hrstd="t" o:hr="t" fillcolor="#a0a0a0" stroked="f"/>
-        </w:pict>
-      </w:r>
-    </w:p>
-    <w:p>
-      <w:pPr>
-        <w:spacing w:before="100" w:beforeAutospacing="1" w:after="100" w:afterAutospacing="1" w:line="240" w:lineRule="auto"/>
-        <w:outlineLvl w:val="2"/>
-        <w:rPr>
-          <w:rFonts w:ascii="Times New Roman" w:eastAsia="Times New Roman" w:hAnsi="Times New Roman" w:cs="Times New Roman"/>
-          <w:b/>
-          <w:bCs/>
-          <w:kern w:val="0"/>
-          <w:sz w:val="27"/>
-          <w:szCs w:val="27"/>
-          <w14:ligatures w14:val="none"/>
-        </w:rPr>
-      </w:pPr>
-      <w:r>
-        <w:rPr>
-          <w:rFonts w:ascii="Times New Roman" w:eastAsia="Times New Roman" w:hAnsi="Times New Roman" w:cs="Times New Roman"/>
-          <w:b/>
-          <w:bCs/>
-          <w:kern w:val="0"/>
-          <w:sz w:val="27"/>
-          <w:szCs w:val="27"/>
-          <w14:ligatures w14:val="none"/>
-        </w:rPr>
-        <w:t>4.2. Избор на конкретни елементи</w:t>
-      </w:r>
-    </w:p>
-    <w:p>
-      <w:pPr>
-        <w:spacing w:before="100" w:beforeAutospacing="1" w:after="100" w:afterAutospacing="1" w:line="240" w:lineRule="auto"/>
-        <w:rPr>
-          <w:rFonts w:ascii="Times New Roman" w:eastAsia="Times New Roman" w:hAnsi="Times New Roman" w:cs="Times New Roman"/>
-          <w:kern w:val="0"/>
-          <w14:ligatures w14:val="none"/>
-        </w:rPr>
-      </w:pPr>
-      <w:r>
-        <w:rPr>
-          <w:rFonts w:ascii="Times New Roman" w:eastAsia="Times New Roman" w:hAnsi="Times New Roman" w:cs="Times New Roman"/>
-          <w:kern w:val="0"/>
-          <w14:ligatures w14:val="none"/>
-        </w:rPr>
-        <w:t xml:space="preserve">В изпълнението на заданието е използван </w:t>
-      </w:r>
-      <w:r>
-        <w:rPr>
-          <w:rFonts w:ascii="Times New Roman" w:eastAsia="Times New Roman" w:hAnsi="Times New Roman" w:cs="Times New Roman"/>
-          <w:b/>
-          <w:bCs/>
-          <w:kern w:val="0"/>
-          <w14:ligatures w14:val="none"/>
-        </w:rPr>
-        <w:t>регистърът с резултати от националните външни оценявания</w:t>
-      </w:r>
-      <w:r>
-        <w:rPr>
-          <w:rFonts w:ascii="Times New Roman" w:eastAsia="Times New Roman" w:hAnsi="Times New Roman" w:cs="Times New Roman"/>
-          <w:kern w:val="0"/>
-          <w14:ligatures w14:val="none"/>
-        </w:rPr>
-        <w:t xml:space="preserve">, публикуван в </w:t>
-      </w:r>
-      <w:r>
-        <w:rPr>
-          <w:rFonts w:ascii="Times New Roman" w:eastAsia="Times New Roman" w:hAnsi="Times New Roman" w:cs="Times New Roman"/>
-          <w:b/>
-          <w:bCs/>
-          <w:kern w:val="0"/>
-          <w14:ligatures w14:val="none"/>
-        </w:rPr>
-        <w:t>Портала за отворени данни на Република България (</w:t>
-      </w:r>
-      <w:hyperlink r:id="rId6" w:tgtFrame="_new" w:history="1">
-        <w:r>
-          <w:rPr>
-            <w:rFonts w:ascii="Times New Roman" w:eastAsia="Times New Roman" w:hAnsi="Times New Roman" w:cs="Times New Roman"/>
-            <w:b/>
-            <w:bCs/>
-            <w:color w:val="0000FF"/>
-            <w:kern w:val="0"/>
-            <w:u w:val="single"/>
-            <w14:ligatures w14:val="none"/>
-          </w:rPr>
-          <w:t>data.egov.bg</w:t>
-        </w:r>
-      </w:hyperlink>
-      <w:r>
-        <w:rPr>
-          <w:rFonts w:ascii="Times New Roman" w:eastAsia="Times New Roman" w:hAnsi="Times New Roman" w:cs="Times New Roman"/>
-          <w:b/>
-          <w:bCs/>
-          <w:kern w:val="0"/>
-          <w14:ligatures w14:val="none"/>
-        </w:rPr>
-        <w:t>)</w:t>
-      </w:r>
-      <w:r>
-        <w:rPr>
-          <w:rFonts w:ascii="Times New Roman" w:eastAsia="Times New Roman" w:hAnsi="Times New Roman" w:cs="Times New Roman"/>
-          <w:kern w:val="0"/>
-          <w14:ligatures w14:val="none"/>
-        </w:rPr>
-        <w:t>. Този набор е избран, защото:</w:t>
-      </w:r>
-    </w:p>
-    <w:p>
-      <w:pPr>
-        <w:numPr>
-          <w:ilvl w:val="0"/>
-          <w:numId w:val="17"/>
-        </w:numPr>
-        <w:spacing w:before="100" w:beforeAutospacing="1" w:after="100" w:afterAutospacing="1" w:line="240" w:lineRule="auto"/>
-        <w:rPr>
-          <w:rFonts w:ascii="Times New Roman" w:eastAsia="Times New Roman" w:hAnsi="Times New Roman" w:cs="Times New Roman"/>
-          <w:kern w:val="0"/>
-          <w14:ligatures w14:val="none"/>
-        </w:rPr>
-      </w:pPr>
-      <w:r>
-        <w:rPr>
-          <w:rFonts w:ascii="Times New Roman" w:eastAsia="Times New Roman" w:hAnsi="Times New Roman" w:cs="Times New Roman"/>
-          <w:kern w:val="0"/>
-          <w14:ligatures w14:val="none"/>
-        </w:rPr>
-        <w:t>съдържа актуална и надеждна информация, поддържана от Министерството на образованието и науката;</w:t>
-      </w:r>
-    </w:p>
-    <w:p>
-      <w:pPr>
-        <w:numPr>
-          <w:ilvl w:val="0"/>
-          <w:numId w:val="17"/>
-        </w:numPr>
-        <w:spacing w:before="100" w:beforeAutospacing="1" w:after="100" w:afterAutospacing="1" w:line="240" w:lineRule="auto"/>
-        <w:rPr>
-          <w:rFonts w:ascii="Times New Roman" w:eastAsia="Times New Roman" w:hAnsi="Times New Roman" w:cs="Times New Roman"/>
-          <w:kern w:val="0"/>
-          <w14:ligatures w14:val="none"/>
-        </w:rPr>
-      </w:pPr>
-      <w:r>
-        <w:rPr>
-          <w:rFonts w:ascii="Times New Roman" w:eastAsia="Times New Roman" w:hAnsi="Times New Roman" w:cs="Times New Roman"/>
-          <w:kern w:val="0"/>
-          <w14:ligatures w14:val="none"/>
-        </w:rPr>
-        <w:t xml:space="preserve">включва структурирани данни по </w:t>
-      </w:r>
-      <w:r>
-        <w:rPr>
-          <w:rFonts w:ascii="Times New Roman" w:eastAsia="Times New Roman" w:hAnsi="Times New Roman" w:cs="Times New Roman"/>
-          <w:b/>
-          <w:bCs/>
-          <w:kern w:val="0"/>
-          <w14:ligatures w14:val="none"/>
-        </w:rPr>
-        <w:t>години, региони, училища и предмети</w:t>
-      </w:r>
-      <w:r>
-        <w:rPr>
-          <w:rFonts w:ascii="Times New Roman" w:eastAsia="Times New Roman" w:hAnsi="Times New Roman" w:cs="Times New Roman"/>
-          <w:kern w:val="0"/>
-          <w14:ligatures w14:val="none"/>
-        </w:rPr>
-        <w:t>, което го прави подходящ за сравнения и анализи;</w:t>
-      </w:r>
-    </w:p>
-    <w:p>
-      <w:pPr>
-        <w:numPr>
-          <w:ilvl w:val="0"/>
-          <w:numId w:val="17"/>
-        </w:numPr>
-        <w:spacing w:before="100" w:beforeAutospacing="1" w:after="100" w:afterAutospacing="1" w:line="240" w:lineRule="auto"/>
-        <w:rPr>
-          <w:rFonts w:ascii="Times New Roman" w:eastAsia="Times New Roman" w:hAnsi="Times New Roman" w:cs="Times New Roman"/>
-          <w:kern w:val="0"/>
-          <w14:ligatures w14:val="none"/>
-        </w:rPr>
-      </w:pPr>
-      <w:r>
-        <w:rPr>
-          <w:rFonts w:ascii="Times New Roman" w:eastAsia="Times New Roman" w:hAnsi="Times New Roman" w:cs="Times New Roman"/>
-          <w:kern w:val="0"/>
-          <w14:ligatures w14:val="none"/>
-        </w:rPr>
-        <w:t xml:space="preserve">предоставен е в </w:t>
-      </w:r>
-      <w:r>
-        <w:rPr>
-          <w:rFonts w:ascii="Times New Roman" w:eastAsia="Times New Roman" w:hAnsi="Times New Roman" w:cs="Times New Roman"/>
-          <w:b/>
-          <w:bCs/>
-          <w:kern w:val="0"/>
-          <w14:ligatures w14:val="none"/>
-        </w:rPr>
-        <w:t>отворен и машинночетим формат</w:t>
-      </w:r>
-      <w:r>
-        <w:rPr>
-          <w:rFonts w:ascii="Times New Roman" w:eastAsia="Times New Roman" w:hAnsi="Times New Roman" w:cs="Times New Roman"/>
-          <w:kern w:val="0"/>
-          <w14:ligatures w14:val="none"/>
-        </w:rPr>
-        <w:t>, което улеснява техническата обработка и визуализация.</w:t>
-      </w:r>
-    </w:p>
-    <w:p>
-      <w:pPr>
-        <w:spacing w:before="100" w:beforeAutospacing="1" w:after="100" w:afterAutospacing="1" w:line="240" w:lineRule="auto"/>
-        <w:rPr>
-          <w:rFonts w:ascii="Times New Roman" w:eastAsia="Times New Roman" w:hAnsi="Times New Roman" w:cs="Times New Roman"/>
-          <w:kern w:val="0"/>
-          <w14:ligatures w14:val="none"/>
-        </w:rPr>
-      </w:pPr>
-      <w:r>
-        <w:rPr>
-          <w:rFonts w:ascii="Times New Roman" w:eastAsia="Times New Roman" w:hAnsi="Times New Roman" w:cs="Times New Roman"/>
-          <w:kern w:val="0"/>
-          <w14:ligatures w14:val="none"/>
-        </w:rPr>
-        <w:t xml:space="preserve">Допълнително са използвани </w:t>
-      </w:r>
-      <w:r>
-        <w:rPr>
-          <w:rFonts w:ascii="Times New Roman" w:eastAsia="Times New Roman" w:hAnsi="Times New Roman" w:cs="Times New Roman"/>
-          <w:b/>
-          <w:bCs/>
-          <w:kern w:val="0"/>
-          <w14:ligatures w14:val="none"/>
-        </w:rPr>
-        <w:t>географски данни</w:t>
-      </w:r>
-      <w:r>
-        <w:rPr>
-          <w:rFonts w:ascii="Times New Roman" w:eastAsia="Times New Roman" w:hAnsi="Times New Roman" w:cs="Times New Roman"/>
-          <w:kern w:val="0"/>
-          <w14:ligatures w14:val="none"/>
-        </w:rPr>
-        <w:t xml:space="preserve"> от публичния GitHub репозиторий </w:t>
-      </w:r>
-      <w:r>
-        <w:rPr>
-          <w:rFonts w:ascii="Times New Roman" w:eastAsia="Times New Roman" w:hAnsi="Times New Roman" w:cs="Times New Roman"/>
-          <w:i/>
-          <w:iCs/>
-          <w:kern w:val="0"/>
-          <w14:ligatures w14:val="none"/>
-        </w:rPr>
-        <w:t>Bulgaria-geocoding</w:t>
-      </w:r>
-      <w:r>
-        <w:rPr>
-          <w:rFonts w:ascii="Times New Roman" w:eastAsia="Times New Roman" w:hAnsi="Times New Roman" w:cs="Times New Roman"/>
-          <w:kern w:val="0"/>
-          <w14:ligatures w14:val="none"/>
-        </w:rPr>
-        <w:t>, съдържащ CSV и GeoJSON файлове с кодове и геометрични граници на общините. Тези данни позволяват визуализацията на резултатите върху интерактивна карта, която улеснява пространствения анализ.</w:t>
-      </w:r>
-    </w:p>
-    <w:p>
-      <w:pPr>
-        <w:spacing w:before="100" w:beforeAutospacing="1" w:after="100" w:afterAutospacing="1" w:line="240" w:lineRule="auto"/>
-        <w:rPr>
-          <w:rFonts w:ascii="Times New Roman" w:eastAsia="Times New Roman" w:hAnsi="Times New Roman" w:cs="Times New Roman"/>
-          <w:kern w:val="0"/>
-          <w14:ligatures w14:val="none"/>
-        </w:rPr>
-      </w:pPr>
-      <w:r>
-        <w:rPr>
-          <w:rFonts w:ascii="Times New Roman" w:eastAsia="Times New Roman" w:hAnsi="Times New Roman" w:cs="Times New Roman"/>
-          <w:kern w:val="0"/>
-          <w14:ligatures w14:val="none"/>
-        </w:rPr>
-        <w:t xml:space="preserve">Изборът на технологиите – </w:t>
-      </w:r>
-      <w:r>
-        <w:rPr>
-          <w:rFonts w:ascii="Times New Roman" w:eastAsia="Times New Roman" w:hAnsi="Times New Roman" w:cs="Times New Roman"/>
-          <w:b/>
-          <w:bCs/>
-          <w:kern w:val="0"/>
-          <w14:ligatures w14:val="none"/>
-        </w:rPr>
-        <w:t>React</w:t>
-      </w:r>
-      <w:r>
-        <w:rPr>
-          <w:rFonts w:ascii="Times New Roman" w:eastAsia="Times New Roman" w:hAnsi="Times New Roman" w:cs="Times New Roman"/>
-          <w:kern w:val="0"/>
-          <w14:ligatures w14:val="none"/>
-        </w:rPr>
-        <w:t xml:space="preserve">, </w:t>
-      </w:r>
-      <w:r>
-        <w:rPr>
-          <w:rFonts w:ascii="Times New Roman" w:eastAsia="Times New Roman" w:hAnsi="Times New Roman" w:cs="Times New Roman"/>
-          <w:b/>
-          <w:bCs/>
-          <w:kern w:val="0"/>
-          <w14:ligatures w14:val="none"/>
-        </w:rPr>
-        <w:t>Chart.js</w:t>
-      </w:r>
-      <w:r>
-        <w:rPr>
-          <w:rFonts w:ascii="Times New Roman" w:eastAsia="Times New Roman" w:hAnsi="Times New Roman" w:cs="Times New Roman"/>
-          <w:kern w:val="0"/>
-          <w14:ligatures w14:val="none"/>
-        </w:rPr>
-        <w:t xml:space="preserve"> и </w:t>
-      </w:r>
-      <w:r>
-        <w:rPr>
-          <w:rFonts w:ascii="Times New Roman" w:eastAsia="Times New Roman" w:hAnsi="Times New Roman" w:cs="Times New Roman"/>
-          <w:b/>
-          <w:bCs/>
-          <w:kern w:val="0"/>
-          <w14:ligatures w14:val="none"/>
-        </w:rPr>
-        <w:t>Leaflet</w:t>
-      </w:r>
-      <w:r>
-        <w:rPr>
-          <w:rFonts w:ascii="Times New Roman" w:eastAsia="Times New Roman" w:hAnsi="Times New Roman" w:cs="Times New Roman"/>
-          <w:kern w:val="0"/>
-          <w14:ligatures w14:val="none"/>
-        </w:rPr>
-        <w:t xml:space="preserve"> – е мотивиран от тяхната лекота, гъвкавост и широка употреба при изграждане на уеб визуализации и интерактивни карти. Те позволяват бързо прототипиране, добър потребителски интерфейс и възможност за бъдещо разширяване на проекта.</w:t>
-      </w:r>
-    </w:p>
-    <w:p>
-      <w:pPr>
-        <w:spacing w:after="0" w:line="240" w:lineRule="auto"/>
-        <w:rPr>
-          <w:rFonts w:ascii="Times New Roman" w:eastAsia="Times New Roman" w:hAnsi="Times New Roman" w:cs="Times New Roman"/>
-          <w:kern w:val="0"/>
-          <w14:ligatures w14:val="none"/>
-        </w:rPr>
-      </w:pPr>
-      <w:r>
-        <w:rPr>
-          <w:rFonts w:ascii="Times New Roman" w:eastAsia="Times New Roman" w:hAnsi="Times New Roman" w:cs="Times New Roman"/>
-          <w:noProof/>
-          <w:kern w:val="0"/>
-        </w:rPr>
-        <w:pict w14:anchorId="0482A42A">
+          <w:lang w:val="bg-BG"/>
+        </w:rPr>
+        <w:pict w14:anchorId="6888065D">
           <v:rect id="_x0000_i1025" alt="" style="width:468pt;height:.05pt;mso-width-percent:0;mso-height-percent:0;mso-width-percent:0;mso-height-percent:0" o:hralign="center" o:hrstd="t" o:hr="t" fillcolor="#a0a0a0" stroked="f"/>
         </w:pict>
       </w:r>
@@ -3004,8 +1492,9 @@
           <w:b/>
           <w:bCs/>
           <w:kern w:val="0"/>
-          <w:sz w:val="27"/>
-          <w:szCs w:val="27"/>
+          <w:sz w:val="28"/>
+          <w:szCs w:val="28"/>
+          <w:lang w:val="bg-BG"/>
           <w14:ligatures w14:val="none"/>
         </w:rPr>
       </w:pPr>
@@ -3015,8 +1504,172 @@
           <w:b/>
           <w:bCs/>
           <w:kern w:val="0"/>
-          <w:sz w:val="27"/>
-          <w:szCs w:val="27"/>
+          <w:sz w:val="28"/>
+          <w:szCs w:val="28"/>
+          <w:lang w:val="bg-BG"/>
+          <w14:ligatures w14:val="none"/>
+        </w:rPr>
+        <w:t>4. Заключение</w:t>
+      </w:r>
+    </w:p>
+    <w:p>
+      <w:pPr>
+        <w:spacing w:before="100" w:beforeAutospacing="1" w:after="100" w:afterAutospacing="1" w:line="240" w:lineRule="auto"/>
+        <w:rPr>
+          <w:rFonts w:ascii="Times New Roman" w:eastAsia="Times New Roman" w:hAnsi="Times New Roman" w:cs="Times New Roman"/>
+          <w:kern w:val="0"/>
+          <w:lang w:val="bg-BG"/>
+          <w14:ligatures w14:val="none"/>
+        </w:rPr>
+      </w:pPr>
+      <w:r>
+        <w:rPr>
+          <w:rFonts w:ascii="Times New Roman" w:eastAsia="Times New Roman" w:hAnsi="Times New Roman" w:cs="Times New Roman"/>
+          <w:b/>
+          <w:bCs/>
+          <w:kern w:val="0"/>
+          <w:sz w:val="28"/>
+          <w:szCs w:val="28"/>
+          <w:lang w:val="bg-BG"/>
+          <w14:ligatures w14:val="none"/>
+        </w:rPr>
+        <w:t>4.1. Аргументация на избора</w:t>
+      </w:r>
+      <w:r>
+        <w:rPr>
+          <w:rFonts w:ascii="Times New Roman" w:eastAsia="Times New Roman" w:hAnsi="Times New Roman" w:cs="Times New Roman"/>
+          <w:kern w:val="0"/>
+          <w:lang w:val="bg-BG"/>
+          <w14:ligatures w14:val="none"/>
+        </w:rPr>
+        <w:br/>
+        <w:t>Темата е избрана поради значението на НВО за прозрачността и качеството на образованието. Публикуваните данни често са трудни за възприемане (таблици без визуализация), затова проектът цели по-достъпно и разбираемо представяне, стимулирайки повторната употреба на данни.</w:t>
+      </w:r>
+    </w:p>
+    <w:p>
+      <w:pPr>
+        <w:spacing w:before="100" w:beforeAutospacing="1" w:after="100" w:afterAutospacing="1" w:line="240" w:lineRule="auto"/>
+        <w:rPr>
+          <w:rFonts w:ascii="Times New Roman" w:eastAsia="Times New Roman" w:hAnsi="Times New Roman" w:cs="Times New Roman"/>
+          <w:i/>
+          <w:kern w:val="0"/>
+          <w:sz w:val="28"/>
+          <w:szCs w:val="28"/>
+          <w:lang w:val="bg-BG"/>
+          <w14:ligatures w14:val="none"/>
+        </w:rPr>
+      </w:pPr>
+      <w:r>
+        <w:rPr>
+          <w:rFonts w:ascii="Times New Roman" w:eastAsia="Times New Roman" w:hAnsi="Times New Roman" w:cs="Times New Roman"/>
+          <w:b/>
+          <w:bCs/>
+          <w:i/>
+          <w:kern w:val="0"/>
+          <w:sz w:val="28"/>
+          <w:szCs w:val="28"/>
+          <w:lang w:val="bg-BG"/>
+          <w14:ligatures w14:val="none"/>
+        </w:rPr>
+        <w:t>4.2. Избор на данни и технологии</w:t>
+      </w:r>
+    </w:p>
+    <w:p>
+      <w:pPr>
+        <w:numPr>
+          <w:ilvl w:val="0"/>
+          <w:numId w:val="28"/>
+        </w:numPr>
+        <w:spacing w:before="100" w:beforeAutospacing="1" w:after="100" w:afterAutospacing="1" w:line="240" w:lineRule="auto"/>
+        <w:rPr>
+          <w:rFonts w:ascii="Times New Roman" w:eastAsia="Times New Roman" w:hAnsi="Times New Roman" w:cs="Times New Roman"/>
+          <w:kern w:val="0"/>
+          <w:lang w:val="bg-BG"/>
+          <w14:ligatures w14:val="none"/>
+        </w:rPr>
+      </w:pPr>
+      <w:r>
+        <w:rPr>
+          <w:rFonts w:ascii="Times New Roman" w:eastAsia="Times New Roman" w:hAnsi="Times New Roman" w:cs="Times New Roman"/>
+          <w:kern w:val="0"/>
+          <w:lang w:val="bg-BG"/>
+          <w14:ligatures w14:val="none"/>
+        </w:rPr>
+        <w:t>Данните са от data.egov.bg, структурирани по години, региони, училища и предмети, подходящи за анализ.</w:t>
+      </w:r>
+    </w:p>
+    <w:p>
+      <w:pPr>
+        <w:numPr>
+          <w:ilvl w:val="0"/>
+          <w:numId w:val="28"/>
+        </w:numPr>
+        <w:spacing w:before="100" w:beforeAutospacing="1" w:after="100" w:afterAutospacing="1" w:line="240" w:lineRule="auto"/>
+        <w:rPr>
+          <w:rFonts w:ascii="Times New Roman" w:eastAsia="Times New Roman" w:hAnsi="Times New Roman" w:cs="Times New Roman"/>
+          <w:kern w:val="0"/>
+          <w:lang w:val="bg-BG"/>
+          <w14:ligatures w14:val="none"/>
+        </w:rPr>
+      </w:pPr>
+      <w:r>
+        <w:rPr>
+          <w:rFonts w:ascii="Times New Roman" w:eastAsia="Times New Roman" w:hAnsi="Times New Roman" w:cs="Times New Roman"/>
+          <w:kern w:val="0"/>
+          <w:lang w:val="bg-BG"/>
+          <w14:ligatures w14:val="none"/>
+        </w:rPr>
+        <w:t>Географски данни от Bulgaria-geocoding (CSV, GeoJSON) за интерактивна карта.</w:t>
+      </w:r>
+    </w:p>
+    <w:p>
+      <w:pPr>
+        <w:numPr>
+          <w:ilvl w:val="0"/>
+          <w:numId w:val="28"/>
+        </w:numPr>
+        <w:spacing w:before="100" w:beforeAutospacing="1" w:after="100" w:afterAutospacing="1" w:line="240" w:lineRule="auto"/>
+        <w:rPr>
+          <w:rFonts w:ascii="Times New Roman" w:eastAsia="Times New Roman" w:hAnsi="Times New Roman" w:cs="Times New Roman"/>
+          <w:kern w:val="0"/>
+          <w:lang w:val="bg-BG"/>
+          <w14:ligatures w14:val="none"/>
+        </w:rPr>
+      </w:pPr>
+      <w:r>
+        <w:rPr>
+          <w:rFonts w:ascii="Times New Roman" w:eastAsia="Times New Roman" w:hAnsi="Times New Roman" w:cs="Times New Roman"/>
+          <w:kern w:val="0"/>
+          <w:lang w:val="bg-BG"/>
+          <w14:ligatures w14:val="none"/>
+        </w:rPr>
+        <w:t>Технологии: React, Chart.js, Leaflet – гъвкави, лесни за прототипиране и разширяване.</w:t>
+      </w:r>
+    </w:p>
+    <w:p>
+      <w:pPr>
+        <w:spacing w:before="100" w:beforeAutospacing="1" w:after="100" w:afterAutospacing="1" w:line="240" w:lineRule="auto"/>
+        <w:rPr>
+          <w:rFonts w:ascii="Times New Roman" w:eastAsia="Times New Roman" w:hAnsi="Times New Roman" w:cs="Times New Roman"/>
+          <w:b/>
+          <w:i/>
+          <w:kern w:val="0"/>
+          <w:sz w:val="28"/>
+          <w:szCs w:val="28"/>
+          <w:lang w:val="bg-BG"/>
+          <w14:ligatures w14:val="none"/>
+        </w:rPr>
+      </w:pPr>
+      <w:r>
+        <w:rPr>
+          <w:rFonts w:ascii="Times New Roman" w:eastAsia="Times New Roman" w:hAnsi="Times New Roman" w:cs="Times New Roman"/>
+          <w:b/>
+          <w:bCs/>
+          <w:i/>
+          <w:kern w:val="0"/>
+          <w:sz w:val="28"/>
+          <w:szCs w:val="28"/>
+          <w:lang w:val="bg-BG"/>
           <w14:ligatures w14:val="none"/>
         </w:rPr>
         <w:t>4.3. Практическо приложение</w:t>
@@ -3024,10 +1677,15 @@
     </w:p>
     <w:p>
       <w:pPr>
+        <w:numPr>
+          <w:ilvl w:val="0"/>
+          <w:numId w:val="29"/>
+        </w:numPr>
         <w:spacing w:before="100" w:beforeAutospacing="1" w:after="100" w:afterAutospacing="1" w:line="240" w:lineRule="auto"/>
         <w:rPr>
           <w:rFonts w:ascii="Times New Roman" w:eastAsia="Times New Roman" w:hAnsi="Times New Roman" w:cs="Times New Roman"/>
           <w:kern w:val="0"/>
+          <w:lang w:val="bg-BG"/>
           <w14:ligatures w14:val="none"/>
         </w:rPr>
       </w:pPr>
@@ -3035,168 +1693,99 @@
         <w:rPr>
           <w:rFonts w:ascii="Times New Roman" w:eastAsia="Times New Roman" w:hAnsi="Times New Roman" w:cs="Times New Roman"/>
           <w:kern w:val="0"/>
-          <w14:ligatures w14:val="none"/>
-        </w:rPr>
-        <w:t>Разработеното решение има конкретно практическо приложение както в образователната, така и в обществената сфера.</w:t>
+          <w:lang w:val="bg-BG"/>
+          <w14:ligatures w14:val="none"/>
+        </w:rPr>
+        <w:t>Ученици и родители: проследяване на резултати, сравнение на училища, ориентация при избор.</w:t>
       </w:r>
     </w:p>
     <w:p>
       <w:pPr>
         <w:numPr>
           <w:ilvl w:val="0"/>
-          <w:numId w:val="18"/>
+          <w:numId w:val="29"/>
         </w:numPr>
         <w:spacing w:before="100" w:beforeAutospacing="1" w:after="100" w:afterAutospacing="1" w:line="240" w:lineRule="auto"/>
         <w:rPr>
           <w:rFonts w:ascii="Times New Roman" w:eastAsia="Times New Roman" w:hAnsi="Times New Roman" w:cs="Times New Roman"/>
           <w:kern w:val="0"/>
+          <w:lang w:val="bg-BG"/>
           <w14:ligatures w14:val="none"/>
         </w:rPr>
       </w:pPr>
       <w:r>
         <w:rPr>
           <w:rFonts w:ascii="Times New Roman" w:eastAsia="Times New Roman" w:hAnsi="Times New Roman" w:cs="Times New Roman"/>
-          <w:b/>
-          <w:bCs/>
-          <w:kern w:val="0"/>
-          <w14:ligatures w14:val="none"/>
-        </w:rPr>
-        <w:t>За ученици и родители</w:t>
-      </w:r>
-      <w:r>
-        <w:rPr>
-          <w:rFonts w:ascii="Times New Roman" w:eastAsia="Times New Roman" w:hAnsi="Times New Roman" w:cs="Times New Roman"/>
-          <w:kern w:val="0"/>
-          <w14:ligatures w14:val="none"/>
-        </w:rPr>
-        <w:t xml:space="preserve"> – приложението дава възможност за проследяване на резултатите от НВО в различни години и региони, за сравнение на училища и за по-добра ориентация при избора на учебно заведение.</w:t>
+          <w:kern w:val="0"/>
+          <w:lang w:val="bg-BG"/>
+          <w14:ligatures w14:val="none"/>
+        </w:rPr>
+        <w:t>Учители и директори: инструмент за самооценка, анализ на ефективността и идентифициране на проблемни зони.</w:t>
       </w:r>
     </w:p>
     <w:p>
       <w:pPr>
         <w:numPr>
           <w:ilvl w:val="0"/>
-          <w:numId w:val="18"/>
+          <w:numId w:val="29"/>
         </w:numPr>
         <w:spacing w:before="100" w:beforeAutospacing="1" w:after="100" w:afterAutospacing="1" w:line="240" w:lineRule="auto"/>
         <w:rPr>
           <w:rFonts w:ascii="Times New Roman" w:eastAsia="Times New Roman" w:hAnsi="Times New Roman" w:cs="Times New Roman"/>
           <w:kern w:val="0"/>
+          <w:lang w:val="bg-BG"/>
           <w14:ligatures w14:val="none"/>
         </w:rPr>
       </w:pPr>
       <w:r>
         <w:rPr>
           <w:rFonts w:ascii="Times New Roman" w:eastAsia="Times New Roman" w:hAnsi="Times New Roman" w:cs="Times New Roman"/>
-          <w:b/>
-          <w:bCs/>
-          <w:kern w:val="0"/>
-          <w14:ligatures w14:val="none"/>
-        </w:rPr>
-        <w:t>За учители и директори</w:t>
-      </w:r>
-      <w:r>
-        <w:rPr>
-          <w:rFonts w:ascii="Times New Roman" w:eastAsia="Times New Roman" w:hAnsi="Times New Roman" w:cs="Times New Roman"/>
-          <w:kern w:val="0"/>
-          <w14:ligatures w14:val="none"/>
-        </w:rPr>
-        <w:t xml:space="preserve"> – визуализацията може да служи като инструмент за самооценка и анализ на ефективността на обучението, като позволява откриване на тенденции и слаби зони в подготовката на учениците.</w:t>
+          <w:kern w:val="0"/>
+          <w:lang w:val="bg-BG"/>
+          <w14:ligatures w14:val="none"/>
+        </w:rPr>
+        <w:t>Институции и изследователи: улеснява изготвяне на политики, стратегии и регионални анализи.</w:t>
       </w:r>
     </w:p>
     <w:p>
       <w:pPr>
-        <w:numPr>
-          <w:ilvl w:val="0"/>
-          <w:numId w:val="18"/>
-        </w:numPr>
         <w:spacing w:before="100" w:beforeAutospacing="1" w:after="100" w:afterAutospacing="1" w:line="240" w:lineRule="auto"/>
         <w:rPr>
           <w:rFonts w:ascii="Times New Roman" w:eastAsia="Times New Roman" w:hAnsi="Times New Roman" w:cs="Times New Roman"/>
           <w:kern w:val="0"/>
-          <w14:ligatures w14:val="none"/>
-        </w:rPr>
-      </w:pPr>
+          <w:lang w:val="bg-BG"/>
+          <w14:ligatures w14:val="none"/>
+        </w:rPr>
+      </w:pPr>
+      <w:r>
+        <w:rPr>
+          <w:rFonts w:ascii="Times New Roman" w:eastAsia="Times New Roman" w:hAnsi="Times New Roman" w:cs="Times New Roman"/>
+          <w:kern w:val="0"/>
+          <w:lang w:val="bg-BG"/>
+          <w14:ligatures w14:val="none"/>
+        </w:rPr>
+        <w:t xml:space="preserve">Проектът показва как </w:t>
+      </w:r>
       <w:r>
         <w:rPr>
           <w:rFonts w:ascii="Times New Roman" w:eastAsia="Times New Roman" w:hAnsi="Times New Roman" w:cs="Times New Roman"/>
           <w:b/>
           <w:bCs/>
           <w:kern w:val="0"/>
-          <w14:ligatures w14:val="none"/>
-        </w:rPr>
-        <w:lastRenderedPageBreak/>
-        <w:t>За институции и изследователи</w:t>
+          <w:lang w:val="bg-BG"/>
+          <w14:ligatures w14:val="none"/>
+        </w:rPr>
+        <w:t>отворените данни се превръщат в полезен инструмент</w:t>
       </w:r>
       <w:r>
         <w:rPr>
           <w:rFonts w:ascii="Times New Roman" w:eastAsia="Times New Roman" w:hAnsi="Times New Roman" w:cs="Times New Roman"/>
           <w:kern w:val="0"/>
-          <w14:ligatures w14:val="none"/>
-        </w:rPr>
-        <w:t xml:space="preserve"> – предоставената информация в удобен визуален формат улеснява изготвянето на политики, стратегии и анализи на регионално и национално ниво.</w:t>
+          <w:lang w:val="bg-BG"/>
+          <w14:ligatures w14:val="none"/>
+        </w:rPr>
+        <w:t>, подпомага информираното вземане на решения, повишава прозрачността и насърчава иновациите.</w:t>
       </w:r>
-    </w:p>
-    <w:p>
-      <w:pPr>
-        <w:spacing w:before="100" w:beforeAutospacing="1" w:after="100" w:afterAutospacing="1" w:line="240" w:lineRule="auto"/>
-        <w:rPr>
-          <w:rFonts w:ascii="Times New Roman" w:eastAsia="Times New Roman" w:hAnsi="Times New Roman" w:cs="Times New Roman"/>
-          <w:kern w:val="0"/>
-          <w14:ligatures w14:val="none"/>
-        </w:rPr>
-      </w:pPr>
-      <w:r>
-        <w:rPr>
-          <w:rFonts w:ascii="Times New Roman" w:eastAsia="Times New Roman" w:hAnsi="Times New Roman" w:cs="Times New Roman"/>
-          <w:kern w:val="0"/>
-          <w14:ligatures w14:val="none"/>
-        </w:rPr>
-        <w:t xml:space="preserve">Приложението демонстрира как </w:t>
-      </w:r>
-      <w:r>
-        <w:rPr>
-          <w:rFonts w:ascii="Times New Roman" w:eastAsia="Times New Roman" w:hAnsi="Times New Roman" w:cs="Times New Roman"/>
-          <w:b/>
-          <w:bCs/>
-          <w:kern w:val="0"/>
-          <w14:ligatures w14:val="none"/>
-        </w:rPr>
-        <w:t>отворените данни могат да се превърнат в реално полезен продукт</w:t>
-      </w:r>
-      <w:r>
-        <w:rPr>
-          <w:rFonts w:ascii="Times New Roman" w:eastAsia="Times New Roman" w:hAnsi="Times New Roman" w:cs="Times New Roman"/>
-          <w:kern w:val="0"/>
-          <w14:ligatures w14:val="none"/>
-        </w:rPr>
-        <w:t xml:space="preserve">, подпомагащ информираното вземане на решения. То допринася за </w:t>
-      </w:r>
-      <w:r>
-        <w:rPr>
-          <w:rFonts w:ascii="Times New Roman" w:eastAsia="Times New Roman" w:hAnsi="Times New Roman" w:cs="Times New Roman"/>
-          <w:b/>
-          <w:bCs/>
-          <w:kern w:val="0"/>
-          <w14:ligatures w14:val="none"/>
-        </w:rPr>
-        <w:t>повишаване на прозрачността, отчетността и доверието в образователната система</w:t>
-      </w:r>
-      <w:r>
-        <w:rPr>
-          <w:rFonts w:ascii="Times New Roman" w:eastAsia="Times New Roman" w:hAnsi="Times New Roman" w:cs="Times New Roman"/>
-          <w:kern w:val="0"/>
-          <w14:ligatures w14:val="none"/>
-        </w:rPr>
-        <w:t>, като едновременно с това насърчава иновациите и повторната употреба на публични данни за социално значими цели.</w:t>
-      </w:r>
-    </w:p>
-    <w:p>
-      <w:pPr>
-        <w:rPr>
-          <w:lang w:val="bg-BG"/>
-        </w:rPr>
-      </w:pPr>
     </w:p>
     <w:sectPr>
       <w:pgSz w:w="12240" w:h="15840"/>
@@ -3211,6 +1800,345 @@
 <file path=word/numbering.xml><?xml version="1.0" encoding="utf-8"?>
 <w:numbering xmlns:wpc="http://schemas.microsoft.com/office/word/2010/wordprocessingCanvas" xmlns:cx="http://schemas.microsoft.com/office/drawing/2014/chartex" xmlns:cx1="http://schemas.microsoft.com/office/drawing/2015/9/8/chartex" xmlns:cx2="http://schemas.microsoft.com/office/drawing/2015/10/21/chartex" xmlns:cx3="http://schemas.microsoft.com/office/drawing/2016/5/9/chartex" xmlns:cx4="http://schemas.microsoft.com/office/drawing/2016/5/10/chartex" xmlns:cx5="http://schemas.microsoft.com/office/drawing/2016/5/11/chartex" xmlns:cx6="http://schemas.microsoft.com/office/drawing/2016/5/12/chartex" xmlns:cx7="http://schemas.microsoft.com/office/drawing/2016/5/13/chartex" xmlns:cx8="http://schemas.microsoft.com/office/drawing/2016/5/14/chartex" xmlns:mc="http://schemas.openxmlformats.org/markup-compatibility/2006" xmlns:aink="http://schemas.microsoft.com/office/drawing/2016/ink" xmlns:am3d="http://schemas.microsoft.com/office/drawing/2017/model3d" xmlns:o="urn:schemas-microsoft-com:office:office" xmlns:oel="http://schemas.microsoft.com/office/2019/extlst" xmlns:r="http://schemas.openxmlformats.org/officeDocument/2006/relationships" xmlns:m="http://schemas.openxmlformats.org/officeDocument/2006/math" xmlns:v="urn:schemas-microsoft-com:vml" xmlns:wp14="http://schemas.microsoft.com/office/word/2010/wordprocessingDrawing" xmlns:wp="http://schemas.openxmlformats.org/drawingml/2006/wordprocessingDrawing" xmlns:w10="urn:schemas-microsoft-com:office:word" xmlns:w="http://schemas.openxmlformats.org/wordprocessingml/2006/main" xmlns:w14="http://schemas.microsoft.com/office/word/2010/wordml" xmlns:w15="http://schemas.microsoft.com/office/word/2012/wordml" xmlns:w16cex="http://schemas.microsoft.com/office/word/2018/wordml/cex" xmlns:w16cid="http://schemas.microsoft.com/office/word/2016/wordml/cid" xmlns:w16="http://schemas.microsoft.com/office/word/2018/wordml" xmlns:w16du="http://schemas.microsoft.com/office/word/2023/wordml/word16du" xmlns:w16sdtdh="http://schemas.microsoft.com/office/word/2020/wordml/sdtdatahash" xmlns:w16sdtfl="http://schemas.microsoft.com/office/word/2024/wordml/sdtformatlock" xmlns:w16se="http://schemas.microsoft.com/office/word/2015/wordml/symex" xmlns:wpg="http://schemas.microsoft.com/office/word/2010/wordprocessingGroup" xmlns:wpi="http://schemas.microsoft.com/office/word/2010/wordprocessingInk" xmlns:wne="http://schemas.microsoft.com/office/word/2006/wordml" xmlns:wps="http://schemas.microsoft.com/office/word/2010/wordprocessingShape" mc:Ignorable="w14 w15 w16se w16cid w16 w16cex w16sdtdh w16sdtfl w16du wp14">
   <w:abstractNum w:abstractNumId="0" w15:restartNumberingAfterBreak="0">
+    <w:nsid w:val="04002605"/>
+    <w:multiLevelType w:val="hybridMultilevel"/>
+    <w:tmpl w:val="960E17DE"/>
+    <w:lvl w:ilvl="0" w:tplc="04090001">
+      <w:start w:val="1"/>
+      <w:numFmt w:val="bullet"/>
+      <w:lvlText w:val=""/>
+      <w:lvlJc w:val="left"/>
+      <w:pPr>
+        <w:ind w:left="720" w:hanging="360"/>
+      </w:pPr>
+      <w:rPr>
+        <w:rFonts w:ascii="Symbol" w:hAnsi="Symbol" w:hint="default"/>
+      </w:rPr>
+    </w:lvl>
+    <w:lvl w:ilvl="1" w:tplc="04090003" w:tentative="1">
+      <w:start w:val="1"/>
+      <w:numFmt w:val="bullet"/>
+      <w:lvlText w:val="o"/>
+      <w:lvlJc w:val="left"/>
+      <w:pPr>
+        <w:ind w:left="1440" w:hanging="360"/>
+      </w:pPr>
+      <w:rPr>
+        <w:rFonts w:ascii="Courier New" w:hAnsi="Courier New" w:cs="Courier New" w:hint="default"/>
+      </w:rPr>
+    </w:lvl>
+    <w:lvl w:ilvl="2" w:tplc="04090005" w:tentative="1">
+      <w:start w:val="1"/>
+      <w:numFmt w:val="bullet"/>
+      <w:lvlText w:val=""/>
+      <w:lvlJc w:val="left"/>
+      <w:pPr>
+        <w:ind w:left="2160" w:hanging="360"/>
+      </w:pPr>
+      <w:rPr>
+        <w:rFonts w:ascii="Wingdings" w:hAnsi="Wingdings" w:hint="default"/>
+      </w:rPr>
+    </w:lvl>
+    <w:lvl w:ilvl="3" w:tplc="04090001" w:tentative="1">
+      <w:start w:val="1"/>
+      <w:numFmt w:val="bullet"/>
+      <w:lvlText w:val=""/>
+      <w:lvlJc w:val="left"/>
+      <w:pPr>
+        <w:ind w:left="2880" w:hanging="360"/>
+      </w:pPr>
+      <w:rPr>
+        <w:rFonts w:ascii="Symbol" w:hAnsi="Symbol" w:hint="default"/>
+      </w:rPr>
+    </w:lvl>
+    <w:lvl w:ilvl="4" w:tplc="04090003" w:tentative="1">
+      <w:start w:val="1"/>
+      <w:numFmt w:val="bullet"/>
+      <w:lvlText w:val="o"/>
+      <w:lvlJc w:val="left"/>
+      <w:pPr>
+        <w:ind w:left="3600" w:hanging="360"/>
+      </w:pPr>
+      <w:rPr>
+        <w:rFonts w:ascii="Courier New" w:hAnsi="Courier New" w:cs="Courier New" w:hint="default"/>
+      </w:rPr>
+    </w:lvl>
+    <w:lvl w:ilvl="5" w:tplc="04090005" w:tentative="1">
+      <w:start w:val="1"/>
+      <w:numFmt w:val="bullet"/>
+      <w:lvlText w:val=""/>
+      <w:lvlJc w:val="left"/>
+      <w:pPr>
+        <w:ind w:left="4320" w:hanging="360"/>
+      </w:pPr>
+      <w:rPr>
+        <w:rFonts w:ascii="Wingdings" w:hAnsi="Wingdings" w:hint="default"/>
+      </w:rPr>
+    </w:lvl>
+    <w:lvl w:ilvl="6" w:tplc="04090001" w:tentative="1">
+      <w:start w:val="1"/>
+      <w:numFmt w:val="bullet"/>
+      <w:lvlText w:val=""/>
+      <w:lvlJc w:val="left"/>
+      <w:pPr>
+        <w:ind w:left="5040" w:hanging="360"/>
+      </w:pPr>
+      <w:rPr>
+        <w:rFonts w:ascii="Symbol" w:hAnsi="Symbol" w:hint="default"/>
+      </w:rPr>
+    </w:lvl>
+    <w:lvl w:ilvl="7" w:tplc="04090003" w:tentative="1">
+      <w:start w:val="1"/>
+      <w:numFmt w:val="bullet"/>
+      <w:lvlText w:val="o"/>
+      <w:lvlJc w:val="left"/>
+      <w:pPr>
+        <w:ind w:left="5760" w:hanging="360"/>
+      </w:pPr>
+      <w:rPr>
+        <w:rFonts w:ascii="Courier New" w:hAnsi="Courier New" w:cs="Courier New" w:hint="default"/>
+      </w:rPr>
+    </w:lvl>
+    <w:lvl w:ilvl="8" w:tplc="04090005" w:tentative="1">
+      <w:start w:val="1"/>
+      <w:numFmt w:val="bullet"/>
+      <w:lvlText w:val=""/>
+      <w:lvlJc w:val="left"/>
+      <w:pPr>
+        <w:ind w:left="6480" w:hanging="360"/>
+      </w:pPr>
+      <w:rPr>
+        <w:rFonts w:ascii="Wingdings" w:hAnsi="Wingdings" w:hint="default"/>
+      </w:rPr>
+    </w:lvl>
+  </w:abstractNum>
+  <w:abstractNum w:abstractNumId="1" w15:restartNumberingAfterBreak="0">
+    <w:nsid w:val="073A79FC"/>
+    <w:multiLevelType w:val="hybridMultilevel"/>
+    <w:tmpl w:val="1B9EFE1C"/>
+    <w:lvl w:ilvl="0" w:tplc="04090001">
+      <w:start w:val="1"/>
+      <w:numFmt w:val="bullet"/>
+      <w:lvlText w:val=""/>
+      <w:lvlJc w:val="left"/>
+      <w:pPr>
+        <w:ind w:left="720" w:hanging="360"/>
+      </w:pPr>
+      <w:rPr>
+        <w:rFonts w:ascii="Symbol" w:hAnsi="Symbol" w:hint="default"/>
+      </w:rPr>
+    </w:lvl>
+    <w:lvl w:ilvl="1" w:tplc="04090003" w:tentative="1">
+      <w:start w:val="1"/>
+      <w:numFmt w:val="bullet"/>
+      <w:lvlText w:val="o"/>
+      <w:lvlJc w:val="left"/>
+      <w:pPr>
+        <w:ind w:left="1440" w:hanging="360"/>
+      </w:pPr>
+      <w:rPr>
+        <w:rFonts w:ascii="Courier New" w:hAnsi="Courier New" w:cs="Courier New" w:hint="default"/>
+      </w:rPr>
+    </w:lvl>
+    <w:lvl w:ilvl="2" w:tplc="04090005" w:tentative="1">
+      <w:start w:val="1"/>
+      <w:numFmt w:val="bullet"/>
+      <w:lvlText w:val=""/>
+      <w:lvlJc w:val="left"/>
+      <w:pPr>
+        <w:ind w:left="2160" w:hanging="360"/>
+      </w:pPr>
+      <w:rPr>
+        <w:rFonts w:ascii="Wingdings" w:hAnsi="Wingdings" w:hint="default"/>
+      </w:rPr>
+    </w:lvl>
+    <w:lvl w:ilvl="3" w:tplc="04090001" w:tentative="1">
+      <w:start w:val="1"/>
+      <w:numFmt w:val="bullet"/>
+      <w:lvlText w:val=""/>
+      <w:lvlJc w:val="left"/>
+      <w:pPr>
+        <w:ind w:left="2880" w:hanging="360"/>
+      </w:pPr>
+      <w:rPr>
+        <w:rFonts w:ascii="Symbol" w:hAnsi="Symbol" w:hint="default"/>
+      </w:rPr>
+    </w:lvl>
+    <w:lvl w:ilvl="4" w:tplc="04090003" w:tentative="1">
+      <w:start w:val="1"/>
+      <w:numFmt w:val="bullet"/>
+      <w:lvlText w:val="o"/>
+      <w:lvlJc w:val="left"/>
+      <w:pPr>
+        <w:ind w:left="3600" w:hanging="360"/>
+      </w:pPr>
+      <w:rPr>
+        <w:rFonts w:ascii="Courier New" w:hAnsi="Courier New" w:cs="Courier New" w:hint="default"/>
+      </w:rPr>
+    </w:lvl>
+    <w:lvl w:ilvl="5" w:tplc="04090005" w:tentative="1">
+      <w:start w:val="1"/>
+      <w:numFmt w:val="bullet"/>
+      <w:lvlText w:val=""/>
+      <w:lvlJc w:val="left"/>
+      <w:pPr>
+        <w:ind w:left="4320" w:hanging="360"/>
+      </w:pPr>
+      <w:rPr>
+        <w:rFonts w:ascii="Wingdings" w:hAnsi="Wingdings" w:hint="default"/>
+      </w:rPr>
+    </w:lvl>
+    <w:lvl w:ilvl="6" w:tplc="04090001" w:tentative="1">
+      <w:start w:val="1"/>
+      <w:numFmt w:val="bullet"/>
+      <w:lvlText w:val=""/>
+      <w:lvlJc w:val="left"/>
+      <w:pPr>
+        <w:ind w:left="5040" w:hanging="360"/>
+      </w:pPr>
+      <w:rPr>
+        <w:rFonts w:ascii="Symbol" w:hAnsi="Symbol" w:hint="default"/>
+      </w:rPr>
+    </w:lvl>
+    <w:lvl w:ilvl="7" w:tplc="04090003" w:tentative="1">
+      <w:start w:val="1"/>
+      <w:numFmt w:val="bullet"/>
+      <w:lvlText w:val="o"/>
+      <w:lvlJc w:val="left"/>
+      <w:pPr>
+        <w:ind w:left="5760" w:hanging="360"/>
+      </w:pPr>
+      <w:rPr>
+        <w:rFonts w:ascii="Courier New" w:hAnsi="Courier New" w:cs="Courier New" w:hint="default"/>
+      </w:rPr>
+    </w:lvl>
+    <w:lvl w:ilvl="8" w:tplc="04090005" w:tentative="1">
+      <w:start w:val="1"/>
+      <w:numFmt w:val="bullet"/>
+      <w:lvlText w:val=""/>
+      <w:lvlJc w:val="left"/>
+      <w:pPr>
+        <w:ind w:left="6480" w:hanging="360"/>
+      </w:pPr>
+      <w:rPr>
+        <w:rFonts w:ascii="Wingdings" w:hAnsi="Wingdings" w:hint="default"/>
+      </w:rPr>
+    </w:lvl>
+  </w:abstractNum>
+  <w:abstractNum w:abstractNumId="2" w15:restartNumberingAfterBreak="0">
+    <w:nsid w:val="0F18344B"/>
+    <w:multiLevelType w:val="hybridMultilevel"/>
+    <w:tmpl w:val="DF10EE74"/>
+    <w:lvl w:ilvl="0" w:tplc="04090001">
+      <w:start w:val="1"/>
+      <w:numFmt w:val="bullet"/>
+      <w:lvlText w:val=""/>
+      <w:lvlJc w:val="left"/>
+      <w:pPr>
+        <w:ind w:left="720" w:hanging="360"/>
+      </w:pPr>
+      <w:rPr>
+        <w:rFonts w:ascii="Symbol" w:hAnsi="Symbol" w:hint="default"/>
+      </w:rPr>
+    </w:lvl>
+    <w:lvl w:ilvl="1" w:tplc="04090003" w:tentative="1">
+      <w:start w:val="1"/>
+      <w:numFmt w:val="bullet"/>
+      <w:lvlText w:val="o"/>
+      <w:lvlJc w:val="left"/>
+      <w:pPr>
+        <w:ind w:left="1440" w:hanging="360"/>
+      </w:pPr>
+      <w:rPr>
+        <w:rFonts w:ascii="Courier New" w:hAnsi="Courier New" w:cs="Courier New" w:hint="default"/>
+      </w:rPr>
+    </w:lvl>
+    <w:lvl w:ilvl="2" w:tplc="04090005" w:tentative="1">
+      <w:start w:val="1"/>
+      <w:numFmt w:val="bullet"/>
+      <w:lvlText w:val=""/>
+      <w:lvlJc w:val="left"/>
+      <w:pPr>
+        <w:ind w:left="2160" w:hanging="360"/>
+      </w:pPr>
+      <w:rPr>
+        <w:rFonts w:ascii="Wingdings" w:hAnsi="Wingdings" w:hint="default"/>
+      </w:rPr>
+    </w:lvl>
+    <w:lvl w:ilvl="3" w:tplc="04090001" w:tentative="1">
+      <w:start w:val="1"/>
+      <w:numFmt w:val="bullet"/>
+      <w:lvlText w:val=""/>
+      <w:lvlJc w:val="left"/>
+      <w:pPr>
+        <w:ind w:left="2880" w:hanging="360"/>
+      </w:pPr>
+      <w:rPr>
+        <w:rFonts w:ascii="Symbol" w:hAnsi="Symbol" w:hint="default"/>
+      </w:rPr>
+    </w:lvl>
+    <w:lvl w:ilvl="4" w:tplc="04090003" w:tentative="1">
+      <w:start w:val="1"/>
+      <w:numFmt w:val="bullet"/>
+      <w:lvlText w:val="o"/>
+      <w:lvlJc w:val="left"/>
+      <w:pPr>
+        <w:ind w:left="3600" w:hanging="360"/>
+      </w:pPr>
+      <w:rPr>
+        <w:rFonts w:ascii="Courier New" w:hAnsi="Courier New" w:cs="Courier New" w:hint="default"/>
+      </w:rPr>
+    </w:lvl>
+    <w:lvl w:ilvl="5" w:tplc="04090005" w:tentative="1">
+      <w:start w:val="1"/>
+      <w:numFmt w:val="bullet"/>
+      <w:lvlText w:val=""/>
+      <w:lvlJc w:val="left"/>
+      <w:pPr>
+        <w:ind w:left="4320" w:hanging="360"/>
+      </w:pPr>
+      <w:rPr>
+        <w:rFonts w:ascii="Wingdings" w:hAnsi="Wingdings" w:hint="default"/>
+      </w:rPr>
+    </w:lvl>
+    <w:lvl w:ilvl="6" w:tplc="04090001" w:tentative="1">
+      <w:start w:val="1"/>
+      <w:numFmt w:val="bullet"/>
+      <w:lvlText w:val=""/>
+      <w:lvlJc w:val="left"/>
+      <w:pPr>
+        <w:ind w:left="5040" w:hanging="360"/>
+      </w:pPr>
+      <w:rPr>
+        <w:rFonts w:ascii="Symbol" w:hAnsi="Symbol" w:hint="default"/>
+      </w:rPr>
+    </w:lvl>
+    <w:lvl w:ilvl="7" w:tplc="04090003" w:tentative="1">
+      <w:start w:val="1"/>
+      <w:numFmt w:val="bullet"/>
+      <w:lvlText w:val="o"/>
+      <w:lvlJc w:val="left"/>
+      <w:pPr>
+        <w:ind w:left="5760" w:hanging="360"/>
+      </w:pPr>
+      <w:rPr>
+        <w:rFonts w:ascii="Courier New" w:hAnsi="Courier New" w:cs="Courier New" w:hint="default"/>
+      </w:rPr>
+    </w:lvl>
+    <w:lvl w:ilvl="8" w:tplc="04090005" w:tentative="1">
+      <w:start w:val="1"/>
+      <w:numFmt w:val="bullet"/>
+      <w:lvlText w:val=""/>
+      <w:lvlJc w:val="left"/>
+      <w:pPr>
+        <w:ind w:left="6480" w:hanging="360"/>
+      </w:pPr>
+      <w:rPr>
+        <w:rFonts w:ascii="Wingdings" w:hAnsi="Wingdings" w:hint="default"/>
+      </w:rPr>
+    </w:lvl>
+  </w:abstractNum>
+  <w:abstractNum w:abstractNumId="3" w15:restartNumberingAfterBreak="0">
     <w:nsid w:val="13C9418F"/>
     <w:multiLevelType w:val="multilevel"/>
     <w:tmpl w:val="AC748E38"/>
@@ -3359,7 +2287,7 @@
       </w:rPr>
     </w:lvl>
   </w:abstractNum>
-  <w:abstractNum w:abstractNumId="1" w15:restartNumberingAfterBreak="0">
+  <w:abstractNum w:abstractNumId="4" w15:restartNumberingAfterBreak="0">
     <w:nsid w:val="15591D44"/>
     <w:multiLevelType w:val="multilevel"/>
     <w:tmpl w:val="000E78D6"/>
@@ -3508,7 +2436,7 @@
       </w:rPr>
     </w:lvl>
   </w:abstractNum>
-  <w:abstractNum w:abstractNumId="2" w15:restartNumberingAfterBreak="0">
+  <w:abstractNum w:abstractNumId="5" w15:restartNumberingAfterBreak="0">
     <w:nsid w:val="16574E56"/>
     <w:multiLevelType w:val="multilevel"/>
     <w:tmpl w:val="F2A0A980"/>
@@ -3657,7 +2585,7 @@
       </w:rPr>
     </w:lvl>
   </w:abstractNum>
-  <w:abstractNum w:abstractNumId="3" w15:restartNumberingAfterBreak="0">
+  <w:abstractNum w:abstractNumId="6" w15:restartNumberingAfterBreak="0">
     <w:nsid w:val="16654738"/>
     <w:multiLevelType w:val="multilevel"/>
     <w:tmpl w:val="EA3456C6"/>
@@ -3774,7 +2702,7 @@
       </w:pPr>
     </w:lvl>
   </w:abstractNum>
-  <w:abstractNum w:abstractNumId="4" w15:restartNumberingAfterBreak="0">
+  <w:abstractNum w:abstractNumId="7" w15:restartNumberingAfterBreak="0">
     <w:nsid w:val="182158EC"/>
     <w:multiLevelType w:val="multilevel"/>
     <w:tmpl w:val="2DFC7EF6"/>
@@ -3923,7 +2851,120 @@
       </w:rPr>
     </w:lvl>
   </w:abstractNum>
-  <w:abstractNum w:abstractNumId="5" w15:restartNumberingAfterBreak="0">
+  <w:abstractNum w:abstractNumId="8" w15:restartNumberingAfterBreak="0">
+    <w:nsid w:val="18D978DC"/>
+    <w:multiLevelType w:val="hybridMultilevel"/>
+    <w:tmpl w:val="D108D202"/>
+    <w:lvl w:ilvl="0" w:tplc="04090001">
+      <w:start w:val="1"/>
+      <w:numFmt w:val="bullet"/>
+      <w:lvlText w:val=""/>
+      <w:lvlJc w:val="left"/>
+      <w:pPr>
+        <w:ind w:left="720" w:hanging="360"/>
+      </w:pPr>
+      <w:rPr>
+        <w:rFonts w:ascii="Symbol" w:hAnsi="Symbol" w:hint="default"/>
+      </w:rPr>
+    </w:lvl>
+    <w:lvl w:ilvl="1" w:tplc="04090003" w:tentative="1">
+      <w:start w:val="1"/>
+      <w:numFmt w:val="bullet"/>
+      <w:lvlText w:val="o"/>
+      <w:lvlJc w:val="left"/>
+      <w:pPr>
+        <w:ind w:left="1440" w:hanging="360"/>
+      </w:pPr>
+      <w:rPr>
+        <w:rFonts w:ascii="Courier New" w:hAnsi="Courier New" w:cs="Courier New" w:hint="default"/>
+      </w:rPr>
+    </w:lvl>
+    <w:lvl w:ilvl="2" w:tplc="04090005" w:tentative="1">
+      <w:start w:val="1"/>
+      <w:numFmt w:val="bullet"/>
+      <w:lvlText w:val=""/>
+      <w:lvlJc w:val="left"/>
+      <w:pPr>
+        <w:ind w:left="2160" w:hanging="360"/>
+      </w:pPr>
+      <w:rPr>
+        <w:rFonts w:ascii="Wingdings" w:hAnsi="Wingdings" w:hint="default"/>
+      </w:rPr>
+    </w:lvl>
+    <w:lvl w:ilvl="3" w:tplc="04090001" w:tentative="1">
+      <w:start w:val="1"/>
+      <w:numFmt w:val="bullet"/>
+      <w:lvlText w:val=""/>
+      <w:lvlJc w:val="left"/>
+      <w:pPr>
+        <w:ind w:left="2880" w:hanging="360"/>
+      </w:pPr>
+      <w:rPr>
+        <w:rFonts w:ascii="Symbol" w:hAnsi="Symbol" w:hint="default"/>
+      </w:rPr>
+    </w:lvl>
+    <w:lvl w:ilvl="4" w:tplc="04090003" w:tentative="1">
+      <w:start w:val="1"/>
+      <w:numFmt w:val="bullet"/>
+      <w:lvlText w:val="o"/>
+      <w:lvlJc w:val="left"/>
+      <w:pPr>
+        <w:ind w:left="3600" w:hanging="360"/>
+      </w:pPr>
+      <w:rPr>
+        <w:rFonts w:ascii="Courier New" w:hAnsi="Courier New" w:cs="Courier New" w:hint="default"/>
+      </w:rPr>
+    </w:lvl>
+    <w:lvl w:ilvl="5" w:tplc="04090005" w:tentative="1">
+      <w:start w:val="1"/>
+      <w:numFmt w:val="bullet"/>
+      <w:lvlText w:val=""/>
+      <w:lvlJc w:val="left"/>
+      <w:pPr>
+        <w:ind w:left="4320" w:hanging="360"/>
+      </w:pPr>
+      <w:rPr>
+        <w:rFonts w:ascii="Wingdings" w:hAnsi="Wingdings" w:hint="default"/>
+      </w:rPr>
+    </w:lvl>
+    <w:lvl w:ilvl="6" w:tplc="04090001" w:tentative="1">
+      <w:start w:val="1"/>
+      <w:numFmt w:val="bullet"/>
+      <w:lvlText w:val=""/>
+      <w:lvlJc w:val="left"/>
+      <w:pPr>
+        <w:ind w:left="5040" w:hanging="360"/>
+      </w:pPr>
+      <w:rPr>
+        <w:rFonts w:ascii="Symbol" w:hAnsi="Symbol" w:hint="default"/>
+      </w:rPr>
+    </w:lvl>
+    <w:lvl w:ilvl="7" w:tplc="04090003" w:tentative="1">
+      <w:start w:val="1"/>
+      <w:numFmt w:val="bullet"/>
+      <w:lvlText w:val="o"/>
+      <w:lvlJc w:val="left"/>
+      <w:pPr>
+        <w:ind w:left="5760" w:hanging="360"/>
+      </w:pPr>
+      <w:rPr>
+        <w:rFonts w:ascii="Courier New" w:hAnsi="Courier New" w:cs="Courier New" w:hint="default"/>
+      </w:rPr>
+    </w:lvl>
+    <w:lvl w:ilvl="8" w:tplc="04090005" w:tentative="1">
+      <w:start w:val="1"/>
+      <w:numFmt w:val="bullet"/>
+      <w:lvlText w:val=""/>
+      <w:lvlJc w:val="left"/>
+      <w:pPr>
+        <w:ind w:left="6480" w:hanging="360"/>
+      </w:pPr>
+      <w:rPr>
+        <w:rFonts w:ascii="Wingdings" w:hAnsi="Wingdings" w:hint="default"/>
+      </w:rPr>
+    </w:lvl>
+  </w:abstractNum>
+  <w:abstractNum w:abstractNumId="9" w15:restartNumberingAfterBreak="0">
     <w:nsid w:val="1C896E4E"/>
     <w:multiLevelType w:val="multilevel"/>
     <w:tmpl w:val="D9785B7A"/>
@@ -4040,7 +3081,233 @@
       </w:pPr>
     </w:lvl>
   </w:abstractNum>
-  <w:abstractNum w:abstractNumId="6" w15:restartNumberingAfterBreak="0">
+  <w:abstractNum w:abstractNumId="10" w15:restartNumberingAfterBreak="0">
+    <w:nsid w:val="1E8C076F"/>
+    <w:multiLevelType w:val="hybridMultilevel"/>
+    <w:tmpl w:val="D0D8A010"/>
+    <w:lvl w:ilvl="0" w:tplc="04090001">
+      <w:start w:val="1"/>
+      <w:numFmt w:val="bullet"/>
+      <w:lvlText w:val=""/>
+      <w:lvlJc w:val="left"/>
+      <w:pPr>
+        <w:ind w:left="720" w:hanging="360"/>
+      </w:pPr>
+      <w:rPr>
+        <w:rFonts w:ascii="Symbol" w:hAnsi="Symbol" w:hint="default"/>
+      </w:rPr>
+    </w:lvl>
+    <w:lvl w:ilvl="1" w:tplc="04090003" w:tentative="1">
+      <w:start w:val="1"/>
+      <w:numFmt w:val="bullet"/>
+      <w:lvlText w:val="o"/>
+      <w:lvlJc w:val="left"/>
+      <w:pPr>
+        <w:ind w:left="1440" w:hanging="360"/>
+      </w:pPr>
+      <w:rPr>
+        <w:rFonts w:ascii="Courier New" w:hAnsi="Courier New" w:cs="Courier New" w:hint="default"/>
+      </w:rPr>
+    </w:lvl>
+    <w:lvl w:ilvl="2" w:tplc="04090005" w:tentative="1">
+      <w:start w:val="1"/>
+      <w:numFmt w:val="bullet"/>
+      <w:lvlText w:val=""/>
+      <w:lvlJc w:val="left"/>
+      <w:pPr>
+        <w:ind w:left="2160" w:hanging="360"/>
+      </w:pPr>
+      <w:rPr>
+        <w:rFonts w:ascii="Wingdings" w:hAnsi="Wingdings" w:hint="default"/>
+      </w:rPr>
+    </w:lvl>
+    <w:lvl w:ilvl="3" w:tplc="04090001" w:tentative="1">
+      <w:start w:val="1"/>
+      <w:numFmt w:val="bullet"/>
+      <w:lvlText w:val=""/>
+      <w:lvlJc w:val="left"/>
+      <w:pPr>
+        <w:ind w:left="2880" w:hanging="360"/>
+      </w:pPr>
+      <w:rPr>
+        <w:rFonts w:ascii="Symbol" w:hAnsi="Symbol" w:hint="default"/>
+      </w:rPr>
+    </w:lvl>
+    <w:lvl w:ilvl="4" w:tplc="04090003" w:tentative="1">
+      <w:start w:val="1"/>
+      <w:numFmt w:val="bullet"/>
+      <w:lvlText w:val="o"/>
+      <w:lvlJc w:val="left"/>
+      <w:pPr>
+        <w:ind w:left="3600" w:hanging="360"/>
+      </w:pPr>
+      <w:rPr>
+        <w:rFonts w:ascii="Courier New" w:hAnsi="Courier New" w:cs="Courier New" w:hint="default"/>
+      </w:rPr>
+    </w:lvl>
+    <w:lvl w:ilvl="5" w:tplc="04090005" w:tentative="1">
+      <w:start w:val="1"/>
+      <w:numFmt w:val="bullet"/>
+      <w:lvlText w:val=""/>
+      <w:lvlJc w:val="left"/>
+      <w:pPr>
+        <w:ind w:left="4320" w:hanging="360"/>
+      </w:pPr>
+      <w:rPr>
+        <w:rFonts w:ascii="Wingdings" w:hAnsi="Wingdings" w:hint="default"/>
+      </w:rPr>
+    </w:lvl>
+    <w:lvl w:ilvl="6" w:tplc="04090001" w:tentative="1">
+      <w:start w:val="1"/>
+      <w:numFmt w:val="bullet"/>
+      <w:lvlText w:val=""/>
+      <w:lvlJc w:val="left"/>
+      <w:pPr>
+        <w:ind w:left="5040" w:hanging="360"/>
+      </w:pPr>
+      <w:rPr>
+        <w:rFonts w:ascii="Symbol" w:hAnsi="Symbol" w:hint="default"/>
+      </w:rPr>
+    </w:lvl>
+    <w:lvl w:ilvl="7" w:tplc="04090003" w:tentative="1">
+      <w:start w:val="1"/>
+      <w:numFmt w:val="bullet"/>
+      <w:lvlText w:val="o"/>
+      <w:lvlJc w:val="left"/>
+      <w:pPr>
+        <w:ind w:left="5760" w:hanging="360"/>
+      </w:pPr>
+      <w:rPr>
+        <w:rFonts w:ascii="Courier New" w:hAnsi="Courier New" w:cs="Courier New" w:hint="default"/>
+      </w:rPr>
+    </w:lvl>
+    <w:lvl w:ilvl="8" w:tplc="04090005" w:tentative="1">
+      <w:start w:val="1"/>
+      <w:numFmt w:val="bullet"/>
+      <w:lvlText w:val=""/>
+      <w:lvlJc w:val="left"/>
+      <w:pPr>
+        <w:ind w:left="6480" w:hanging="360"/>
+      </w:pPr>
+      <w:rPr>
+        <w:rFonts w:ascii="Wingdings" w:hAnsi="Wingdings" w:hint="default"/>
+      </w:rPr>
+    </w:lvl>
+  </w:abstractNum>
+  <w:abstractNum w:abstractNumId="11" w15:restartNumberingAfterBreak="0">
+    <w:nsid w:val="229602BD"/>
+    <w:multiLevelType w:val="hybridMultilevel"/>
+    <w:tmpl w:val="6E84588A"/>
+    <w:lvl w:ilvl="0" w:tplc="04090001">
+      <w:start w:val="1"/>
+      <w:numFmt w:val="bullet"/>
+      <w:lvlText w:val=""/>
+      <w:lvlJc w:val="left"/>
+      <w:pPr>
+        <w:ind w:left="720" w:hanging="360"/>
+      </w:pPr>
+      <w:rPr>
+        <w:rFonts w:ascii="Symbol" w:hAnsi="Symbol" w:hint="default"/>
+      </w:rPr>
+    </w:lvl>
+    <w:lvl w:ilvl="1" w:tplc="04090003" w:tentative="1">
+      <w:start w:val="1"/>
+      <w:numFmt w:val="bullet"/>
+      <w:lvlText w:val="o"/>
+      <w:lvlJc w:val="left"/>
+      <w:pPr>
+        <w:ind w:left="1440" w:hanging="360"/>
+      </w:pPr>
+      <w:rPr>
+        <w:rFonts w:ascii="Courier New" w:hAnsi="Courier New" w:cs="Courier New" w:hint="default"/>
+      </w:rPr>
+    </w:lvl>
+    <w:lvl w:ilvl="2" w:tplc="04090005" w:tentative="1">
+      <w:start w:val="1"/>
+      <w:numFmt w:val="bullet"/>
+      <w:lvlText w:val=""/>
+      <w:lvlJc w:val="left"/>
+      <w:pPr>
+        <w:ind w:left="2160" w:hanging="360"/>
+      </w:pPr>
+      <w:rPr>
+        <w:rFonts w:ascii="Wingdings" w:hAnsi="Wingdings" w:hint="default"/>
+      </w:rPr>
+    </w:lvl>
+    <w:lvl w:ilvl="3" w:tplc="04090001" w:tentative="1">
+      <w:start w:val="1"/>
+      <w:numFmt w:val="bullet"/>
+      <w:lvlText w:val=""/>
+      <w:lvlJc w:val="left"/>
+      <w:pPr>
+        <w:ind w:left="2880" w:hanging="360"/>
+      </w:pPr>
+      <w:rPr>
+        <w:rFonts w:ascii="Symbol" w:hAnsi="Symbol" w:hint="default"/>
+      </w:rPr>
+    </w:lvl>
+    <w:lvl w:ilvl="4" w:tplc="04090003" w:tentative="1">
+      <w:start w:val="1"/>
+      <w:numFmt w:val="bullet"/>
+      <w:lvlText w:val="o"/>
+      <w:lvlJc w:val="left"/>
+      <w:pPr>
+        <w:ind w:left="3600" w:hanging="360"/>
+      </w:pPr>
+      <w:rPr>
+        <w:rFonts w:ascii="Courier New" w:hAnsi="Courier New" w:cs="Courier New" w:hint="default"/>
+      </w:rPr>
+    </w:lvl>
+    <w:lvl w:ilvl="5" w:tplc="04090005" w:tentative="1">
+      <w:start w:val="1"/>
+      <w:numFmt w:val="bullet"/>
+      <w:lvlText w:val=""/>
+      <w:lvlJc w:val="left"/>
+      <w:pPr>
+        <w:ind w:left="4320" w:hanging="360"/>
+      </w:pPr>
+      <w:rPr>
+        <w:rFonts w:ascii="Wingdings" w:hAnsi="Wingdings" w:hint="default"/>
+      </w:rPr>
+    </w:lvl>
+    <w:lvl w:ilvl="6" w:tplc="04090001" w:tentative="1">
+      <w:start w:val="1"/>
+      <w:numFmt w:val="bullet"/>
+      <w:lvlText w:val=""/>
+      <w:lvlJc w:val="left"/>
+      <w:pPr>
+        <w:ind w:left="5040" w:hanging="360"/>
+      </w:pPr>
+      <w:rPr>
+        <w:rFonts w:ascii="Symbol" w:hAnsi="Symbol" w:hint="default"/>
+      </w:rPr>
+    </w:lvl>
+    <w:lvl w:ilvl="7" w:tplc="04090003" w:tentative="1">
+      <w:start w:val="1"/>
+      <w:numFmt w:val="bullet"/>
+      <w:lvlText w:val="o"/>
+      <w:lvlJc w:val="left"/>
+      <w:pPr>
+        <w:ind w:left="5760" w:hanging="360"/>
+      </w:pPr>
+      <w:rPr>
+        <w:rFonts w:ascii="Courier New" w:hAnsi="Courier New" w:cs="Courier New" w:hint="default"/>
+      </w:rPr>
+    </w:lvl>
+    <w:lvl w:ilvl="8" w:tplc="04090005" w:tentative="1">
+      <w:start w:val="1"/>
+      <w:numFmt w:val="bullet"/>
+      <w:lvlText w:val=""/>
+      <w:lvlJc w:val="left"/>
+      <w:pPr>
+        <w:ind w:left="6480" w:hanging="360"/>
+      </w:pPr>
+      <w:rPr>
+        <w:rFonts w:ascii="Wingdings" w:hAnsi="Wingdings" w:hint="default"/>
+      </w:rPr>
+    </w:lvl>
+  </w:abstractNum>
+  <w:abstractNum w:abstractNumId="12" w15:restartNumberingAfterBreak="0">
     <w:nsid w:val="241C0078"/>
     <w:multiLevelType w:val="multilevel"/>
     <w:tmpl w:val="734A6E3E"/>
@@ -4189,7 +3456,7 @@
       </w:rPr>
     </w:lvl>
   </w:abstractNum>
-  <w:abstractNum w:abstractNumId="7" w15:restartNumberingAfterBreak="0">
+  <w:abstractNum w:abstractNumId="13" w15:restartNumberingAfterBreak="0">
     <w:nsid w:val="28BA1686"/>
     <w:multiLevelType w:val="multilevel"/>
     <w:tmpl w:val="98324670"/>
@@ -4338,7 +3605,7 @@
       </w:rPr>
     </w:lvl>
   </w:abstractNum>
-  <w:abstractNum w:abstractNumId="8" w15:restartNumberingAfterBreak="0">
+  <w:abstractNum w:abstractNumId="14" w15:restartNumberingAfterBreak="0">
     <w:nsid w:val="293D3573"/>
     <w:multiLevelType w:val="multilevel"/>
     <w:tmpl w:val="56D23C22"/>
@@ -4451,7 +3718,156 @@
       </w:pPr>
     </w:lvl>
   </w:abstractNum>
-  <w:abstractNum w:abstractNumId="9" w15:restartNumberingAfterBreak="0">
+  <w:abstractNum w:abstractNumId="15" w15:restartNumberingAfterBreak="0">
+    <w:nsid w:val="2A50073B"/>
+    <w:multiLevelType w:val="multilevel"/>
+    <w:tmpl w:val="16169D64"/>
+    <w:lvl w:ilvl="0">
+      <w:start w:val="1"/>
+      <w:numFmt w:val="bullet"/>
+      <w:lvlText w:val=""/>
+      <w:lvlJc w:val="left"/>
+      <w:pPr>
+        <w:tabs>
+          <w:tab w:val="num" w:pos="720"/>
+        </w:tabs>
+        <w:ind w:left="720" w:hanging="360"/>
+      </w:pPr>
+      <w:rPr>
+        <w:rFonts w:ascii="Symbol" w:hAnsi="Symbol" w:hint="default"/>
+        <w:sz w:val="20"/>
+      </w:rPr>
+    </w:lvl>
+    <w:lvl w:ilvl="1" w:tentative="1">
+      <w:start w:val="1"/>
+      <w:numFmt w:val="bullet"/>
+      <w:lvlText w:val="o"/>
+      <w:lvlJc w:val="left"/>
+      <w:pPr>
+        <w:tabs>
+          <w:tab w:val="num" w:pos="1440"/>
+        </w:tabs>
+        <w:ind w:left="1440" w:hanging="360"/>
+      </w:pPr>
+      <w:rPr>
+        <w:rFonts w:ascii="Courier New" w:hAnsi="Courier New" w:hint="default"/>
+        <w:sz w:val="20"/>
+      </w:rPr>
+    </w:lvl>
+    <w:lvl w:ilvl="2" w:tentative="1">
+      <w:start w:val="1"/>
+      <w:numFmt w:val="bullet"/>
+      <w:lvlText w:val=""/>
+      <w:lvlJc w:val="left"/>
+      <w:pPr>
+        <w:tabs>
+          <w:tab w:val="num" w:pos="2160"/>
+        </w:tabs>
+        <w:ind w:left="2160" w:hanging="360"/>
+      </w:pPr>
+      <w:rPr>
+        <w:rFonts w:ascii="Wingdings" w:hAnsi="Wingdings" w:hint="default"/>
+        <w:sz w:val="20"/>
+      </w:rPr>
+    </w:lvl>
+    <w:lvl w:ilvl="3" w:tentative="1">
+      <w:start w:val="1"/>
+      <w:numFmt w:val="bullet"/>
+      <w:lvlText w:val=""/>
+      <w:lvlJc w:val="left"/>
+      <w:pPr>
+        <w:tabs>
+          <w:tab w:val="num" w:pos="2880"/>
+        </w:tabs>
+        <w:ind w:left="2880" w:hanging="360"/>
+      </w:pPr>
+      <w:rPr>
+        <w:rFonts w:ascii="Wingdings" w:hAnsi="Wingdings" w:hint="default"/>
+        <w:sz w:val="20"/>
+      </w:rPr>
+    </w:lvl>
+    <w:lvl w:ilvl="4" w:tentative="1">
+      <w:start w:val="1"/>
+      <w:numFmt w:val="bullet"/>
+      <w:lvlText w:val=""/>
+      <w:lvlJc w:val="left"/>
+      <w:pPr>
+        <w:tabs>
+          <w:tab w:val="num" w:pos="3600"/>
+        </w:tabs>
+        <w:ind w:left="3600" w:hanging="360"/>
+      </w:pPr>
+      <w:rPr>
+        <w:rFonts w:ascii="Wingdings" w:hAnsi="Wingdings" w:hint="default"/>
+        <w:sz w:val="20"/>
+      </w:rPr>
+    </w:lvl>
+    <w:lvl w:ilvl="5" w:tentative="1">
+      <w:start w:val="1"/>
+      <w:numFmt w:val="bullet"/>
+      <w:lvlText w:val=""/>
+      <w:lvlJc w:val="left"/>
+      <w:pPr>
+        <w:tabs>
+          <w:tab w:val="num" w:pos="4320"/>
+        </w:tabs>
+        <w:ind w:left="4320" w:hanging="360"/>
+      </w:pPr>
+      <w:rPr>
+        <w:rFonts w:ascii="Wingdings" w:hAnsi="Wingdings" w:hint="default"/>
+        <w:sz w:val="20"/>
+      </w:rPr>
+    </w:lvl>
+    <w:lvl w:ilvl="6" w:tentative="1">
+      <w:start w:val="1"/>
+      <w:numFmt w:val="bullet"/>
+      <w:lvlText w:val=""/>
+      <w:lvlJc w:val="left"/>
+      <w:pPr>
+        <w:tabs>
+          <w:tab w:val="num" w:pos="5040"/>
+        </w:tabs>
+        <w:ind w:left="5040" w:hanging="360"/>
+      </w:pPr>
+      <w:rPr>
+        <w:rFonts w:ascii="Wingdings" w:hAnsi="Wingdings" w:hint="default"/>
+        <w:sz w:val="20"/>
+      </w:rPr>
+    </w:lvl>
+    <w:lvl w:ilvl="7" w:tentative="1">
+      <w:start w:val="1"/>
+      <w:numFmt w:val="bullet"/>
+      <w:lvlText w:val=""/>
+      <w:lvlJc w:val="left"/>
+      <w:pPr>
+        <w:tabs>
+          <w:tab w:val="num" w:pos="5760"/>
+        </w:tabs>
+        <w:ind w:left="5760" w:hanging="360"/>
+      </w:pPr>
+      <w:rPr>
+        <w:rFonts w:ascii="Wingdings" w:hAnsi="Wingdings" w:hint="default"/>
+        <w:sz w:val="20"/>
+      </w:rPr>
+    </w:lvl>
+    <w:lvl w:ilvl="8" w:tentative="1">
+      <w:start w:val="1"/>
+      <w:numFmt w:val="bullet"/>
+      <w:lvlText w:val=""/>
+      <w:lvlJc w:val="left"/>
+      <w:pPr>
+        <w:tabs>
+          <w:tab w:val="num" w:pos="6480"/>
+        </w:tabs>
+        <w:ind w:left="6480" w:hanging="360"/>
+      </w:pPr>
+      <w:rPr>
+        <w:rFonts w:ascii="Wingdings" w:hAnsi="Wingdings" w:hint="default"/>
+        <w:sz w:val="20"/>
+      </w:rPr>
+    </w:lvl>
+  </w:abstractNum>
+  <w:abstractNum w:abstractNumId="16" w15:restartNumberingAfterBreak="0">
     <w:nsid w:val="2E867F10"/>
     <w:multiLevelType w:val="multilevel"/>
     <w:tmpl w:val="6B0C0672"/>
@@ -4568,7 +3984,7 @@
       </w:pPr>
     </w:lvl>
   </w:abstractNum>
-  <w:abstractNum w:abstractNumId="10" w15:restartNumberingAfterBreak="0">
+  <w:abstractNum w:abstractNumId="17" w15:restartNumberingAfterBreak="0">
     <w:nsid w:val="36A22AC9"/>
     <w:multiLevelType w:val="multilevel"/>
     <w:tmpl w:val="17045606"/>
@@ -4717,7 +4133,120 @@
       </w:rPr>
     </w:lvl>
   </w:abstractNum>
-  <w:abstractNum w:abstractNumId="11" w15:restartNumberingAfterBreak="0">
+  <w:abstractNum w:abstractNumId="18" w15:restartNumberingAfterBreak="0">
+    <w:nsid w:val="37CA79CA"/>
+    <w:multiLevelType w:val="hybridMultilevel"/>
+    <w:tmpl w:val="27D2106C"/>
+    <w:lvl w:ilvl="0" w:tplc="04090001">
+      <w:start w:val="1"/>
+      <w:numFmt w:val="bullet"/>
+      <w:lvlText w:val=""/>
+      <w:lvlJc w:val="left"/>
+      <w:pPr>
+        <w:ind w:left="720" w:hanging="360"/>
+      </w:pPr>
+      <w:rPr>
+        <w:rFonts w:ascii="Symbol" w:hAnsi="Symbol" w:hint="default"/>
+      </w:rPr>
+    </w:lvl>
+    <w:lvl w:ilvl="1" w:tplc="04090003" w:tentative="1">
+      <w:start w:val="1"/>
+      <w:numFmt w:val="bullet"/>
+      <w:lvlText w:val="o"/>
+      <w:lvlJc w:val="left"/>
+      <w:pPr>
+        <w:ind w:left="1440" w:hanging="360"/>
+      </w:pPr>
+      <w:rPr>
+        <w:rFonts w:ascii="Courier New" w:hAnsi="Courier New" w:cs="Courier New" w:hint="default"/>
+      </w:rPr>
+    </w:lvl>
+    <w:lvl w:ilvl="2" w:tplc="04090005" w:tentative="1">
+      <w:start w:val="1"/>
+      <w:numFmt w:val="bullet"/>
+      <w:lvlText w:val=""/>
+      <w:lvlJc w:val="left"/>
+      <w:pPr>
+        <w:ind w:left="2160" w:hanging="360"/>
+      </w:pPr>
+      <w:rPr>
+        <w:rFonts w:ascii="Wingdings" w:hAnsi="Wingdings" w:hint="default"/>
+      </w:rPr>
+    </w:lvl>
+    <w:lvl w:ilvl="3" w:tplc="04090001" w:tentative="1">
+      <w:start w:val="1"/>
+      <w:numFmt w:val="bullet"/>
+      <w:lvlText w:val=""/>
+      <w:lvlJc w:val="left"/>
+      <w:pPr>
+        <w:ind w:left="2880" w:hanging="360"/>
+      </w:pPr>
+      <w:rPr>
+        <w:rFonts w:ascii="Symbol" w:hAnsi="Symbol" w:hint="default"/>
+      </w:rPr>
+    </w:lvl>
+    <w:lvl w:ilvl="4" w:tplc="04090003" w:tentative="1">
+      <w:start w:val="1"/>
+      <w:numFmt w:val="bullet"/>
+      <w:lvlText w:val="o"/>
+      <w:lvlJc w:val="left"/>
+      <w:pPr>
+        <w:ind w:left="3600" w:hanging="360"/>
+      </w:pPr>
+      <w:rPr>
+        <w:rFonts w:ascii="Courier New" w:hAnsi="Courier New" w:cs="Courier New" w:hint="default"/>
+      </w:rPr>
+    </w:lvl>
+    <w:lvl w:ilvl="5" w:tplc="04090005" w:tentative="1">
+      <w:start w:val="1"/>
+      <w:numFmt w:val="bullet"/>
+      <w:lvlText w:val=""/>
+      <w:lvlJc w:val="left"/>
+      <w:pPr>
+        <w:ind w:left="4320" w:hanging="360"/>
+      </w:pPr>
+      <w:rPr>
+        <w:rFonts w:ascii="Wingdings" w:hAnsi="Wingdings" w:hint="default"/>
+      </w:rPr>
+    </w:lvl>
+    <w:lvl w:ilvl="6" w:tplc="04090001" w:tentative="1">
+      <w:start w:val="1"/>
+      <w:numFmt w:val="bullet"/>
+      <w:lvlText w:val=""/>
+      <w:lvlJc w:val="left"/>
+      <w:pPr>
+        <w:ind w:left="5040" w:hanging="360"/>
+      </w:pPr>
+      <w:rPr>
+        <w:rFonts w:ascii="Symbol" w:hAnsi="Symbol" w:hint="default"/>
+      </w:rPr>
+    </w:lvl>
+    <w:lvl w:ilvl="7" w:tplc="04090003" w:tentative="1">
+      <w:start w:val="1"/>
+      <w:numFmt w:val="bullet"/>
+      <w:lvlText w:val="o"/>
+      <w:lvlJc w:val="left"/>
+      <w:pPr>
+        <w:ind w:left="5760" w:hanging="360"/>
+      </w:pPr>
+      <w:rPr>
+        <w:rFonts w:ascii="Courier New" w:hAnsi="Courier New" w:cs="Courier New" w:hint="default"/>
+      </w:rPr>
+    </w:lvl>
+    <w:lvl w:ilvl="8" w:tplc="04090005" w:tentative="1">
+      <w:start w:val="1"/>
+      <w:numFmt w:val="bullet"/>
+      <w:lvlText w:val=""/>
+      <w:lvlJc w:val="left"/>
+      <w:pPr>
+        <w:ind w:left="6480" w:hanging="360"/>
+      </w:pPr>
+      <w:rPr>
+        <w:rFonts w:ascii="Wingdings" w:hAnsi="Wingdings" w:hint="default"/>
+      </w:rPr>
+    </w:lvl>
+  </w:abstractNum>
+  <w:abstractNum w:abstractNumId="19" w15:restartNumberingAfterBreak="0">
     <w:nsid w:val="3A700FFF"/>
     <w:multiLevelType w:val="multilevel"/>
     <w:tmpl w:val="C1D45796"/>
@@ -4866,7 +4395,7 @@
       </w:rPr>
     </w:lvl>
   </w:abstractNum>
-  <w:abstractNum w:abstractNumId="12" w15:restartNumberingAfterBreak="0">
+  <w:abstractNum w:abstractNumId="20" w15:restartNumberingAfterBreak="0">
     <w:nsid w:val="47141F3D"/>
     <w:multiLevelType w:val="multilevel"/>
     <w:tmpl w:val="5AC80616"/>
@@ -5015,7 +4544,7 @@
       </w:rPr>
     </w:lvl>
   </w:abstractNum>
-  <w:abstractNum w:abstractNumId="13" w15:restartNumberingAfterBreak="0">
+  <w:abstractNum w:abstractNumId="21" w15:restartNumberingAfterBreak="0">
     <w:nsid w:val="59AD01C5"/>
     <w:multiLevelType w:val="multilevel"/>
     <w:tmpl w:val="FEE8A8BE"/>
@@ -5164,7 +4693,156 @@
       </w:rPr>
     </w:lvl>
   </w:abstractNum>
-  <w:abstractNum w:abstractNumId="14" w15:restartNumberingAfterBreak="0">
+  <w:abstractNum w:abstractNumId="22" w15:restartNumberingAfterBreak="0">
+    <w:nsid w:val="5BE52ED4"/>
+    <w:multiLevelType w:val="multilevel"/>
+    <w:tmpl w:val="6B0AD44A"/>
+    <w:lvl w:ilvl="0">
+      <w:start w:val="1"/>
+      <w:numFmt w:val="bullet"/>
+      <w:lvlText w:val=""/>
+      <w:lvlJc w:val="left"/>
+      <w:pPr>
+        <w:tabs>
+          <w:tab w:val="num" w:pos="720"/>
+        </w:tabs>
+        <w:ind w:left="720" w:hanging="360"/>
+      </w:pPr>
+      <w:rPr>
+        <w:rFonts w:ascii="Symbol" w:hAnsi="Symbol" w:hint="default"/>
+        <w:sz w:val="20"/>
+      </w:rPr>
+    </w:lvl>
+    <w:lvl w:ilvl="1" w:tentative="1">
+      <w:start w:val="1"/>
+      <w:numFmt w:val="bullet"/>
+      <w:lvlText w:val="o"/>
+      <w:lvlJc w:val="left"/>
+      <w:pPr>
+        <w:tabs>
+          <w:tab w:val="num" w:pos="1440"/>
+        </w:tabs>
+        <w:ind w:left="1440" w:hanging="360"/>
+      </w:pPr>
+      <w:rPr>
+        <w:rFonts w:ascii="Courier New" w:hAnsi="Courier New" w:hint="default"/>
+        <w:sz w:val="20"/>
+      </w:rPr>
+    </w:lvl>
+    <w:lvl w:ilvl="2" w:tentative="1">
+      <w:start w:val="1"/>
+      <w:numFmt w:val="bullet"/>
+      <w:lvlText w:val=""/>
+      <w:lvlJc w:val="left"/>
+      <w:pPr>
+        <w:tabs>
+          <w:tab w:val="num" w:pos="2160"/>
+        </w:tabs>
+        <w:ind w:left="2160" w:hanging="360"/>
+      </w:pPr>
+      <w:rPr>
+        <w:rFonts w:ascii="Wingdings" w:hAnsi="Wingdings" w:hint="default"/>
+        <w:sz w:val="20"/>
+      </w:rPr>
+    </w:lvl>
+    <w:lvl w:ilvl="3" w:tentative="1">
+      <w:start w:val="1"/>
+      <w:numFmt w:val="bullet"/>
+      <w:lvlText w:val=""/>
+      <w:lvlJc w:val="left"/>
+      <w:pPr>
+        <w:tabs>
+          <w:tab w:val="num" w:pos="2880"/>
+        </w:tabs>
+        <w:ind w:left="2880" w:hanging="360"/>
+      </w:pPr>
+      <w:rPr>
+        <w:rFonts w:ascii="Wingdings" w:hAnsi="Wingdings" w:hint="default"/>
+        <w:sz w:val="20"/>
+      </w:rPr>
+    </w:lvl>
+    <w:lvl w:ilvl="4" w:tentative="1">
+      <w:start w:val="1"/>
+      <w:numFmt w:val="bullet"/>
+      <w:lvlText w:val=""/>
+      <w:lvlJc w:val="left"/>
+      <w:pPr>
+        <w:tabs>
+          <w:tab w:val="num" w:pos="3600"/>
+        </w:tabs>
+        <w:ind w:left="3600" w:hanging="360"/>
+      </w:pPr>
+      <w:rPr>
+        <w:rFonts w:ascii="Wingdings" w:hAnsi="Wingdings" w:hint="default"/>
+        <w:sz w:val="20"/>
+      </w:rPr>
+    </w:lvl>
+    <w:lvl w:ilvl="5" w:tentative="1">
+      <w:start w:val="1"/>
+      <w:numFmt w:val="bullet"/>
+      <w:lvlText w:val=""/>
+      <w:lvlJc w:val="left"/>
+      <w:pPr>
+        <w:tabs>
+          <w:tab w:val="num" w:pos="4320"/>
+        </w:tabs>
+        <w:ind w:left="4320" w:hanging="360"/>
+      </w:pPr>
+      <w:rPr>
+        <w:rFonts w:ascii="Wingdings" w:hAnsi="Wingdings" w:hint="default"/>
+        <w:sz w:val="20"/>
+      </w:rPr>
+    </w:lvl>
+    <w:lvl w:ilvl="6" w:tentative="1">
+      <w:start w:val="1"/>
+      <w:numFmt w:val="bullet"/>
+      <w:lvlText w:val=""/>
+      <w:lvlJc w:val="left"/>
+      <w:pPr>
+        <w:tabs>
+          <w:tab w:val="num" w:pos="5040"/>
+        </w:tabs>
+        <w:ind w:left="5040" w:hanging="360"/>
+      </w:pPr>
+      <w:rPr>
+        <w:rFonts w:ascii="Wingdings" w:hAnsi="Wingdings" w:hint="default"/>
+        <w:sz w:val="20"/>
+      </w:rPr>
+    </w:lvl>
+    <w:lvl w:ilvl="7" w:tentative="1">
+      <w:start w:val="1"/>
+      <w:numFmt w:val="bullet"/>
+      <w:lvlText w:val=""/>
+      <w:lvlJc w:val="left"/>
+      <w:pPr>
+        <w:tabs>
+          <w:tab w:val="num" w:pos="5760"/>
+        </w:tabs>
+        <w:ind w:left="5760" w:hanging="360"/>
+      </w:pPr>
+      <w:rPr>
+        <w:rFonts w:ascii="Wingdings" w:hAnsi="Wingdings" w:hint="default"/>
+        <w:sz w:val="20"/>
+      </w:rPr>
+    </w:lvl>
+    <w:lvl w:ilvl="8" w:tentative="1">
+      <w:start w:val="1"/>
+      <w:numFmt w:val="bullet"/>
+      <w:lvlText w:val=""/>
+      <w:lvlJc w:val="left"/>
+      <w:pPr>
+        <w:tabs>
+          <w:tab w:val="num" w:pos="6480"/>
+        </w:tabs>
+        <w:ind w:left="6480" w:hanging="360"/>
+      </w:pPr>
+      <w:rPr>
+        <w:rFonts w:ascii="Wingdings" w:hAnsi="Wingdings" w:hint="default"/>
+        <w:sz w:val="20"/>
+      </w:rPr>
+    </w:lvl>
+  </w:abstractNum>
+  <w:abstractNum w:abstractNumId="23" w15:restartNumberingAfterBreak="0">
     <w:nsid w:val="5F047185"/>
     <w:multiLevelType w:val="multilevel"/>
     <w:tmpl w:val="AC10790A"/>
@@ -5277,7 +4955,156 @@
       </w:pPr>
     </w:lvl>
   </w:abstractNum>
-  <w:abstractNum w:abstractNumId="15" w15:restartNumberingAfterBreak="0">
+  <w:abstractNum w:abstractNumId="24" w15:restartNumberingAfterBreak="0">
+    <w:nsid w:val="609D2A08"/>
+    <w:multiLevelType w:val="multilevel"/>
+    <w:tmpl w:val="4184D10C"/>
+    <w:lvl w:ilvl="0">
+      <w:start w:val="1"/>
+      <w:numFmt w:val="bullet"/>
+      <w:lvlText w:val=""/>
+      <w:lvlJc w:val="left"/>
+      <w:pPr>
+        <w:tabs>
+          <w:tab w:val="num" w:pos="720"/>
+        </w:tabs>
+        <w:ind w:left="720" w:hanging="360"/>
+      </w:pPr>
+      <w:rPr>
+        <w:rFonts w:ascii="Symbol" w:hAnsi="Symbol" w:hint="default"/>
+        <w:sz w:val="20"/>
+      </w:rPr>
+    </w:lvl>
+    <w:lvl w:ilvl="1" w:tentative="1">
+      <w:start w:val="1"/>
+      <w:numFmt w:val="bullet"/>
+      <w:lvlText w:val="o"/>
+      <w:lvlJc w:val="left"/>
+      <w:pPr>
+        <w:tabs>
+          <w:tab w:val="num" w:pos="1440"/>
+        </w:tabs>
+        <w:ind w:left="1440" w:hanging="360"/>
+      </w:pPr>
+      <w:rPr>
+        <w:rFonts w:ascii="Courier New" w:hAnsi="Courier New" w:hint="default"/>
+        <w:sz w:val="20"/>
+      </w:rPr>
+    </w:lvl>
+    <w:lvl w:ilvl="2" w:tentative="1">
+      <w:start w:val="1"/>
+      <w:numFmt w:val="bullet"/>
+      <w:lvlText w:val=""/>
+      <w:lvlJc w:val="left"/>
+      <w:pPr>
+        <w:tabs>
+          <w:tab w:val="num" w:pos="2160"/>
+        </w:tabs>
+        <w:ind w:left="2160" w:hanging="360"/>
+      </w:pPr>
+      <w:rPr>
+        <w:rFonts w:ascii="Wingdings" w:hAnsi="Wingdings" w:hint="default"/>
+        <w:sz w:val="20"/>
+      </w:rPr>
+    </w:lvl>
+    <w:lvl w:ilvl="3" w:tentative="1">
+      <w:start w:val="1"/>
+      <w:numFmt w:val="bullet"/>
+      <w:lvlText w:val=""/>
+      <w:lvlJc w:val="left"/>
+      <w:pPr>
+        <w:tabs>
+          <w:tab w:val="num" w:pos="2880"/>
+        </w:tabs>
+        <w:ind w:left="2880" w:hanging="360"/>
+      </w:pPr>
+      <w:rPr>
+        <w:rFonts w:ascii="Wingdings" w:hAnsi="Wingdings" w:hint="default"/>
+        <w:sz w:val="20"/>
+      </w:rPr>
+    </w:lvl>
+    <w:lvl w:ilvl="4" w:tentative="1">
+      <w:start w:val="1"/>
+      <w:numFmt w:val="bullet"/>
+      <w:lvlText w:val=""/>
+      <w:lvlJc w:val="left"/>
+      <w:pPr>
+        <w:tabs>
+          <w:tab w:val="num" w:pos="3600"/>
+        </w:tabs>
+        <w:ind w:left="3600" w:hanging="360"/>
+      </w:pPr>
+      <w:rPr>
+        <w:rFonts w:ascii="Wingdings" w:hAnsi="Wingdings" w:hint="default"/>
+        <w:sz w:val="20"/>
+      </w:rPr>
+    </w:lvl>
+    <w:lvl w:ilvl="5" w:tentative="1">
+      <w:start w:val="1"/>
+      <w:numFmt w:val="bullet"/>
+      <w:lvlText w:val=""/>
+      <w:lvlJc w:val="left"/>
+      <w:pPr>
+        <w:tabs>
+          <w:tab w:val="num" w:pos="4320"/>
+        </w:tabs>
+        <w:ind w:left="4320" w:hanging="360"/>
+      </w:pPr>
+      <w:rPr>
+        <w:rFonts w:ascii="Wingdings" w:hAnsi="Wingdings" w:hint="default"/>
+        <w:sz w:val="20"/>
+      </w:rPr>
+    </w:lvl>
+    <w:lvl w:ilvl="6" w:tentative="1">
+      <w:start w:val="1"/>
+      <w:numFmt w:val="bullet"/>
+      <w:lvlText w:val=""/>
+      <w:lvlJc w:val="left"/>
+      <w:pPr>
+        <w:tabs>
+          <w:tab w:val="num" w:pos="5040"/>
+        </w:tabs>
+        <w:ind w:left="5040" w:hanging="360"/>
+      </w:pPr>
+      <w:rPr>
+        <w:rFonts w:ascii="Wingdings" w:hAnsi="Wingdings" w:hint="default"/>
+        <w:sz w:val="20"/>
+      </w:rPr>
+    </w:lvl>
+    <w:lvl w:ilvl="7" w:tentative="1">
+      <w:start w:val="1"/>
+      <w:numFmt w:val="bullet"/>
+      <w:lvlText w:val=""/>
+      <w:lvlJc w:val="left"/>
+      <w:pPr>
+        <w:tabs>
+          <w:tab w:val="num" w:pos="5760"/>
+        </w:tabs>
+        <w:ind w:left="5760" w:hanging="360"/>
+      </w:pPr>
+      <w:rPr>
+        <w:rFonts w:ascii="Wingdings" w:hAnsi="Wingdings" w:hint="default"/>
+        <w:sz w:val="20"/>
+      </w:rPr>
+    </w:lvl>
+    <w:lvl w:ilvl="8" w:tentative="1">
+      <w:start w:val="1"/>
+      <w:numFmt w:val="bullet"/>
+      <w:lvlText w:val=""/>
+      <w:lvlJc w:val="left"/>
+      <w:pPr>
+        <w:tabs>
+          <w:tab w:val="num" w:pos="6480"/>
+        </w:tabs>
+        <w:ind w:left="6480" w:hanging="360"/>
+      </w:pPr>
+      <w:rPr>
+        <w:rFonts w:ascii="Wingdings" w:hAnsi="Wingdings" w:hint="default"/>
+        <w:sz w:val="20"/>
+      </w:rPr>
+    </w:lvl>
+  </w:abstractNum>
+  <w:abstractNum w:abstractNumId="25" w15:restartNumberingAfterBreak="0">
     <w:nsid w:val="60F85FC1"/>
     <w:multiLevelType w:val="multilevel"/>
     <w:tmpl w:val="521A29C8"/>
@@ -5426,7 +5253,7 @@
       </w:rPr>
     </w:lvl>
   </w:abstractNum>
-  <w:abstractNum w:abstractNumId="16" w15:restartNumberingAfterBreak="0">
+  <w:abstractNum w:abstractNumId="26" w15:restartNumberingAfterBreak="0">
     <w:nsid w:val="67544B09"/>
     <w:multiLevelType w:val="multilevel"/>
     <w:tmpl w:val="C20E0BA2"/>
@@ -5575,7 +5402,156 @@
       </w:rPr>
     </w:lvl>
   </w:abstractNum>
-  <w:abstractNum w:abstractNumId="17" w15:restartNumberingAfterBreak="0">
+  <w:abstractNum w:abstractNumId="27" w15:restartNumberingAfterBreak="0">
+    <w:nsid w:val="6E6A2C10"/>
+    <w:multiLevelType w:val="multilevel"/>
+    <w:tmpl w:val="16169D64"/>
+    <w:lvl w:ilvl="0">
+      <w:start w:val="1"/>
+      <w:numFmt w:val="bullet"/>
+      <w:lvlText w:val=""/>
+      <w:lvlJc w:val="left"/>
+      <w:pPr>
+        <w:tabs>
+          <w:tab w:val="num" w:pos="720"/>
+        </w:tabs>
+        <w:ind w:left="720" w:hanging="360"/>
+      </w:pPr>
+      <w:rPr>
+        <w:rFonts w:ascii="Symbol" w:hAnsi="Symbol" w:hint="default"/>
+        <w:sz w:val="20"/>
+      </w:rPr>
+    </w:lvl>
+    <w:lvl w:ilvl="1" w:tentative="1">
+      <w:start w:val="1"/>
+      <w:numFmt w:val="bullet"/>
+      <w:lvlText w:val="o"/>
+      <w:lvlJc w:val="left"/>
+      <w:pPr>
+        <w:tabs>
+          <w:tab w:val="num" w:pos="1440"/>
+        </w:tabs>
+        <w:ind w:left="1440" w:hanging="360"/>
+      </w:pPr>
+      <w:rPr>
+        <w:rFonts w:ascii="Courier New" w:hAnsi="Courier New" w:hint="default"/>
+        <w:sz w:val="20"/>
+      </w:rPr>
+    </w:lvl>
+    <w:lvl w:ilvl="2" w:tentative="1">
+      <w:start w:val="1"/>
+      <w:numFmt w:val="bullet"/>
+      <w:lvlText w:val=""/>
+      <w:lvlJc w:val="left"/>
+      <w:pPr>
+        <w:tabs>
+          <w:tab w:val="num" w:pos="2160"/>
+        </w:tabs>
+        <w:ind w:left="2160" w:hanging="360"/>
+      </w:pPr>
+      <w:rPr>
+        <w:rFonts w:ascii="Wingdings" w:hAnsi="Wingdings" w:hint="default"/>
+        <w:sz w:val="20"/>
+      </w:rPr>
+    </w:lvl>
+    <w:lvl w:ilvl="3" w:tentative="1">
+      <w:start w:val="1"/>
+      <w:numFmt w:val="bullet"/>
+      <w:lvlText w:val=""/>
+      <w:lvlJc w:val="left"/>
+      <w:pPr>
+        <w:tabs>
+          <w:tab w:val="num" w:pos="2880"/>
+        </w:tabs>
+        <w:ind w:left="2880" w:hanging="360"/>
+      </w:pPr>
+      <w:rPr>
+        <w:rFonts w:ascii="Wingdings" w:hAnsi="Wingdings" w:hint="default"/>
+        <w:sz w:val="20"/>
+      </w:rPr>
+    </w:lvl>
+    <w:lvl w:ilvl="4" w:tentative="1">
+      <w:start w:val="1"/>
+      <w:numFmt w:val="bullet"/>
+      <w:lvlText w:val=""/>
+      <w:lvlJc w:val="left"/>
+      <w:pPr>
+        <w:tabs>
+          <w:tab w:val="num" w:pos="3600"/>
+        </w:tabs>
+        <w:ind w:left="3600" w:hanging="360"/>
+      </w:pPr>
+      <w:rPr>
+        <w:rFonts w:ascii="Wingdings" w:hAnsi="Wingdings" w:hint="default"/>
+        <w:sz w:val="20"/>
+      </w:rPr>
+    </w:lvl>
+    <w:lvl w:ilvl="5" w:tentative="1">
+      <w:start w:val="1"/>
+      <w:numFmt w:val="bullet"/>
+      <w:lvlText w:val=""/>
+      <w:lvlJc w:val="left"/>
+      <w:pPr>
+        <w:tabs>
+          <w:tab w:val="num" w:pos="4320"/>
+        </w:tabs>
+        <w:ind w:left="4320" w:hanging="360"/>
+      </w:pPr>
+      <w:rPr>
+        <w:rFonts w:ascii="Wingdings" w:hAnsi="Wingdings" w:hint="default"/>
+        <w:sz w:val="20"/>
+      </w:rPr>
+    </w:lvl>
+    <w:lvl w:ilvl="6" w:tentative="1">
+      <w:start w:val="1"/>
+      <w:numFmt w:val="bullet"/>
+      <w:lvlText w:val=""/>
+      <w:lvlJc w:val="left"/>
+      <w:pPr>
+        <w:tabs>
+          <w:tab w:val="num" w:pos="5040"/>
+        </w:tabs>
+        <w:ind w:left="5040" w:hanging="360"/>
+      </w:pPr>
+      <w:rPr>
+        <w:rFonts w:ascii="Wingdings" w:hAnsi="Wingdings" w:hint="default"/>
+        <w:sz w:val="20"/>
+      </w:rPr>
+    </w:lvl>
+    <w:lvl w:ilvl="7" w:tentative="1">
+      <w:start w:val="1"/>
+      <w:numFmt w:val="bullet"/>
+      <w:lvlText w:val=""/>
+      <w:lvlJc w:val="left"/>
+      <w:pPr>
+        <w:tabs>
+          <w:tab w:val="num" w:pos="5760"/>
+        </w:tabs>
+        <w:ind w:left="5760" w:hanging="360"/>
+      </w:pPr>
+      <w:rPr>
+        <w:rFonts w:ascii="Wingdings" w:hAnsi="Wingdings" w:hint="default"/>
+        <w:sz w:val="20"/>
+      </w:rPr>
+    </w:lvl>
+    <w:lvl w:ilvl="8" w:tentative="1">
+      <w:start w:val="1"/>
+      <w:numFmt w:val="bullet"/>
+      <w:lvlText w:val=""/>
+      <w:lvlJc w:val="left"/>
+      <w:pPr>
+        <w:tabs>
+          <w:tab w:val="num" w:pos="6480"/>
+        </w:tabs>
+        <w:ind w:left="6480" w:hanging="360"/>
+      </w:pPr>
+      <w:rPr>
+        <w:rFonts w:ascii="Wingdings" w:hAnsi="Wingdings" w:hint="default"/>
+        <w:sz w:val="20"/>
+      </w:rPr>
+    </w:lvl>
+  </w:abstractNum>
+  <w:abstractNum w:abstractNumId="28" w15:restartNumberingAfterBreak="0">
     <w:nsid w:val="6FB1177E"/>
     <w:multiLevelType w:val="multilevel"/>
     <w:tmpl w:val="DD906BB8"/>
@@ -5692,59 +5668,208 @@
       </w:pPr>
     </w:lvl>
   </w:abstractNum>
+  <w:abstractNum w:abstractNumId="29" w15:restartNumberingAfterBreak="0">
+    <w:nsid w:val="7ADD4114"/>
+    <w:multiLevelType w:val="hybridMultilevel"/>
+    <w:tmpl w:val="BFF219A6"/>
+    <w:lvl w:ilvl="0" w:tplc="04090001">
+      <w:start w:val="1"/>
+      <w:numFmt w:val="bullet"/>
+      <w:lvlText w:val=""/>
+      <w:lvlJc w:val="left"/>
+      <w:pPr>
+        <w:ind w:left="720" w:hanging="360"/>
+      </w:pPr>
+      <w:rPr>
+        <w:rFonts w:ascii="Symbol" w:hAnsi="Symbol" w:hint="default"/>
+      </w:rPr>
+    </w:lvl>
+    <w:lvl w:ilvl="1" w:tplc="04090003" w:tentative="1">
+      <w:start w:val="1"/>
+      <w:numFmt w:val="bullet"/>
+      <w:lvlText w:val="o"/>
+      <w:lvlJc w:val="left"/>
+      <w:pPr>
+        <w:ind w:left="1440" w:hanging="360"/>
+      </w:pPr>
+      <w:rPr>
+        <w:rFonts w:ascii="Courier New" w:hAnsi="Courier New" w:cs="Courier New" w:hint="default"/>
+      </w:rPr>
+    </w:lvl>
+    <w:lvl w:ilvl="2" w:tplc="04090005" w:tentative="1">
+      <w:start w:val="1"/>
+      <w:numFmt w:val="bullet"/>
+      <w:lvlText w:val=""/>
+      <w:lvlJc w:val="left"/>
+      <w:pPr>
+        <w:ind w:left="2160" w:hanging="360"/>
+      </w:pPr>
+      <w:rPr>
+        <w:rFonts w:ascii="Wingdings" w:hAnsi="Wingdings" w:hint="default"/>
+      </w:rPr>
+    </w:lvl>
+    <w:lvl w:ilvl="3" w:tplc="04090001" w:tentative="1">
+      <w:start w:val="1"/>
+      <w:numFmt w:val="bullet"/>
+      <w:lvlText w:val=""/>
+      <w:lvlJc w:val="left"/>
+      <w:pPr>
+        <w:ind w:left="2880" w:hanging="360"/>
+      </w:pPr>
+      <w:rPr>
+        <w:rFonts w:ascii="Symbol" w:hAnsi="Symbol" w:hint="default"/>
+      </w:rPr>
+    </w:lvl>
+    <w:lvl w:ilvl="4" w:tplc="04090003" w:tentative="1">
+      <w:start w:val="1"/>
+      <w:numFmt w:val="bullet"/>
+      <w:lvlText w:val="o"/>
+      <w:lvlJc w:val="left"/>
+      <w:pPr>
+        <w:ind w:left="3600" w:hanging="360"/>
+      </w:pPr>
+      <w:rPr>
+        <w:rFonts w:ascii="Courier New" w:hAnsi="Courier New" w:cs="Courier New" w:hint="default"/>
+      </w:rPr>
+    </w:lvl>
+    <w:lvl w:ilvl="5" w:tplc="04090005" w:tentative="1">
+      <w:start w:val="1"/>
+      <w:numFmt w:val="bullet"/>
+      <w:lvlText w:val=""/>
+      <w:lvlJc w:val="left"/>
+      <w:pPr>
+        <w:ind w:left="4320" w:hanging="360"/>
+      </w:pPr>
+      <w:rPr>
+        <w:rFonts w:ascii="Wingdings" w:hAnsi="Wingdings" w:hint="default"/>
+      </w:rPr>
+    </w:lvl>
+    <w:lvl w:ilvl="6" w:tplc="04090001" w:tentative="1">
+      <w:start w:val="1"/>
+      <w:numFmt w:val="bullet"/>
+      <w:lvlText w:val=""/>
+      <w:lvlJc w:val="left"/>
+      <w:pPr>
+        <w:ind w:left="5040" w:hanging="360"/>
+      </w:pPr>
+      <w:rPr>
+        <w:rFonts w:ascii="Symbol" w:hAnsi="Symbol" w:hint="default"/>
+      </w:rPr>
+    </w:lvl>
+    <w:lvl w:ilvl="7" w:tplc="04090003" w:tentative="1">
+      <w:start w:val="1"/>
+      <w:numFmt w:val="bullet"/>
+      <w:lvlText w:val="o"/>
+      <w:lvlJc w:val="left"/>
+      <w:pPr>
+        <w:ind w:left="5760" w:hanging="360"/>
+      </w:pPr>
+      <w:rPr>
+        <w:rFonts w:ascii="Courier New" w:hAnsi="Courier New" w:cs="Courier New" w:hint="default"/>
+      </w:rPr>
+    </w:lvl>
+    <w:lvl w:ilvl="8" w:tplc="04090005" w:tentative="1">
+      <w:start w:val="1"/>
+      <w:numFmt w:val="bullet"/>
+      <w:lvlText w:val=""/>
+      <w:lvlJc w:val="left"/>
+      <w:pPr>
+        <w:ind w:left="6480" w:hanging="360"/>
+      </w:pPr>
+      <w:rPr>
+        <w:rFonts w:ascii="Wingdings" w:hAnsi="Wingdings" w:hint="default"/>
+      </w:rPr>
+    </w:lvl>
+  </w:abstractNum>
   <w:num w:numId="1" w16cid:durableId="1361927908">
+    <w:abstractNumId w:val="16"/>
+  </w:num>
+  <w:num w:numId="2" w16cid:durableId="861625121">
+    <w:abstractNumId w:val="6"/>
+  </w:num>
+  <w:num w:numId="3" w16cid:durableId="1208688919">
+    <w:abstractNumId w:val="19"/>
+  </w:num>
+  <w:num w:numId="4" w16cid:durableId="1360938042">
+    <w:abstractNumId w:val="13"/>
+  </w:num>
+  <w:num w:numId="5" w16cid:durableId="643050161">
+    <w:abstractNumId w:val="14"/>
+  </w:num>
+  <w:num w:numId="6" w16cid:durableId="1860436712">
+    <w:abstractNumId w:val="28"/>
+  </w:num>
+  <w:num w:numId="7" w16cid:durableId="1804496852">
     <w:abstractNumId w:val="9"/>
   </w:num>
-  <w:num w:numId="2" w16cid:durableId="861625121">
+  <w:num w:numId="8" w16cid:durableId="653487777">
+    <w:abstractNumId w:val="25"/>
+  </w:num>
+  <w:num w:numId="9" w16cid:durableId="1439987882">
+    <w:abstractNumId w:val="26"/>
+  </w:num>
+  <w:num w:numId="10" w16cid:durableId="1934972466">
+    <w:abstractNumId w:val="23"/>
+  </w:num>
+  <w:num w:numId="11" w16cid:durableId="518467820">
+    <w:abstractNumId w:val="4"/>
+  </w:num>
+  <w:num w:numId="12" w16cid:durableId="31030774">
+    <w:abstractNumId w:val="5"/>
+  </w:num>
+  <w:num w:numId="13" w16cid:durableId="796216747">
     <w:abstractNumId w:val="3"/>
   </w:num>
-  <w:num w:numId="3" w16cid:durableId="1208688919">
+  <w:num w:numId="14" w16cid:durableId="143199754">
+    <w:abstractNumId w:val="21"/>
+  </w:num>
+  <w:num w:numId="15" w16cid:durableId="1876695596">
+    <w:abstractNumId w:val="20"/>
+  </w:num>
+  <w:num w:numId="16" w16cid:durableId="1562672756">
+    <w:abstractNumId w:val="17"/>
+  </w:num>
+  <w:num w:numId="17" w16cid:durableId="1744374341">
+    <w:abstractNumId w:val="12"/>
+  </w:num>
+  <w:num w:numId="18" w16cid:durableId="501042717">
+    <w:abstractNumId w:val="7"/>
+  </w:num>
+  <w:num w:numId="19" w16cid:durableId="1791243184">
+    <w:abstractNumId w:val="8"/>
+  </w:num>
+  <w:num w:numId="20" w16cid:durableId="1366298294">
+    <w:abstractNumId w:val="10"/>
+  </w:num>
+  <w:num w:numId="21" w16cid:durableId="1681616776">
+    <w:abstractNumId w:val="29"/>
+  </w:num>
+  <w:num w:numId="22" w16cid:durableId="446433868">
+    <w:abstractNumId w:val="18"/>
+  </w:num>
+  <w:num w:numId="23" w16cid:durableId="9307753">
     <w:abstractNumId w:val="11"/>
   </w:num>
-  <w:num w:numId="4" w16cid:durableId="1360938042">
-    <w:abstractNumId w:val="7"/>
+  <w:num w:numId="24" w16cid:durableId="1926912229">
+    <w:abstractNumId w:val="2"/>
   </w:num>
-  <w:num w:numId="5" w16cid:durableId="643050161">
-    <w:abstractNumId w:val="8"/>
+  <w:num w:numId="25" w16cid:durableId="880947092">
+    <w:abstractNumId w:val="0"/>
   </w:num>
-  <w:num w:numId="6" w16cid:durableId="1860436712">
-    <w:abstractNumId w:val="17"/>
+  <w:num w:numId="26" w16cid:durableId="1392998965">
+    <w:abstractNumId w:val="1"/>
   </w:num>
-  <w:num w:numId="7" w16cid:durableId="1804496852">
-    <w:abstractNumId w:val="5"/>
-  </w:num>
-  <w:num w:numId="8" w16cid:durableId="653487777">
+  <w:num w:numId="27" w16cid:durableId="996615766">
     <w:abstractNumId w:val="15"/>
   </w:num>
-  <w:num w:numId="9" w16cid:durableId="1439987882">
-    <w:abstractNumId w:val="16"/>
+  <w:num w:numId="28" w16cid:durableId="435559070">
+    <w:abstractNumId w:val="24"/>
   </w:num>
-  <w:num w:numId="10" w16cid:durableId="1934972466">
-    <w:abstractNumId w:val="14"/>
+  <w:num w:numId="29" w16cid:durableId="1785422174">
+    <w:abstractNumId w:val="22"/>
   </w:num>
-  <w:num w:numId="11" w16cid:durableId="518467820">
-    <w:abstractNumId w:val="1"/>
-  </w:num>
-  <w:num w:numId="12" w16cid:durableId="31030774">
-    <w:abstractNumId w:val="2"/>
-  </w:num>
-  <w:num w:numId="13" w16cid:durableId="796216747">
-    <w:abstractNumId w:val="0"/>
-  </w:num>
-  <w:num w:numId="14" w16cid:durableId="143199754">
-    <w:abstractNumId w:val="13"/>
-  </w:num>
-  <w:num w:numId="15" w16cid:durableId="1876695596">
-    <w:abstractNumId w:val="12"/>
-  </w:num>
-  <w:num w:numId="16" w16cid:durableId="1562672756">
-    <w:abstractNumId w:val="10"/>
-  </w:num>
-  <w:num w:numId="17" w16cid:durableId="1744374341">
-    <w:abstractNumId w:val="6"/>
-  </w:num>
-  <w:num w:numId="18" w16cid:durableId="501042717">
-    <w:abstractNumId w:val="4"/>
+  <w:num w:numId="30" w16cid:durableId="38671360">
+    <w:abstractNumId w:val="27"/>
   </w:num>
 </w:numbering>
 </file>
